--- a/public/labs/os/pz-25/ЛР12_ОС_Управління_пристроями.docx
+++ b/public/labs/os/pz-25/ЛР12_ОС_Управління_пристроями.docx
@@ -238,47 +238,45 @@
     <w:p>
       <w:pPr>
         <w:pStyle w:val="SourceCode"/>
-      </w:pPr>
-      <w:r>
-        <w:rPr>
-          <w:rStyle w:val="VerbatimChar"/>
-        </w:rPr>
+        <w:spacing w:before="120" w:after="0" w:line="200" w:lineRule="auto"/>
+      </w:pPr>
+      <w:r>
         <w:t xml:space="preserve">ls -l /dev/sda /dev/sda1 /dev/null /dev/tty0</w:t>
       </w:r>
-      <w:r>
-        <w:br/>
-      </w:r>
-      <w:r>
-        <w:rPr>
-          <w:rStyle w:val="VerbatimChar"/>
-        </w:rPr>
+    </w:p>
+    <w:p>
+      <w:pPr>
+        <w:pStyle w:val="SourceCode"/>
+        <w:spacing w:before="0" w:after="0" w:line="200" w:lineRule="auto"/>
+      </w:pPr>
+      <w:r>
         <w:t xml:space="preserve"># brw-rw----  1 root disk    8,  0 вер 18 09:12 /dev/sda</w:t>
       </w:r>
-      <w:r>
-        <w:br/>
-      </w:r>
-      <w:r>
-        <w:rPr>
-          <w:rStyle w:val="VerbatimChar"/>
-        </w:rPr>
+    </w:p>
+    <w:p>
+      <w:pPr>
+        <w:pStyle w:val="SourceCode"/>
+        <w:spacing w:before="0" w:after="0" w:line="200" w:lineRule="auto"/>
+      </w:pPr>
+      <w:r>
         <w:t xml:space="preserve"># brw-rw----  1 root disk    8,  1 вер 18 09:12 /dev/sda1</w:t>
       </w:r>
-      <w:r>
-        <w:br/>
-      </w:r>
-      <w:r>
-        <w:rPr>
-          <w:rStyle w:val="VerbatimChar"/>
-        </w:rPr>
+    </w:p>
+    <w:p>
+      <w:pPr>
+        <w:pStyle w:val="SourceCode"/>
+        <w:spacing w:before="0" w:after="0" w:line="200" w:lineRule="auto"/>
+      </w:pPr>
+      <w:r>
         <w:t xml:space="preserve"># crw-rw-rw-  1 root root    1,  3 вер 18 09:12 /dev/null</w:t>
       </w:r>
-      <w:r>
-        <w:br/>
-      </w:r>
-      <w:r>
-        <w:rPr>
-          <w:rStyle w:val="VerbatimChar"/>
-        </w:rPr>
+    </w:p>
+    <w:p>
+      <w:pPr>
+        <w:pStyle w:val="SourceCode"/>
+        <w:spacing w:before="0" w:after="120" w:line="200" w:lineRule="auto"/>
+      </w:pPr>
+      <w:r>
         <w:t xml:space="preserve"># crw--w----  1 root tty     4,  0 вер 18 09:12 /dev/tty0</w:t>
       </w:r>
     </w:p>
@@ -851,38 +849,36 @@
     <w:p>
       <w:pPr>
         <w:pStyle w:val="SourceCode"/>
-      </w:pPr>
-      <w:r>
-        <w:rPr>
-          <w:rStyle w:val="VerbatimChar"/>
-        </w:rPr>
+        <w:spacing w:before="120" w:after="0" w:line="200" w:lineRule="auto"/>
+      </w:pPr>
+      <w:r>
         <w:t xml:space="preserve">udevadm monitor --udev            # спостерігати за подіями в реальному часі</w:t>
       </w:r>
-      <w:r>
-        <w:br/>
-      </w:r>
-      <w:r>
-        <w:rPr>
-          <w:rStyle w:val="VerbatimChar"/>
-        </w:rPr>
+    </w:p>
+    <w:p>
+      <w:pPr>
+        <w:pStyle w:val="SourceCode"/>
+        <w:spacing w:before="0" w:after="0" w:line="200" w:lineRule="auto"/>
+      </w:pPr>
+      <w:r>
         <w:t xml:space="preserve">udevadm info /dev/sda1            # усі атрибути пристрою</w:t>
       </w:r>
-      <w:r>
-        <w:br/>
-      </w:r>
-      <w:r>
-        <w:rPr>
-          <w:rStyle w:val="VerbatimChar"/>
-        </w:rPr>
+    </w:p>
+    <w:p>
+      <w:pPr>
+        <w:pStyle w:val="SourceCode"/>
+        <w:spacing w:before="0" w:after="0" w:line="200" w:lineRule="auto"/>
+      </w:pPr>
+      <w:r>
         <w:t xml:space="preserve">udevadm info -a /dev/sda1 | head  # ланцюжок батьківських пристроїв</w:t>
       </w:r>
-      <w:r>
-        <w:br/>
-      </w:r>
-      <w:r>
-        <w:rPr>
-          <w:rStyle w:val="VerbatimChar"/>
-        </w:rPr>
+    </w:p>
+    <w:p>
+      <w:pPr>
+        <w:pStyle w:val="SourceCode"/>
+        <w:spacing w:before="0" w:after="120" w:line="200" w:lineRule="auto"/>
+      </w:pPr>
+      <w:r>
         <w:t xml:space="preserve">ls -l /dev/disk/by-uuid/          # сталі імена, створені udev</w:t>
       </w:r>
     </w:p>
@@ -996,47 +992,45 @@
     <w:p>
       <w:pPr>
         <w:pStyle w:val="SourceCode"/>
-      </w:pPr>
-      <w:r>
-        <w:rPr>
-          <w:rStyle w:val="VerbatimChar"/>
-        </w:rPr>
+        <w:spacing w:before="120" w:after="0" w:line="200" w:lineRule="auto"/>
+      </w:pPr>
+      <w:r>
         <w:t xml:space="preserve">lsmod | head                      # завантажені модулі</w:t>
       </w:r>
-      <w:r>
-        <w:br/>
-      </w:r>
-      <w:r>
-        <w:rPr>
-          <w:rStyle w:val="VerbatimChar"/>
-        </w:rPr>
+    </w:p>
+    <w:p>
+      <w:pPr>
+        <w:pStyle w:val="SourceCode"/>
+        <w:spacing w:before="0" w:after="0" w:line="200" w:lineRule="auto"/>
+      </w:pPr>
+      <w:r>
         <w:t xml:space="preserve">modinfo usb_storage               # відомості про модуль</w:t>
       </w:r>
-      <w:r>
-        <w:br/>
-      </w:r>
-      <w:r>
-        <w:rPr>
-          <w:rStyle w:val="VerbatimChar"/>
-        </w:rPr>
+    </w:p>
+    <w:p>
+      <w:pPr>
+        <w:pStyle w:val="SourceCode"/>
+        <w:spacing w:before="0" w:after="0" w:line="200" w:lineRule="auto"/>
+      </w:pPr>
+      <w:r>
         <w:t xml:space="preserve">sudo modprobe vfat                # завантажити модуль</w:t>
       </w:r>
-      <w:r>
-        <w:br/>
-      </w:r>
-      <w:r>
-        <w:rPr>
-          <w:rStyle w:val="VerbatimChar"/>
-        </w:rPr>
+    </w:p>
+    <w:p>
+      <w:pPr>
+        <w:pStyle w:val="SourceCode"/>
+        <w:spacing w:before="0" w:after="0" w:line="200" w:lineRule="auto"/>
+      </w:pPr>
+      <w:r>
         <w:t xml:space="preserve">sudo modprobe -r vfat             # вивантажити</w:t>
       </w:r>
-      <w:r>
-        <w:br/>
-      </w:r>
-      <w:r>
-        <w:rPr>
-          <w:rStyle w:val="VerbatimChar"/>
-        </w:rPr>
+    </w:p>
+    <w:p>
+      <w:pPr>
+        <w:pStyle w:val="SourceCode"/>
+        <w:spacing w:before="0" w:after="120" w:line="200" w:lineRule="auto"/>
+      </w:pPr>
+      <w:r>
         <w:t xml:space="preserve">dmesg | tail -20                  # повідомлення ядра, зокрема про пристрої</w:t>
       </w:r>
     </w:p>
@@ -1141,65 +1135,63 @@
     <w:p>
       <w:pPr>
         <w:pStyle w:val="SourceCode"/>
-      </w:pPr>
-      <w:r>
-        <w:rPr>
-          <w:rStyle w:val="VerbatimChar"/>
-        </w:rPr>
+        <w:spacing w:before="120" w:after="0" w:line="200" w:lineRule="auto"/>
+      </w:pPr>
+      <w:r>
         <w:t xml:space="preserve">lsblk -o NAME,SIZE,TYPE,MOUNTPOINT,MODEL   # блокові пристрої</w:t>
       </w:r>
-      <w:r>
-        <w:br/>
-      </w:r>
-      <w:r>
-        <w:rPr>
-          <w:rStyle w:val="VerbatimChar"/>
-        </w:rPr>
+    </w:p>
+    <w:p>
+      <w:pPr>
+        <w:pStyle w:val="SourceCode"/>
+        <w:spacing w:before="0" w:after="0" w:line="200" w:lineRule="auto"/>
+      </w:pPr>
+      <w:r>
         <w:t xml:space="preserve">lsusb                                       # пристрої USB</w:t>
       </w:r>
-      <w:r>
-        <w:br/>
-      </w:r>
-      <w:r>
-        <w:rPr>
-          <w:rStyle w:val="VerbatimChar"/>
-        </w:rPr>
+    </w:p>
+    <w:p>
+      <w:pPr>
+        <w:pStyle w:val="SourceCode"/>
+        <w:spacing w:before="0" w:after="0" w:line="200" w:lineRule="auto"/>
+      </w:pPr>
+      <w:r>
         <w:t xml:space="preserve">lspci                                       # пристрої PCI</w:t>
       </w:r>
-      <w:r>
-        <w:br/>
-      </w:r>
-      <w:r>
-        <w:rPr>
-          <w:rStyle w:val="VerbatimChar"/>
-        </w:rPr>
+    </w:p>
+    <w:p>
+      <w:pPr>
+        <w:pStyle w:val="SourceCode"/>
+        <w:spacing w:before="0" w:after="0" w:line="200" w:lineRule="auto"/>
+      </w:pPr>
+      <w:r>
         <w:t xml:space="preserve">cat /sys/block/sda/size                     # розмір у секторах по 512 байт</w:t>
       </w:r>
-      <w:r>
-        <w:br/>
-      </w:r>
-      <w:r>
-        <w:rPr>
-          <w:rStyle w:val="VerbatimChar"/>
-        </w:rPr>
+    </w:p>
+    <w:p>
+      <w:pPr>
+        <w:pStyle w:val="SourceCode"/>
+        <w:spacing w:before="0" w:after="0" w:line="200" w:lineRule="auto"/>
+      </w:pPr>
+      <w:r>
         <w:t xml:space="preserve">cat /sys/block/sda/queue/rotational         # 1 — HDD, 0 — SSD</w:t>
       </w:r>
-      <w:r>
-        <w:br/>
-      </w:r>
-      <w:r>
-        <w:rPr>
-          <w:rStyle w:val="VerbatimChar"/>
-        </w:rPr>
+    </w:p>
+    <w:p>
+      <w:pPr>
+        <w:pStyle w:val="SourceCode"/>
+        <w:spacing w:before="0" w:after="0" w:line="200" w:lineRule="auto"/>
+      </w:pPr>
+      <w:r>
         <w:t xml:space="preserve">cat /sys/block/sda/queue/scheduler          # планувальник введення-виведення</w:t>
       </w:r>
-      <w:r>
-        <w:br/>
-      </w:r>
-      <w:r>
-        <w:rPr>
-          <w:rStyle w:val="VerbatimChar"/>
-        </w:rPr>
+    </w:p>
+    <w:p>
+      <w:pPr>
+        <w:pStyle w:val="SourceCode"/>
+        <w:spacing w:before="0" w:after="120" w:line="200" w:lineRule="auto"/>
+      </w:pPr>
+      <w:r>
         <w:t xml:space="preserve">cat /proc/devices                           # зареєстровані major-номери</w:t>
       </w:r>
     </w:p>
@@ -1224,47 +1216,45 @@
     <w:p>
       <w:pPr>
         <w:pStyle w:val="SourceCode"/>
-      </w:pPr>
-      <w:r>
-        <w:rPr>
-          <w:rStyle w:val="VerbatimChar"/>
-        </w:rPr>
+        <w:spacing w:before="120" w:after="0" w:line="200" w:lineRule="auto"/>
+      </w:pPr>
+      <w:r>
         <w:t xml:space="preserve">free -h                            # стовпець buff/cache</w:t>
       </w:r>
-      <w:r>
-        <w:br/>
-      </w:r>
-      <w:r>
-        <w:rPr>
-          <w:rStyle w:val="VerbatimChar"/>
-        </w:rPr>
+    </w:p>
+    <w:p>
+      <w:pPr>
+        <w:pStyle w:val="SourceCode"/>
+        <w:spacing w:before="0" w:after="0" w:line="200" w:lineRule="auto"/>
+      </w:pPr>
+      <w:r>
         <w:t xml:space="preserve">sync                               # примусово записати кеш на диск</w:t>
       </w:r>
-      <w:r>
-        <w:br/>
-      </w:r>
-      <w:r>
-        <w:rPr>
-          <w:rStyle w:val="VerbatimChar"/>
-        </w:rPr>
+    </w:p>
+    <w:p>
+      <w:pPr>
+        <w:pStyle w:val="SourceCode"/>
+        <w:spacing w:before="0" w:after="0" w:line="200" w:lineRule="auto"/>
+      </w:pPr>
+      <w:r>
         <w:t xml:space="preserve">echo 3 | sudo tee /proc/sys/vm/drop_caches   # очистити кеш (лише для експерименту)</w:t>
       </w:r>
-      <w:r>
-        <w:br/>
-      </w:r>
-      <w:r>
-        <w:rPr>
-          <w:rStyle w:val="VerbatimChar"/>
-        </w:rPr>
+    </w:p>
+    <w:p>
+      <w:pPr>
+        <w:pStyle w:val="SourceCode"/>
+        <w:spacing w:before="0" w:after="0" w:line="200" w:lineRule="auto"/>
+      </w:pPr>
+      <w:r>
         <w:t xml:space="preserve">dd if=/dev/zero of=test.img bs=1M count=200 # запис із буферизацією</w:t>
       </w:r>
-      <w:r>
-        <w:br/>
-      </w:r>
-      <w:r>
-        <w:rPr>
-          <w:rStyle w:val="VerbatimChar"/>
-        </w:rPr>
+    </w:p>
+    <w:p>
+      <w:pPr>
+        <w:pStyle w:val="SourceCode"/>
+        <w:spacing w:before="0" w:after="120" w:line="200" w:lineRule="auto"/>
+      </w:pPr>
+      <w:r>
         <w:t xml:space="preserve">dd if=/dev/zero of=test.img bs=1M count=200 oflag=direct  # запис повз кеш</w:t>
       </w:r>
     </w:p>
@@ -1314,125 +1304,129 @@
     <w:p>
       <w:pPr>
         <w:pStyle w:val="SourceCode"/>
-      </w:pPr>
-      <w:r>
-        <w:rPr>
-          <w:rStyle w:val="VerbatimChar"/>
-        </w:rPr>
+        <w:spacing w:before="120" w:after="0" w:line="200" w:lineRule="auto"/>
+      </w:pPr>
+      <w:r>
         <w:t xml:space="preserve">student@lab-vm:~$ lsblk -o NAME,SIZE,TYPE,MOUNTPOINT,MODEL</w:t>
       </w:r>
-      <w:r>
-        <w:br/>
-      </w:r>
-      <w:r>
-        <w:rPr>
-          <w:rStyle w:val="VerbatimChar"/>
-        </w:rPr>
+    </w:p>
+    <w:p>
+      <w:pPr>
+        <w:pStyle w:val="SourceCode"/>
+        <w:spacing w:before="0" w:after="0" w:line="200" w:lineRule="auto"/>
+      </w:pPr>
+      <w:r>
         <w:t xml:space="preserve">NAME   SIZE TYPE MOUNTPOINT MODEL</w:t>
       </w:r>
-      <w:r>
-        <w:br/>
-      </w:r>
-      <w:r>
-        <w:rPr>
-          <w:rStyle w:val="VerbatimChar"/>
-        </w:rPr>
+    </w:p>
+    <w:p>
+      <w:pPr>
+        <w:pStyle w:val="SourceCode"/>
+        <w:spacing w:before="0" w:after="0" w:line="200" w:lineRule="auto"/>
+      </w:pPr>
+      <w:r>
         <w:t xml:space="preserve">sda     25G disk            VBOX HARDDISK</w:t>
       </w:r>
-      <w:r>
-        <w:br/>
-      </w:r>
-      <w:r>
-        <w:rPr>
-          <w:rStyle w:val="VerbatimChar"/>
-        </w:rPr>
+    </w:p>
+    <w:p>
+      <w:pPr>
+        <w:pStyle w:val="SourceCode"/>
+        <w:spacing w:before="0" w:after="0" w:line="200" w:lineRule="auto"/>
+      </w:pPr>
+      <w:r>
         <w:t xml:space="preserve">├─sda1   1G part /boot/efi</w:t>
       </w:r>
-      <w:r>
-        <w:br/>
-      </w:r>
-      <w:r>
-        <w:rPr>
-          <w:rStyle w:val="VerbatimChar"/>
-        </w:rPr>
+    </w:p>
+    <w:p>
+      <w:pPr>
+        <w:pStyle w:val="SourceCode"/>
+        <w:spacing w:before="0" w:after="0" w:line="200" w:lineRule="auto"/>
+      </w:pPr>
+      <w:r>
         <w:t xml:space="preserve">└─sda2  24G part /</w:t>
       </w:r>
-      <w:r>
-        <w:br/>
-      </w:r>
-      <w:r>
-        <w:rPr>
-          <w:rStyle w:val="VerbatimChar"/>
-        </w:rPr>
+    </w:p>
+    <w:p>
+      <w:pPr>
+        <w:pStyle w:val="SourceCode"/>
+        <w:spacing w:before="0" w:after="0" w:line="200" w:lineRule="auto"/>
+      </w:pPr>
+      <w:r>
         <w:t xml:space="preserve">sr0   1024M rom             VBOX CD-ROM</w:t>
       </w:r>
-      <w:r>
-        <w:br/>
-      </w:r>
-      <w:r>
-        <w:br/>
-      </w:r>
-      <w:r>
-        <w:rPr>
-          <w:rStyle w:val="VerbatimChar"/>
-        </w:rPr>
+    </w:p>
+    <w:p>
+      <w:pPr>
+        <w:pStyle w:val="SourceCode"/>
+        <w:spacing w:before="0" w:after="0" w:line="200" w:lineRule="auto"/>
+      </w:pPr>
+    </w:p>
+    <w:p>
+      <w:pPr>
+        <w:pStyle w:val="SourceCode"/>
+        <w:spacing w:before="0" w:after="0" w:line="200" w:lineRule="auto"/>
+      </w:pPr>
+      <w:r>
         <w:t xml:space="preserve">student@lab-vm:~$ lsusb</w:t>
       </w:r>
-      <w:r>
-        <w:br/>
-      </w:r>
-      <w:r>
-        <w:rPr>
-          <w:rStyle w:val="VerbatimChar"/>
-        </w:rPr>
+    </w:p>
+    <w:p>
+      <w:pPr>
+        <w:pStyle w:val="SourceCode"/>
+        <w:spacing w:before="0" w:after="0" w:line="200" w:lineRule="auto"/>
+      </w:pPr>
+      <w:r>
         <w:t xml:space="preserve">Bus 001 Device 002: ID 80ee:0021 VirtualBox USB Tablet</w:t>
       </w:r>
-      <w:r>
-        <w:br/>
-      </w:r>
-      <w:r>
-        <w:rPr>
-          <w:rStyle w:val="VerbatimChar"/>
-        </w:rPr>
+    </w:p>
+    <w:p>
+      <w:pPr>
+        <w:pStyle w:val="SourceCode"/>
+        <w:spacing w:before="0" w:after="0" w:line="200" w:lineRule="auto"/>
+      </w:pPr>
+      <w:r>
         <w:t xml:space="preserve">Bus 001 Device 001: ID 1d6b:0002 Linux Foundation 2.0 root hub</w:t>
       </w:r>
-      <w:r>
-        <w:br/>
-      </w:r>
-      <w:r>
-        <w:br/>
-      </w:r>
-      <w:r>
-        <w:rPr>
-          <w:rStyle w:val="VerbatimChar"/>
-        </w:rPr>
+    </w:p>
+    <w:p>
+      <w:pPr>
+        <w:pStyle w:val="SourceCode"/>
+        <w:spacing w:before="0" w:after="0" w:line="200" w:lineRule="auto"/>
+      </w:pPr>
+    </w:p>
+    <w:p>
+      <w:pPr>
+        <w:pStyle w:val="SourceCode"/>
+        <w:spacing w:before="0" w:after="0" w:line="200" w:lineRule="auto"/>
+      </w:pPr>
+      <w:r>
         <w:t xml:space="preserve">student@lab-vm:~$ lspci | head -3</w:t>
       </w:r>
-      <w:r>
-        <w:br/>
-      </w:r>
-      <w:r>
-        <w:rPr>
-          <w:rStyle w:val="VerbatimChar"/>
-        </w:rPr>
+    </w:p>
+    <w:p>
+      <w:pPr>
+        <w:pStyle w:val="SourceCode"/>
+        <w:spacing w:before="0" w:after="0" w:line="200" w:lineRule="auto"/>
+      </w:pPr>
+      <w:r>
         <w:t xml:space="preserve">00:00.0 Host bridge: Intel Corporation 440FX - 82441FX PMC</w:t>
       </w:r>
-      <w:r>
-        <w:br/>
-      </w:r>
-      <w:r>
-        <w:rPr>
-          <w:rStyle w:val="VerbatimChar"/>
-        </w:rPr>
+    </w:p>
+    <w:p>
+      <w:pPr>
+        <w:pStyle w:val="SourceCode"/>
+        <w:spacing w:before="0" w:after="0" w:line="200" w:lineRule="auto"/>
+      </w:pPr>
+      <w:r>
         <w:t xml:space="preserve">00:01.1 IDE interface: Intel Corporation PIIX4 IDE</w:t>
       </w:r>
-      <w:r>
-        <w:br/>
-      </w:r>
-      <w:r>
-        <w:rPr>
-          <w:rStyle w:val="VerbatimChar"/>
-        </w:rPr>
+    </w:p>
+    <w:p>
+      <w:pPr>
+        <w:pStyle w:val="SourceCode"/>
+        <w:spacing w:before="0" w:after="120" w:line="200" w:lineRule="auto"/>
+      </w:pPr>
+      <w:r>
         <w:t xml:space="preserve">00:02.0 VGA compatible controller: VMware SVGA II Adapter</w:t>
       </w:r>
     </w:p>
@@ -1449,137 +1443,144 @@
     <w:p>
       <w:pPr>
         <w:pStyle w:val="SourceCode"/>
-      </w:pPr>
-      <w:r>
-        <w:rPr>
-          <w:rStyle w:val="VerbatimChar"/>
-        </w:rPr>
+        <w:spacing w:before="120" w:after="0" w:line="200" w:lineRule="auto"/>
+      </w:pPr>
+      <w:r>
         <w:t xml:space="preserve">student@lab-vm:~$ ls -l /dev/sda /dev/sda1 /dev/null /dev/urandom</w:t>
       </w:r>
-      <w:r>
-        <w:br/>
-      </w:r>
-      <w:r>
-        <w:rPr>
-          <w:rStyle w:val="VerbatimChar"/>
-        </w:rPr>
+    </w:p>
+    <w:p>
+      <w:pPr>
+        <w:pStyle w:val="SourceCode"/>
+        <w:spacing w:before="0" w:after="0" w:line="200" w:lineRule="auto"/>
+      </w:pPr>
+      <w:r>
         <w:t xml:space="preserve">brw-rw---- 1 root disk 8, 0 вер 18 09:12 /dev/sda</w:t>
       </w:r>
-      <w:r>
-        <w:br/>
-      </w:r>
-      <w:r>
-        <w:rPr>
-          <w:rStyle w:val="VerbatimChar"/>
-        </w:rPr>
+    </w:p>
+    <w:p>
+      <w:pPr>
+        <w:pStyle w:val="SourceCode"/>
+        <w:spacing w:before="0" w:after="0" w:line="200" w:lineRule="auto"/>
+      </w:pPr>
+      <w:r>
         <w:t xml:space="preserve">brw-rw---- 1 root disk 8, 1 вер 18 09:12 /dev/sda1</w:t>
       </w:r>
-      <w:r>
-        <w:br/>
-      </w:r>
-      <w:r>
-        <w:rPr>
-          <w:rStyle w:val="VerbatimChar"/>
-        </w:rPr>
+    </w:p>
+    <w:p>
+      <w:pPr>
+        <w:pStyle w:val="SourceCode"/>
+        <w:spacing w:before="0" w:after="0" w:line="200" w:lineRule="auto"/>
+      </w:pPr>
+      <w:r>
         <w:t xml:space="preserve">crw-rw-rw- 1 root root 1, 3 вер 18 09:12 /dev/null</w:t>
       </w:r>
-      <w:r>
-        <w:br/>
-      </w:r>
-      <w:r>
-        <w:rPr>
-          <w:rStyle w:val="VerbatimChar"/>
-        </w:rPr>
+    </w:p>
+    <w:p>
+      <w:pPr>
+        <w:pStyle w:val="SourceCode"/>
+        <w:spacing w:before="0" w:after="0" w:line="200" w:lineRule="auto"/>
+      </w:pPr>
+      <w:r>
         <w:t xml:space="preserve">crw-rw-rw- 1 root root 1, 9 вер 18 09:12 /dev/urandom</w:t>
       </w:r>
-      <w:r>
-        <w:br/>
-      </w:r>
-      <w:r>
-        <w:br/>
-      </w:r>
-      <w:r>
-        <w:rPr>
-          <w:rStyle w:val="VerbatimChar"/>
-        </w:rPr>
+    </w:p>
+    <w:p>
+      <w:pPr>
+        <w:pStyle w:val="SourceCode"/>
+        <w:spacing w:before="0" w:after="0" w:line="200" w:lineRule="auto"/>
+      </w:pPr>
+    </w:p>
+    <w:p>
+      <w:pPr>
+        <w:pStyle w:val="SourceCode"/>
+        <w:spacing w:before="0" w:after="0" w:line="200" w:lineRule="auto"/>
+      </w:pPr>
+      <w:r>
         <w:t xml:space="preserve">student@lab-vm:~$ grep -E "^ *8 |^ *1 " /proc/devices</w:t>
       </w:r>
-      <w:r>
-        <w:br/>
-      </w:r>
-      <w:r>
-        <w:rPr>
-          <w:rStyle w:val="VerbatimChar"/>
-        </w:rPr>
+    </w:p>
+    <w:p>
+      <w:pPr>
+        <w:pStyle w:val="SourceCode"/>
+        <w:spacing w:before="0" w:after="0" w:line="200" w:lineRule="auto"/>
+      </w:pPr>
+      <w:r>
         <w:t xml:space="preserve">  1 mem</w:t>
       </w:r>
-      <w:r>
-        <w:br/>
-      </w:r>
-      <w:r>
-        <w:rPr>
-          <w:rStyle w:val="VerbatimChar"/>
-        </w:rPr>
+    </w:p>
+    <w:p>
+      <w:pPr>
+        <w:pStyle w:val="SourceCode"/>
+        <w:spacing w:before="0" w:after="0" w:line="200" w:lineRule="auto"/>
+      </w:pPr>
+      <w:r>
         <w:t xml:space="preserve">  8 sd</w:t>
       </w:r>
-      <w:r>
-        <w:br/>
-      </w:r>
-      <w:r>
-        <w:br/>
-      </w:r>
-      <w:r>
-        <w:rPr>
-          <w:rStyle w:val="VerbatimChar"/>
-        </w:rPr>
+    </w:p>
+    <w:p>
+      <w:pPr>
+        <w:pStyle w:val="SourceCode"/>
+        <w:spacing w:before="0" w:after="0" w:line="200" w:lineRule="auto"/>
+      </w:pPr>
+    </w:p>
+    <w:p>
+      <w:pPr>
+        <w:pStyle w:val="SourceCode"/>
+        <w:spacing w:before="0" w:after="0" w:line="200" w:lineRule="auto"/>
+      </w:pPr>
+      <w:r>
         <w:t xml:space="preserve">student@lab-vm:~$ stat -c "%n: %F, major=%t minor=%T" /dev/sda1 /dev/null</w:t>
       </w:r>
-      <w:r>
-        <w:br/>
-      </w:r>
-      <w:r>
-        <w:rPr>
-          <w:rStyle w:val="VerbatimChar"/>
-        </w:rPr>
+    </w:p>
+    <w:p>
+      <w:pPr>
+        <w:pStyle w:val="SourceCode"/>
+        <w:spacing w:before="0" w:after="0" w:line="200" w:lineRule="auto"/>
+      </w:pPr>
+      <w:r>
         <w:t xml:space="preserve">/dev/sda1: block special file, major=8 minor=1</w:t>
       </w:r>
-      <w:r>
-        <w:br/>
-      </w:r>
-      <w:r>
-        <w:rPr>
-          <w:rStyle w:val="VerbatimChar"/>
-        </w:rPr>
+    </w:p>
+    <w:p>
+      <w:pPr>
+        <w:pStyle w:val="SourceCode"/>
+        <w:spacing w:before="0" w:after="0" w:line="200" w:lineRule="auto"/>
+      </w:pPr>
+      <w:r>
         <w:t xml:space="preserve">/dev/null: character special file, major=1 minor=3</w:t>
       </w:r>
-      <w:r>
-        <w:br/>
-      </w:r>
-      <w:r>
-        <w:br/>
-      </w:r>
-      <w:r>
-        <w:rPr>
-          <w:rStyle w:val="VerbatimChar"/>
-        </w:rPr>
+    </w:p>
+    <w:p>
+      <w:pPr>
+        <w:pStyle w:val="SourceCode"/>
+        <w:spacing w:before="0" w:after="0" w:line="200" w:lineRule="auto"/>
+      </w:pPr>
+    </w:p>
+    <w:p>
+      <w:pPr>
+        <w:pStyle w:val="SourceCode"/>
+        <w:spacing w:before="0" w:after="0" w:line="200" w:lineRule="auto"/>
+      </w:pPr>
+      <w:r>
         <w:t xml:space="preserve">student@lab-vm:~$ ls -l /dev/sda1 /dev/null</w:t>
       </w:r>
-      <w:r>
-        <w:br/>
-      </w:r>
-      <w:r>
-        <w:rPr>
-          <w:rStyle w:val="VerbatimChar"/>
-        </w:rPr>
+    </w:p>
+    <w:p>
+      <w:pPr>
+        <w:pStyle w:val="SourceCode"/>
+        <w:spacing w:before="0" w:after="0" w:line="200" w:lineRule="auto"/>
+      </w:pPr>
+      <w:r>
         <w:t xml:space="preserve">brw-rw---- 1 root disk    8, 1 Sep 17 08:42 /dev/sda1</w:t>
       </w:r>
-      <w:r>
-        <w:br/>
-      </w:r>
-      <w:r>
-        <w:rPr>
-          <w:rStyle w:val="VerbatimChar"/>
-        </w:rPr>
+    </w:p>
+    <w:p>
+      <w:pPr>
+        <w:pStyle w:val="SourceCode"/>
+        <w:spacing w:before="0" w:after="120" w:line="200" w:lineRule="auto"/>
+      </w:pPr>
+      <w:r>
         <w:t xml:space="preserve">crw-rw-rw- 1 root root    1, 3 Sep 17 08:42 /dev/null</w:t>
       </w:r>
     </w:p>
@@ -1775,101 +1776,108 @@
     <w:p>
       <w:pPr>
         <w:pStyle w:val="SourceCode"/>
-      </w:pPr>
-      <w:r>
-        <w:rPr>
-          <w:rStyle w:val="VerbatimChar"/>
-        </w:rPr>
+        <w:spacing w:before="120" w:after="0" w:line="200" w:lineRule="auto"/>
+      </w:pPr>
+      <w:r>
         <w:t xml:space="preserve">student@lab-vm:~$ echo "цей текст зникне" &gt; /dev/null</w:t>
       </w:r>
-      <w:r>
-        <w:br/>
-      </w:r>
-      <w:r>
-        <w:rPr>
-          <w:rStyle w:val="VerbatimChar"/>
-        </w:rPr>
+    </w:p>
+    <w:p>
+      <w:pPr>
+        <w:pStyle w:val="SourceCode"/>
+        <w:spacing w:before="0" w:after="0" w:line="200" w:lineRule="auto"/>
+      </w:pPr>
+      <w:r>
         <w:t xml:space="preserve">student@lab-vm:~$ cat /dev/null | wc -c</w:t>
       </w:r>
-      <w:r>
-        <w:br/>
-      </w:r>
-      <w:r>
-        <w:rPr>
-          <w:rStyle w:val="VerbatimChar"/>
-        </w:rPr>
+    </w:p>
+    <w:p>
+      <w:pPr>
+        <w:pStyle w:val="SourceCode"/>
+        <w:spacing w:before="0" w:after="0" w:line="200" w:lineRule="auto"/>
+      </w:pPr>
+      <w:r>
         <w:t xml:space="preserve">0</w:t>
       </w:r>
-      <w:r>
-        <w:br/>
-      </w:r>
-      <w:r>
-        <w:br/>
-      </w:r>
-      <w:r>
-        <w:rPr>
-          <w:rStyle w:val="VerbatimChar"/>
-        </w:rPr>
+    </w:p>
+    <w:p>
+      <w:pPr>
+        <w:pStyle w:val="SourceCode"/>
+        <w:spacing w:before="0" w:after="0" w:line="200" w:lineRule="auto"/>
+      </w:pPr>
+    </w:p>
+    <w:p>
+      <w:pPr>
+        <w:pStyle w:val="SourceCode"/>
+        <w:spacing w:before="0" w:after="0" w:line="200" w:lineRule="auto"/>
+      </w:pPr>
+      <w:r>
         <w:t xml:space="preserve">student@lab-vm:~$ head -c 16 /dev/urandom | xxd</w:t>
       </w:r>
-      <w:r>
-        <w:br/>
-      </w:r>
-      <w:r>
-        <w:rPr>
-          <w:rStyle w:val="VerbatimChar"/>
-        </w:rPr>
+    </w:p>
+    <w:p>
+      <w:pPr>
+        <w:pStyle w:val="SourceCode"/>
+        <w:spacing w:before="0" w:after="0" w:line="200" w:lineRule="auto"/>
+      </w:pPr>
+      <w:r>
         <w:t xml:space="preserve">00000000: 8f3a 20d1 47b9 0c6e a154 fb92 3d08 e7c1  .: .G..n.T..=...</w:t>
       </w:r>
-      <w:r>
-        <w:br/>
-      </w:r>
-      <w:r>
-        <w:br/>
-      </w:r>
-      <w:r>
-        <w:rPr>
-          <w:rStyle w:val="VerbatimChar"/>
-        </w:rPr>
+    </w:p>
+    <w:p>
+      <w:pPr>
+        <w:pStyle w:val="SourceCode"/>
+        <w:spacing w:before="0" w:after="0" w:line="200" w:lineRule="auto"/>
+      </w:pPr>
+    </w:p>
+    <w:p>
+      <w:pPr>
+        <w:pStyle w:val="SourceCode"/>
+        <w:spacing w:before="0" w:after="0" w:line="200" w:lineRule="auto"/>
+      </w:pPr>
+      <w:r>
         <w:t xml:space="preserve">student@lab-vm:~$ dd if=/dev/zero of=zeros.bin bs=1K count=4 2&gt;/dev/null</w:t>
       </w:r>
-      <w:r>
-        <w:br/>
-      </w:r>
-      <w:r>
-        <w:rPr>
-          <w:rStyle w:val="VerbatimChar"/>
-        </w:rPr>
+    </w:p>
+    <w:p>
+      <w:pPr>
+        <w:pStyle w:val="SourceCode"/>
+        <w:spacing w:before="0" w:after="0" w:line="200" w:lineRule="auto"/>
+      </w:pPr>
+      <w:r>
         <w:t xml:space="preserve">student@lab-vm:~$ xxd zeros.bin | head -2</w:t>
       </w:r>
-      <w:r>
-        <w:br/>
-      </w:r>
-      <w:r>
-        <w:rPr>
-          <w:rStyle w:val="VerbatimChar"/>
-        </w:rPr>
+    </w:p>
+    <w:p>
+      <w:pPr>
+        <w:pStyle w:val="SourceCode"/>
+        <w:spacing w:before="0" w:after="0" w:line="200" w:lineRule="auto"/>
+      </w:pPr>
+      <w:r>
         <w:t xml:space="preserve">00000000: 0000 0000 0000 0000 0000 0000 0000 0000  ................</w:t>
       </w:r>
-      <w:r>
-        <w:br/>
-      </w:r>
-      <w:r>
-        <w:br/>
-      </w:r>
-      <w:r>
-        <w:rPr>
-          <w:rStyle w:val="VerbatimChar"/>
-        </w:rPr>
+    </w:p>
+    <w:p>
+      <w:pPr>
+        <w:pStyle w:val="SourceCode"/>
+        <w:spacing w:before="0" w:after="0" w:line="200" w:lineRule="auto"/>
+      </w:pPr>
+    </w:p>
+    <w:p>
+      <w:pPr>
+        <w:pStyle w:val="SourceCode"/>
+        <w:spacing w:before="0" w:after="0" w:line="200" w:lineRule="auto"/>
+      </w:pPr>
+      <w:r>
         <w:t xml:space="preserve">student@lab-vm:~$ echo test &gt; /dev/full</w:t>
       </w:r>
-      <w:r>
-        <w:br/>
-      </w:r>
-      <w:r>
-        <w:rPr>
-          <w:rStyle w:val="VerbatimChar"/>
-        </w:rPr>
+    </w:p>
+    <w:p>
+      <w:pPr>
+        <w:pStyle w:val="SourceCode"/>
+        <w:spacing w:before="0" w:after="120" w:line="200" w:lineRule="auto"/>
+      </w:pPr>
+      <w:r>
         <w:t xml:space="preserve">bash: echo: write error: No space left on device</w:t>
       </w:r>
     </w:p>
@@ -1894,146 +1902,153 @@
     <w:p>
       <w:pPr>
         <w:pStyle w:val="SourceCode"/>
-      </w:pPr>
-      <w:r>
-        <w:rPr>
-          <w:rStyle w:val="VerbatimChar"/>
-        </w:rPr>
+        <w:spacing w:before="120" w:after="0" w:line="200" w:lineRule="auto"/>
+      </w:pPr>
+      <w:r>
         <w:t xml:space="preserve">student@lab-vm:~$ udevadm monitor --udev &amp;</w:t>
       </w:r>
-      <w:r>
-        <w:br/>
-      </w:r>
-      <w:r>
-        <w:rPr>
-          <w:rStyle w:val="VerbatimChar"/>
-        </w:rPr>
+    </w:p>
+    <w:p>
+      <w:pPr>
+        <w:pStyle w:val="SourceCode"/>
+        <w:spacing w:before="0" w:after="0" w:line="200" w:lineRule="auto"/>
+      </w:pPr>
+      <w:r>
         <w:t xml:space="preserve">[1] 5120</w:t>
       </w:r>
-      <w:r>
-        <w:br/>
-      </w:r>
-      <w:r>
-        <w:rPr>
-          <w:rStyle w:val="VerbatimChar"/>
-        </w:rPr>
+    </w:p>
+    <w:p>
+      <w:pPr>
+        <w:pStyle w:val="SourceCode"/>
+        <w:spacing w:before="0" w:after="0" w:line="200" w:lineRule="auto"/>
+      </w:pPr>
+      <w:r>
         <w:t xml:space="preserve">student@lab-vm:~$ # підключаємо USB-носій</w:t>
       </w:r>
-      <w:r>
-        <w:br/>
-      </w:r>
-      <w:r>
-        <w:rPr>
-          <w:rStyle w:val="VerbatimChar"/>
-        </w:rPr>
+    </w:p>
+    <w:p>
+      <w:pPr>
+        <w:pStyle w:val="SourceCode"/>
+        <w:spacing w:before="0" w:after="0" w:line="200" w:lineRule="auto"/>
+      </w:pPr>
+      <w:r>
         <w:t xml:space="preserve">UDEV  [412.338] add   /devices/pci0000:00/.../block/sdb (block)</w:t>
       </w:r>
-      <w:r>
-        <w:br/>
-      </w:r>
-      <w:r>
-        <w:rPr>
-          <w:rStyle w:val="VerbatimChar"/>
-        </w:rPr>
+    </w:p>
+    <w:p>
+      <w:pPr>
+        <w:pStyle w:val="SourceCode"/>
+        <w:spacing w:before="0" w:after="0" w:line="200" w:lineRule="auto"/>
+      </w:pPr>
+      <w:r>
         <w:t xml:space="preserve">UDEV  [412.401] add   /devices/pci0000:00/.../block/sdb/sdb1 (block)</w:t>
       </w:r>
-      <w:r>
-        <w:br/>
-      </w:r>
-      <w:r>
-        <w:br/>
-      </w:r>
-      <w:r>
-        <w:rPr>
-          <w:rStyle w:val="VerbatimChar"/>
-        </w:rPr>
+    </w:p>
+    <w:p>
+      <w:pPr>
+        <w:pStyle w:val="SourceCode"/>
+        <w:spacing w:before="0" w:after="0" w:line="200" w:lineRule="auto"/>
+      </w:pPr>
+    </w:p>
+    <w:p>
+      <w:pPr>
+        <w:pStyle w:val="SourceCode"/>
+        <w:spacing w:before="0" w:after="0" w:line="200" w:lineRule="auto"/>
+      </w:pPr>
+      <w:r>
         <w:t xml:space="preserve">student@lab-vm:~$ kill %1</w:t>
       </w:r>
-      <w:r>
-        <w:br/>
-      </w:r>
-      <w:r>
-        <w:rPr>
-          <w:rStyle w:val="VerbatimChar"/>
-        </w:rPr>
+    </w:p>
+    <w:p>
+      <w:pPr>
+        <w:pStyle w:val="SourceCode"/>
+        <w:spacing w:before="0" w:after="0" w:line="200" w:lineRule="auto"/>
+      </w:pPr>
+      <w:r>
         <w:t xml:space="preserve">student@lab-vm:~$ lsblk | grep sdb</w:t>
       </w:r>
-      <w:r>
-        <w:br/>
-      </w:r>
-      <w:r>
-        <w:rPr>
-          <w:rStyle w:val="VerbatimChar"/>
-        </w:rPr>
+    </w:p>
+    <w:p>
+      <w:pPr>
+        <w:pStyle w:val="SourceCode"/>
+        <w:spacing w:before="0" w:after="0" w:line="200" w:lineRule="auto"/>
+      </w:pPr>
+      <w:r>
         <w:t xml:space="preserve">sdb      8:16   1  7,5G  0 disk</w:t>
       </w:r>
-      <w:r>
-        <w:br/>
-      </w:r>
-      <w:r>
-        <w:rPr>
-          <w:rStyle w:val="VerbatimChar"/>
-        </w:rPr>
+    </w:p>
+    <w:p>
+      <w:pPr>
+        <w:pStyle w:val="SourceCode"/>
+        <w:spacing w:before="0" w:after="0" w:line="200" w:lineRule="auto"/>
+      </w:pPr>
+      <w:r>
         <w:t xml:space="preserve">└─sdb1   8:17   1  7,5G  0 part</w:t>
       </w:r>
-      <w:r>
-        <w:br/>
-      </w:r>
-      <w:r>
-        <w:br/>
-      </w:r>
-      <w:r>
-        <w:rPr>
-          <w:rStyle w:val="VerbatimChar"/>
-        </w:rPr>
+    </w:p>
+    <w:p>
+      <w:pPr>
+        <w:pStyle w:val="SourceCode"/>
+        <w:spacing w:before="0" w:after="0" w:line="200" w:lineRule="auto"/>
+      </w:pPr>
+    </w:p>
+    <w:p>
+      <w:pPr>
+        <w:pStyle w:val="SourceCode"/>
+        <w:spacing w:before="0" w:after="0" w:line="200" w:lineRule="auto"/>
+      </w:pPr>
+      <w:r>
         <w:t xml:space="preserve">student@lab-vm:~$ udevadm info /dev/sdb1 | grep -E "ID_FS_TYPE|ID_FS_UUID|ID_MODEL"</w:t>
       </w:r>
-      <w:r>
-        <w:br/>
-      </w:r>
-      <w:r>
-        <w:rPr>
-          <w:rStyle w:val="VerbatimChar"/>
-        </w:rPr>
+    </w:p>
+    <w:p>
+      <w:pPr>
+        <w:pStyle w:val="SourceCode"/>
+        <w:spacing w:before="0" w:after="0" w:line="200" w:lineRule="auto"/>
+      </w:pPr>
+      <w:r>
         <w:t xml:space="preserve">E: ID_FS_TYPE=vfat</w:t>
       </w:r>
-      <w:r>
-        <w:br/>
-      </w:r>
-      <w:r>
-        <w:rPr>
-          <w:rStyle w:val="VerbatimChar"/>
-        </w:rPr>
+    </w:p>
+    <w:p>
+      <w:pPr>
+        <w:pStyle w:val="SourceCode"/>
+        <w:spacing w:before="0" w:after="0" w:line="200" w:lineRule="auto"/>
+      </w:pPr>
+      <w:r>
         <w:t xml:space="preserve">E: ID_FS_UUID=A1B2-C3D4</w:t>
       </w:r>
-      <w:r>
-        <w:br/>
-      </w:r>
-      <w:r>
-        <w:rPr>
-          <w:rStyle w:val="VerbatimChar"/>
-        </w:rPr>
+    </w:p>
+    <w:p>
+      <w:pPr>
+        <w:pStyle w:val="SourceCode"/>
+        <w:spacing w:before="0" w:after="0" w:line="200" w:lineRule="auto"/>
+      </w:pPr>
+      <w:r>
         <w:t xml:space="preserve">E: ID_MODEL=Cruzer_Blade</w:t>
       </w:r>
-      <w:r>
-        <w:br/>
-      </w:r>
-      <w:r>
-        <w:br/>
-      </w:r>
-      <w:r>
-        <w:rPr>
-          <w:rStyle w:val="VerbatimChar"/>
-        </w:rPr>
+    </w:p>
+    <w:p>
+      <w:pPr>
+        <w:pStyle w:val="SourceCode"/>
+        <w:spacing w:before="0" w:after="0" w:line="200" w:lineRule="auto"/>
+      </w:pPr>
+    </w:p>
+    <w:p>
+      <w:pPr>
+        <w:pStyle w:val="SourceCode"/>
+        <w:spacing w:before="0" w:after="0" w:line="200" w:lineRule="auto"/>
+      </w:pPr>
+      <w:r>
         <w:t xml:space="preserve">student@lab-vm:~$ ls -l /dev/disk/by-uuid/ | grep sdb1</w:t>
       </w:r>
-      <w:r>
-        <w:br/>
-      </w:r>
-      <w:r>
-        <w:rPr>
-          <w:rStyle w:val="VerbatimChar"/>
-        </w:rPr>
+    </w:p>
+    <w:p>
+      <w:pPr>
+        <w:pStyle w:val="SourceCode"/>
+        <w:spacing w:before="0" w:after="120" w:line="200" w:lineRule="auto"/>
+      </w:pPr>
+      <w:r>
         <w:t xml:space="preserve">lrwxrwxrwx 1 root root 10 вер 18 12:41 A1B2-C3D4 -&gt; ../../sdb1</w:t>
       </w:r>
     </w:p>
@@ -2073,152 +2088,156 @@
     <w:p>
       <w:pPr>
         <w:pStyle w:val="SourceCode"/>
-      </w:pPr>
-      <w:r>
-        <w:rPr>
-          <w:rStyle w:val="VerbatimChar"/>
-        </w:rPr>
+        <w:spacing w:before="120" w:after="0" w:line="200" w:lineRule="auto"/>
+      </w:pPr>
+      <w:r>
         <w:t xml:space="preserve">student@lab-vm:~$ lsmod | grep -E "usb_storage|vfat"</w:t>
       </w:r>
-      <w:r>
-        <w:br/>
-      </w:r>
-      <w:r>
-        <w:rPr>
-          <w:rStyle w:val="VerbatimChar"/>
-        </w:rPr>
+    </w:p>
+    <w:p>
+      <w:pPr>
+        <w:pStyle w:val="SourceCode"/>
+        <w:spacing w:before="0" w:after="0" w:line="200" w:lineRule="auto"/>
+      </w:pPr>
+      <w:r>
         <w:t xml:space="preserve">usb_storage            81920  1</w:t>
       </w:r>
-      <w:r>
-        <w:br/>
-      </w:r>
-      <w:r>
-        <w:rPr>
-          <w:rStyle w:val="VerbatimChar"/>
-        </w:rPr>
+    </w:p>
+    <w:p>
+      <w:pPr>
+        <w:pStyle w:val="SourceCode"/>
+        <w:spacing w:before="0" w:after="0" w:line="200" w:lineRule="auto"/>
+      </w:pPr>
+      <w:r>
         <w:t xml:space="preserve">vfat                   24576  1</w:t>
       </w:r>
-      <w:r>
-        <w:br/>
-      </w:r>
-      <w:r>
-        <w:rPr>
-          <w:rStyle w:val="VerbatimChar"/>
-        </w:rPr>
+    </w:p>
+    <w:p>
+      <w:pPr>
+        <w:pStyle w:val="SourceCode"/>
+        <w:spacing w:before="0" w:after="0" w:line="200" w:lineRule="auto"/>
+      </w:pPr>
+      <w:r>
         <w:t xml:space="preserve">fat                    90112  1 vfat</w:t>
       </w:r>
-      <w:r>
-        <w:br/>
-      </w:r>
-      <w:r>
-        <w:br/>
-      </w:r>
-      <w:r>
-        <w:rPr>
-          <w:rStyle w:val="VerbatimChar"/>
-        </w:rPr>
+    </w:p>
+    <w:p>
+      <w:pPr>
+        <w:pStyle w:val="SourceCode"/>
+        <w:spacing w:before="0" w:after="0" w:line="200" w:lineRule="auto"/>
+      </w:pPr>
+    </w:p>
+    <w:p>
+      <w:pPr>
+        <w:pStyle w:val="SourceCode"/>
+        <w:spacing w:before="0" w:after="0" w:line="200" w:lineRule="auto"/>
+      </w:pPr>
+      <w:r>
         <w:t xml:space="preserve">student@lab-vm:~$ modinfo vfat | head -5</w:t>
       </w:r>
-      <w:r>
-        <w:br/>
-      </w:r>
-      <w:r>
-        <w:rPr>
-          <w:rStyle w:val="VerbatimChar"/>
-        </w:rPr>
+    </w:p>
+    <w:p>
+      <w:pPr>
+        <w:pStyle w:val="SourceCode"/>
+        <w:spacing w:before="0" w:after="0" w:line="200" w:lineRule="auto"/>
+      </w:pPr>
+      <w:r>
         <w:t xml:space="preserve">filename:       /lib/modules/6.8.0-45-generic/kernel/fs/fat/vfat.ko.zst</w:t>
       </w:r>
-      <w:r>
-        <w:br/>
-      </w:r>
-      <w:r>
-        <w:rPr>
-          <w:rStyle w:val="VerbatimChar"/>
-        </w:rPr>
+    </w:p>
+    <w:p>
+      <w:pPr>
+        <w:pStyle w:val="SourceCode"/>
+        <w:spacing w:before="0" w:after="0" w:line="200" w:lineRule="auto"/>
+      </w:pPr>
+      <w:r>
         <w:t xml:space="preserve">author:         Gordon Chaffee</w:t>
       </w:r>
-      <w:r>
-        <w:br/>
-      </w:r>
-      <w:r>
-        <w:rPr>
-          <w:rStyle w:val="VerbatimChar"/>
-        </w:rPr>
+    </w:p>
+    <w:p>
+      <w:pPr>
+        <w:pStyle w:val="SourceCode"/>
+        <w:spacing w:before="0" w:after="0" w:line="200" w:lineRule="auto"/>
+      </w:pPr>
+      <w:r>
         <w:t xml:space="preserve">description:    VFAT filesystem support</w:t>
       </w:r>
-      <w:r>
-        <w:br/>
-      </w:r>
-      <w:r>
-        <w:rPr>
-          <w:rStyle w:val="VerbatimChar"/>
-        </w:rPr>
+    </w:p>
+    <w:p>
+      <w:pPr>
+        <w:pStyle w:val="SourceCode"/>
+        <w:spacing w:before="0" w:after="0" w:line="200" w:lineRule="auto"/>
+      </w:pPr>
+      <w:r>
         <w:t xml:space="preserve">license:        GPL</w:t>
       </w:r>
-      <w:r>
-        <w:br/>
-      </w:r>
-      <w:r>
-        <w:rPr>
-          <w:rStyle w:val="VerbatimChar"/>
-        </w:rPr>
+    </w:p>
+    <w:p>
+      <w:pPr>
+        <w:pStyle w:val="SourceCode"/>
+        <w:spacing w:before="0" w:after="0" w:line="200" w:lineRule="auto"/>
+      </w:pPr>
+      <w:r>
         <w:t xml:space="preserve">depends:        fat</w:t>
       </w:r>
-      <w:r>
-        <w:br/>
-      </w:r>
-      <w:r>
-        <w:br/>
-      </w:r>
-      <w:r>
-        <w:rPr>
-          <w:rStyle w:val="VerbatimChar"/>
-        </w:rPr>
+    </w:p>
+    <w:p>
+      <w:pPr>
+        <w:pStyle w:val="SourceCode"/>
+        <w:spacing w:before="0" w:after="0" w:line="200" w:lineRule="auto"/>
+      </w:pPr>
+    </w:p>
+    <w:p>
+      <w:pPr>
+        <w:pStyle w:val="SourceCode"/>
+        <w:spacing w:before="0" w:after="0" w:line="200" w:lineRule="auto"/>
+      </w:pPr>
+      <w:r>
         <w:t xml:space="preserve">student@lab-vm:~$ dmesg | tail -5</w:t>
       </w:r>
-      <w:r>
-        <w:br/>
-      </w:r>
-      <w:r>
-        <w:rPr>
-          <w:rStyle w:val="VerbatimChar"/>
-        </w:rPr>
+    </w:p>
+    <w:p>
+      <w:pPr>
+        <w:pStyle w:val="SourceCode"/>
+        <w:spacing w:before="0" w:after="0" w:line="200" w:lineRule="auto"/>
+      </w:pPr>
+      <w:r>
         <w:t xml:space="preserve">[  412.338] usb 1-1: new high-speed USB device number 3 using xhci_hcd</w:t>
       </w:r>
-      <w:r>
-        <w:br/>
-      </w:r>
-      <w:r>
-        <w:rPr>
-          <w:rStyle w:val="VerbatimChar"/>
-        </w:rPr>
+    </w:p>
+    <w:p>
+      <w:pPr>
+        <w:pStyle w:val="SourceCode"/>
+        <w:spacing w:before="0" w:after="0" w:line="200" w:lineRule="auto"/>
+      </w:pPr>
+      <w:r>
         <w:t xml:space="preserve">[  412.489] usb-storage 1-1:1.0: USB Mass Storage device detected</w:t>
       </w:r>
-      <w:r>
-        <w:br/>
-      </w:r>
-      <w:r>
-        <w:rPr>
-          <w:rStyle w:val="VerbatimChar"/>
-        </w:rPr>
+    </w:p>
+    <w:p>
+      <w:pPr>
+        <w:pStyle w:val="SourceCode"/>
+        <w:spacing w:before="0" w:after="0" w:line="200" w:lineRule="auto"/>
+      </w:pPr>
+      <w:r>
         <w:t xml:space="preserve">[  412.712] sd 2:0:0:0: [sdb] 15646720 512-byte logical blocks: (8.01 GB)</w:t>
       </w:r>
-      <w:r>
-        <w:br/>
-      </w:r>
-      <w:r>
-        <w:rPr>
-          <w:rStyle w:val="VerbatimChar"/>
-        </w:rPr>
+    </w:p>
+    <w:p>
+      <w:pPr>
+        <w:pStyle w:val="SourceCode"/>
+        <w:spacing w:before="0" w:after="0" w:line="200" w:lineRule="auto"/>
+      </w:pPr>
+      <w:r>
         <w:t xml:space="preserve">[  412.803] sdb: sdb1</w:t>
       </w:r>
-      <w:r>
-        <w:br/>
-      </w:r>
-      <w:r>
-        <w:rPr>
-          <w:rStyle w:val="VerbatimChar"/>
-        </w:rPr>
+    </w:p>
+    <w:p>
+      <w:pPr>
+        <w:pStyle w:val="SourceCode"/>
+        <w:spacing w:before="0" w:after="120" w:line="200" w:lineRule="auto"/>
+      </w:pPr>
+      <w:r>
         <w:t xml:space="preserve">[  418.114] FAT-fs (sdb1): Volume was not properly unmounted</w:t>
       </w:r>
     </w:p>
@@ -2270,131 +2289,150 @@
     <w:p>
       <w:pPr>
         <w:pStyle w:val="SourceCode"/>
-      </w:pPr>
-      <w:r>
-        <w:rPr>
-          <w:rStyle w:val="VerbatimChar"/>
-        </w:rPr>
+        <w:spacing w:before="120" w:after="0" w:line="200" w:lineRule="auto"/>
+      </w:pPr>
+      <w:r>
         <w:t xml:space="preserve">student@lab-vm:~$ cat /sys/block/sda/size</w:t>
       </w:r>
-      <w:r>
-        <w:br/>
-      </w:r>
-      <w:r>
-        <w:rPr>
-          <w:rStyle w:val="VerbatimChar"/>
-        </w:rPr>
+    </w:p>
+    <w:p>
+      <w:pPr>
+        <w:pStyle w:val="SourceCode"/>
+        <w:spacing w:before="0" w:after="0" w:line="200" w:lineRule="auto"/>
+      </w:pPr>
+      <w:r>
         <w:t xml:space="preserve">50331648</w:t>
       </w:r>
-      <w:r>
-        <w:br/>
-      </w:r>
-      <w:r>
-        <w:rPr>
-          <w:rStyle w:val="VerbatimChar"/>
-        </w:rPr>
+    </w:p>
+    <w:p>
+      <w:pPr>
+        <w:pStyle w:val="SourceCode"/>
+        <w:spacing w:before="0" w:after="0" w:line="200" w:lineRule="auto"/>
+      </w:pPr>
+      <w:r>
         <w:t xml:space="preserve">student@lab-vm:~$ echo $((50331648 * 512 / 1024 / 1024 / 1024)) </w:t>
       </w:r>
-      <w:r>
-        <w:br/>
-      </w:r>
-      <w:r>
-        <w:rPr>
-          <w:rStyle w:val="VerbatimChar"/>
-        </w:rPr>
+    </w:p>
+    <w:p>
+      <w:pPr>
+        <w:pStyle w:val="SourceCode"/>
+        <w:spacing w:before="0" w:after="0" w:line="200" w:lineRule="auto"/>
+      </w:pPr>
+      <w:r>
         <w:t xml:space="preserve">24</w:t>
       </w:r>
-      <w:r>
-        <w:br/>
-      </w:r>
-      <w:r>
-        <w:br/>
-      </w:r>
-      <w:r>
-        <w:rPr>
-          <w:rStyle w:val="VerbatimChar"/>
-        </w:rPr>
+    </w:p>
+    <w:p>
+      <w:pPr>
+        <w:pStyle w:val="SourceCode"/>
+        <w:spacing w:before="0" w:after="0" w:line="200" w:lineRule="auto"/>
+      </w:pPr>
+    </w:p>
+    <w:p>
+      <w:pPr>
+        <w:pStyle w:val="SourceCode"/>
+        <w:spacing w:before="0" w:after="0" w:line="200" w:lineRule="auto"/>
+      </w:pPr>
+      <w:r>
         <w:t xml:space="preserve">student@lab-vm:~$ cat /sys/block/sda/queue/rotational</w:t>
       </w:r>
-      <w:r>
-        <w:br/>
-      </w:r>
-      <w:r>
-        <w:rPr>
-          <w:rStyle w:val="VerbatimChar"/>
-        </w:rPr>
+    </w:p>
+    <w:p>
+      <w:pPr>
+        <w:pStyle w:val="SourceCode"/>
+        <w:spacing w:before="0" w:after="0" w:line="200" w:lineRule="auto"/>
+      </w:pPr>
+      <w:r>
         <w:t xml:space="preserve">1</w:t>
       </w:r>
-      <w:r>
-        <w:br/>
-      </w:r>
-      <w:r>
-        <w:rPr>
-          <w:rStyle w:val="VerbatimChar"/>
-        </w:rPr>
+    </w:p>
+    <w:p>
+      <w:pPr>
+        <w:pStyle w:val="SourceCode"/>
+        <w:spacing w:before="0" w:after="0" w:line="200" w:lineRule="auto"/>
+      </w:pPr>
+      <w:r>
         <w:t xml:space="preserve">student@lab-vm:~$ cat /sys/block/sda/queue/scheduler</w:t>
       </w:r>
-      <w:r>
-        <w:br/>
-      </w:r>
-      <w:r>
-        <w:rPr>
-          <w:rStyle w:val="VerbatimChar"/>
-        </w:rPr>
+    </w:p>
+    <w:p>
+      <w:pPr>
+        <w:pStyle w:val="SourceCode"/>
+        <w:spacing w:before="0" w:after="0" w:line="200" w:lineRule="auto"/>
+      </w:pPr>
+      <w:r>
         <w:t xml:space="preserve">[mq-deadline] none</w:t>
       </w:r>
-      <w:r>
-        <w:br/>
-      </w:r>
-      <w:r>
-        <w:br/>
-      </w:r>
-      <w:r>
-        <w:rPr>
-          <w:rStyle w:val="VerbatimChar"/>
-        </w:rPr>
+    </w:p>
+    <w:p>
+      <w:pPr>
+        <w:pStyle w:val="SourceCode"/>
+        <w:spacing w:before="0" w:after="0" w:line="200" w:lineRule="auto"/>
+      </w:pPr>
+    </w:p>
+    <w:p>
+      <w:pPr>
+        <w:pStyle w:val="SourceCode"/>
+        <w:spacing w:before="0" w:after="0" w:line="200" w:lineRule="auto"/>
+      </w:pPr>
+      <w:r>
         <w:t xml:space="preserve">student@lab-vm:~$ dd if=/dev/zero of=~/test.img bs=1M count=200 2&gt;&amp;1 | tail -1</w:t>
       </w:r>
-      <w:r>
-        <w:br/>
-      </w:r>
-      <w:r>
-        <w:rPr>
-          <w:rStyle w:val="VerbatimChar"/>
-        </w:rPr>
+    </w:p>
+    <w:p>
+      <w:pPr>
+        <w:pStyle w:val="SourceCode"/>
+        <w:spacing w:before="0" w:after="0" w:line="200" w:lineRule="auto"/>
+      </w:pPr>
+      <w:r>
         <w:t xml:space="preserve">209715200 bytes (210 MB, 200 MiB) copied, 0,187 s, 1,1 GB/s</w:t>
       </w:r>
-      <w:r>
-        <w:br/>
-      </w:r>
-      <w:r>
-        <w:br/>
-      </w:r>
-      <w:r>
-        <w:rPr>
-          <w:rStyle w:val="VerbatimChar"/>
-        </w:rPr>
-        <w:t xml:space="preserve">student@lab-vm:~$ dd if=/dev/zero of=~/test2.img bs=1M count=200 oflag=direct 2&gt;&amp;1 | tail -1</w:t>
-      </w:r>
-      <w:r>
-        <w:br/>
-      </w:r>
-      <w:r>
-        <w:rPr>
-          <w:rStyle w:val="VerbatimChar"/>
-        </w:rPr>
+    </w:p>
+    <w:p>
+      <w:pPr>
+        <w:pStyle w:val="SourceCode"/>
+        <w:spacing w:before="0" w:after="0" w:line="200" w:lineRule="auto"/>
+      </w:pPr>
+    </w:p>
+    <w:p>
+      <w:pPr>
+        <w:pStyle w:val="SourceCode"/>
+        <w:spacing w:before="0" w:after="0" w:line="200" w:lineRule="auto"/>
+      </w:pPr>
+      <w:r>
+        <w:t xml:space="preserve">student@lab-vm:~$ dd if=/dev/zero of=~/test2.img bs=1M count=200 \</w:t>
+      </w:r>
+    </w:p>
+    <w:p>
+      <w:pPr>
+        <w:pStyle w:val="SourceCode"/>
+        <w:spacing w:before="0" w:after="0" w:line="200" w:lineRule="auto"/>
+      </w:pPr>
+      <w:r>
+        <w:t xml:space="preserve">&gt;     oflag=direct 2&gt;&amp;1 | tail -1</w:t>
+      </w:r>
+    </w:p>
+    <w:p>
+      <w:pPr>
+        <w:pStyle w:val="SourceCode"/>
+        <w:spacing w:before="0" w:after="0" w:line="200" w:lineRule="auto"/>
+      </w:pPr>
+      <w:r>
         <w:t xml:space="preserve">209715200 bytes (210 MB, 200 MiB) copied, 1,94 s, 108 MB/s</w:t>
       </w:r>
-      <w:r>
-        <w:br/>
-      </w:r>
-      <w:r>
-        <w:br/>
-      </w:r>
-      <w:r>
-        <w:rPr>
-          <w:rStyle w:val="VerbatimChar"/>
-        </w:rPr>
+    </w:p>
+    <w:p>
+      <w:pPr>
+        <w:pStyle w:val="SourceCode"/>
+        <w:spacing w:before="0" w:after="0" w:line="200" w:lineRule="auto"/>
+      </w:pPr>
+    </w:p>
+    <w:p>
+      <w:pPr>
+        <w:pStyle w:val="SourceCode"/>
+        <w:spacing w:before="0" w:after="120" w:line="200" w:lineRule="auto"/>
+      </w:pPr>
+      <w:r>
         <w:t xml:space="preserve">student@lab-vm:~$ sync &amp;&amp; rm ~/test.img ~/test2.img</w:t>
       </w:r>
     </w:p>
@@ -6563,15 +6601,8 @@
     <w:basedOn w:val="Normal"/>
     <w:qFormat/>
     <w:pPr>
-      <w:pBdr>
-        <w:top w:color="BFBFBF" w:space="4" w:sz="4" w:val="single"/>
-        <w:left w:color="BFBFBF" w:space="4" w:sz="4" w:val="single"/>
-        <w:bottom w:color="BFBFBF" w:space="4" w:sz="4" w:val="single"/>
-        <w:right w:color="BFBFBF" w:space="4" w:sz="4" w:val="single"/>
-      </w:pBdr>
-      <w:shd w:color="auto" w:fill="F4F4F4" w:val="clear"/>
       <w:spacing w:after="120" w:before="120" w:line="200" w:lineRule="auto"/>
-      <w:ind w:firstLine="0" w:left="284" w:right="284"/>
+      <w:ind w:hanging="340" w:left="340" w:right="0"/>
       <w:jc w:val="left"/>
     </w:pPr>
     <w:rPr>

--- a/public/labs/os/pz-25/ЛР12_ОС_Управління_пристроями.docx
+++ b/public/labs/os/pz-25/ЛР12_ОС_Управління_пристроями.docx
@@ -237,48 +237,97 @@
     </w:p>
     <w:p>
       <w:pPr>
-        <w:pStyle w:val="SourceCode"/>
-        <w:spacing w:before="120" w:after="0" w:line="200" w:lineRule="auto"/>
-      </w:pPr>
-      <w:r>
-        <w:t xml:space="preserve">ls -l /dev/sda /dev/sda1 /dev/null /dev/tty0</w:t>
-      </w:r>
-    </w:p>
-    <w:p>
-      <w:pPr>
-        <w:pStyle w:val="SourceCode"/>
-        <w:spacing w:before="0" w:after="0" w:line="200" w:lineRule="auto"/>
-      </w:pPr>
-      <w:r>
-        <w:t xml:space="preserve"># brw-rw----  1 root disk    8,  0 вер 18 09:12 /dev/sda</w:t>
-      </w:r>
-    </w:p>
-    <w:p>
-      <w:pPr>
-        <w:pStyle w:val="SourceCode"/>
-        <w:spacing w:before="0" w:after="0" w:line="200" w:lineRule="auto"/>
-      </w:pPr>
-      <w:r>
-        <w:t xml:space="preserve"># brw-rw----  1 root disk    8,  1 вер 18 09:12 /dev/sda1</w:t>
-      </w:r>
-    </w:p>
-    <w:p>
-      <w:pPr>
-        <w:pStyle w:val="SourceCode"/>
-        <w:spacing w:before="0" w:after="0" w:line="200" w:lineRule="auto"/>
-      </w:pPr>
-      <w:r>
-        <w:t xml:space="preserve"># crw-rw-rw-  1 root root    1,  3 вер 18 09:12 /dev/null</w:t>
-      </w:r>
-    </w:p>
-    <w:p>
-      <w:pPr>
-        <w:pStyle w:val="SourceCode"/>
-        <w:spacing w:before="0" w:after="120" w:line="200" w:lineRule="auto"/>
-      </w:pPr>
-      <w:r>
-        <w:t xml:space="preserve"># crw--w----  1 root tty     4,  0 вер 18 09:12 /dev/tty0</w:t>
-      </w:r>
+        <w:spacing w:before="0" w:after="0" w:line="120" w:lineRule="exact"/>
+        <w:rPr>
+          <w:sz w:val="4"/>
+          <w:szCs w:val="4"/>
+        </w:rPr>
+      </w:pPr>
+    </w:p>
+    <w:tbl>
+      <w:tblPr>
+        <w:tblStyle w:val="SourceCodeTable"/>
+        <w:tblW w:type="dxa" w:w="9637"/>
+        <w:tblInd w:w="0" w:type="dxa"/>
+        <w:tblBorders>
+          <w:top w:color="BFBFBF" w:space="0" w:sz="4" w:val="single"/>
+          <w:left w:color="BFBFBF" w:space="0" w:sz="4" w:val="single"/>
+          <w:bottom w:color="BFBFBF" w:space="0" w:sz="4" w:val="single"/>
+          <w:right w:color="BFBFBF" w:space="0" w:sz="4" w:val="single"/>
+        </w:tblBorders>
+        <w:tblLayout w:type="fixed"/>
+        <w:tblCellMar>
+          <w:top w:type="dxa" w:w="113"/>
+          <w:left w:type="dxa" w:w="113"/>
+          <w:bottom w:type="dxa" w:w="113"/>
+          <w:right w:type="dxa" w:w="113"/>
+        </w:tblCellMar>
+        <w:tblLook w:val="0000" w:firstRow="0" w:lastRow="0" w:firstColumn="0" w:lastColumn="0" w:noHBand="1" w:noVBand="1"/>
+      </w:tblPr>
+      <w:tblGrid>
+        <w:gridCol w:w="9637"/>
+      </w:tblGrid>
+      <w:tr>
+        <w:tc>
+          <w:tcPr>
+            <w:tcW w:type="dxa" w:w="9637"/>
+          </w:tcPr>
+          <w:p>
+            <w:pPr>
+              <w:pStyle w:val="SourceCode"/>
+              <w:spacing w:before="0" w:after="0" w:line="200" w:lineRule="auto"/>
+            </w:pPr>
+            <w:r>
+              <w:t xml:space="preserve">ls -l /dev/sda /dev/sda1 /dev/null /dev/tty0</w:t>
+            </w:r>
+          </w:p>
+          <w:p>
+            <w:pPr>
+              <w:pStyle w:val="SourceCode"/>
+              <w:spacing w:before="0" w:after="0" w:line="200" w:lineRule="auto"/>
+            </w:pPr>
+            <w:r>
+              <w:t xml:space="preserve"># brw-rw----  1 root disk    8,  0 вер 18 09:12 /dev/sda</w:t>
+            </w:r>
+          </w:p>
+          <w:p>
+            <w:pPr>
+              <w:pStyle w:val="SourceCode"/>
+              <w:spacing w:before="0" w:after="0" w:line="200" w:lineRule="auto"/>
+            </w:pPr>
+            <w:r>
+              <w:t xml:space="preserve"># brw-rw----  1 root disk    8,  1 вер 18 09:12 /dev/sda1</w:t>
+            </w:r>
+          </w:p>
+          <w:p>
+            <w:pPr>
+              <w:pStyle w:val="SourceCode"/>
+              <w:spacing w:before="0" w:after="0" w:line="200" w:lineRule="auto"/>
+            </w:pPr>
+            <w:r>
+              <w:t xml:space="preserve"># crw-rw-rw-  1 root root    1,  3 вер 18 09:12 /dev/null</w:t>
+            </w:r>
+          </w:p>
+          <w:p>
+            <w:pPr>
+              <w:pStyle w:val="SourceCode"/>
+              <w:spacing w:before="0" w:after="0" w:line="200" w:lineRule="auto"/>
+            </w:pPr>
+            <w:r>
+              <w:t xml:space="preserve"># crw--w----  1 root tty     4,  0 вер 18 09:12 /dev/tty0</w:t>
+            </w:r>
+          </w:p>
+        </w:tc>
+      </w:tr>
+    </w:tbl>
+    <w:p>
+      <w:pPr>
+        <w:spacing w:before="0" w:after="0" w:line="120" w:lineRule="exact"/>
+        <w:rPr>
+          <w:sz w:val="4"/>
+          <w:szCs w:val="4"/>
+        </w:rPr>
+      </w:pPr>
     </w:p>
     <w:p>
       <w:pPr>
@@ -848,39 +897,88 @@
     </w:p>
     <w:p>
       <w:pPr>
-        <w:pStyle w:val="SourceCode"/>
-        <w:spacing w:before="120" w:after="0" w:line="200" w:lineRule="auto"/>
-      </w:pPr>
-      <w:r>
-        <w:t xml:space="preserve">udevadm monitor --udev            # спостерігати за подіями в реальному часі</w:t>
-      </w:r>
-    </w:p>
-    <w:p>
-      <w:pPr>
-        <w:pStyle w:val="SourceCode"/>
-        <w:spacing w:before="0" w:after="0" w:line="200" w:lineRule="auto"/>
-      </w:pPr>
-      <w:r>
-        <w:t xml:space="preserve">udevadm info /dev/sda1            # усі атрибути пристрою</w:t>
-      </w:r>
-    </w:p>
-    <w:p>
-      <w:pPr>
-        <w:pStyle w:val="SourceCode"/>
-        <w:spacing w:before="0" w:after="0" w:line="200" w:lineRule="auto"/>
-      </w:pPr>
-      <w:r>
-        <w:t xml:space="preserve">udevadm info -a /dev/sda1 | head  # ланцюжок батьківських пристроїв</w:t>
-      </w:r>
-    </w:p>
-    <w:p>
-      <w:pPr>
-        <w:pStyle w:val="SourceCode"/>
-        <w:spacing w:before="0" w:after="120" w:line="200" w:lineRule="auto"/>
-      </w:pPr>
-      <w:r>
-        <w:t xml:space="preserve">ls -l /dev/disk/by-uuid/          # сталі імена, створені udev</w:t>
-      </w:r>
+        <w:spacing w:before="0" w:after="0" w:line="120" w:lineRule="exact"/>
+        <w:rPr>
+          <w:sz w:val="4"/>
+          <w:szCs w:val="4"/>
+        </w:rPr>
+      </w:pPr>
+    </w:p>
+    <w:tbl>
+      <w:tblPr>
+        <w:tblStyle w:val="SourceCodeTable"/>
+        <w:tblW w:type="dxa" w:w="9637"/>
+        <w:tblInd w:w="0" w:type="dxa"/>
+        <w:tblBorders>
+          <w:top w:color="BFBFBF" w:space="0" w:sz="4" w:val="single"/>
+          <w:left w:color="BFBFBF" w:space="0" w:sz="4" w:val="single"/>
+          <w:bottom w:color="BFBFBF" w:space="0" w:sz="4" w:val="single"/>
+          <w:right w:color="BFBFBF" w:space="0" w:sz="4" w:val="single"/>
+        </w:tblBorders>
+        <w:tblLayout w:type="fixed"/>
+        <w:tblCellMar>
+          <w:top w:type="dxa" w:w="113"/>
+          <w:left w:type="dxa" w:w="113"/>
+          <w:bottom w:type="dxa" w:w="113"/>
+          <w:right w:type="dxa" w:w="113"/>
+        </w:tblCellMar>
+        <w:tblLook w:val="0000" w:firstRow="0" w:lastRow="0" w:firstColumn="0" w:lastColumn="0" w:noHBand="1" w:noVBand="1"/>
+      </w:tblPr>
+      <w:tblGrid>
+        <w:gridCol w:w="9637"/>
+      </w:tblGrid>
+      <w:tr>
+        <w:tc>
+          <w:tcPr>
+            <w:tcW w:type="dxa" w:w="9637"/>
+          </w:tcPr>
+          <w:p>
+            <w:pPr>
+              <w:pStyle w:val="SourceCode"/>
+              <w:spacing w:before="0" w:after="0" w:line="200" w:lineRule="auto"/>
+            </w:pPr>
+            <w:r>
+              <w:t xml:space="preserve">udevadm monitor --udev            # спостерігати за подіями в реальному часі</w:t>
+            </w:r>
+          </w:p>
+          <w:p>
+            <w:pPr>
+              <w:pStyle w:val="SourceCode"/>
+              <w:spacing w:before="0" w:after="0" w:line="200" w:lineRule="auto"/>
+            </w:pPr>
+            <w:r>
+              <w:t xml:space="preserve">udevadm info /dev/sda1            # усі атрибути пристрою</w:t>
+            </w:r>
+          </w:p>
+          <w:p>
+            <w:pPr>
+              <w:pStyle w:val="SourceCode"/>
+              <w:spacing w:before="0" w:after="0" w:line="200" w:lineRule="auto"/>
+            </w:pPr>
+            <w:r>
+              <w:t xml:space="preserve">udevadm info -a /dev/sda1 | head  # ланцюжок батьківських пристроїв</w:t>
+            </w:r>
+          </w:p>
+          <w:p>
+            <w:pPr>
+              <w:pStyle w:val="SourceCode"/>
+              <w:spacing w:before="0" w:after="0" w:line="200" w:lineRule="auto"/>
+            </w:pPr>
+            <w:r>
+              <w:t xml:space="preserve">ls -l /dev/disk/by-uuid/          # сталі імена, створені udev</w:t>
+            </w:r>
+          </w:p>
+        </w:tc>
+      </w:tr>
+    </w:tbl>
+    <w:p>
+      <w:pPr>
+        <w:spacing w:before="0" w:after="0" w:line="120" w:lineRule="exact"/>
+        <w:rPr>
+          <w:sz w:val="4"/>
+          <w:szCs w:val="4"/>
+        </w:rPr>
+      </w:pPr>
     </w:p>
     <w:p>
       <w:pPr>
@@ -991,48 +1089,97 @@
     </w:p>
     <w:p>
       <w:pPr>
-        <w:pStyle w:val="SourceCode"/>
-        <w:spacing w:before="120" w:after="0" w:line="200" w:lineRule="auto"/>
-      </w:pPr>
-      <w:r>
-        <w:t xml:space="preserve">lsmod | head                      # завантажені модулі</w:t>
-      </w:r>
-    </w:p>
-    <w:p>
-      <w:pPr>
-        <w:pStyle w:val="SourceCode"/>
-        <w:spacing w:before="0" w:after="0" w:line="200" w:lineRule="auto"/>
-      </w:pPr>
-      <w:r>
-        <w:t xml:space="preserve">modinfo usb_storage               # відомості про модуль</w:t>
-      </w:r>
-    </w:p>
-    <w:p>
-      <w:pPr>
-        <w:pStyle w:val="SourceCode"/>
-        <w:spacing w:before="0" w:after="0" w:line="200" w:lineRule="auto"/>
-      </w:pPr>
-      <w:r>
-        <w:t xml:space="preserve">sudo modprobe vfat                # завантажити модуль</w:t>
-      </w:r>
-    </w:p>
-    <w:p>
-      <w:pPr>
-        <w:pStyle w:val="SourceCode"/>
-        <w:spacing w:before="0" w:after="0" w:line="200" w:lineRule="auto"/>
-      </w:pPr>
-      <w:r>
-        <w:t xml:space="preserve">sudo modprobe -r vfat             # вивантажити</w:t>
-      </w:r>
-    </w:p>
-    <w:p>
-      <w:pPr>
-        <w:pStyle w:val="SourceCode"/>
-        <w:spacing w:before="0" w:after="120" w:line="200" w:lineRule="auto"/>
-      </w:pPr>
-      <w:r>
-        <w:t xml:space="preserve">dmesg | tail -20                  # повідомлення ядра, зокрема про пристрої</w:t>
-      </w:r>
+        <w:spacing w:before="0" w:after="0" w:line="120" w:lineRule="exact"/>
+        <w:rPr>
+          <w:sz w:val="4"/>
+          <w:szCs w:val="4"/>
+        </w:rPr>
+      </w:pPr>
+    </w:p>
+    <w:tbl>
+      <w:tblPr>
+        <w:tblStyle w:val="SourceCodeTable"/>
+        <w:tblW w:type="dxa" w:w="9637"/>
+        <w:tblInd w:w="0" w:type="dxa"/>
+        <w:tblBorders>
+          <w:top w:color="BFBFBF" w:space="0" w:sz="4" w:val="single"/>
+          <w:left w:color="BFBFBF" w:space="0" w:sz="4" w:val="single"/>
+          <w:bottom w:color="BFBFBF" w:space="0" w:sz="4" w:val="single"/>
+          <w:right w:color="BFBFBF" w:space="0" w:sz="4" w:val="single"/>
+        </w:tblBorders>
+        <w:tblLayout w:type="fixed"/>
+        <w:tblCellMar>
+          <w:top w:type="dxa" w:w="113"/>
+          <w:left w:type="dxa" w:w="113"/>
+          <w:bottom w:type="dxa" w:w="113"/>
+          <w:right w:type="dxa" w:w="113"/>
+        </w:tblCellMar>
+        <w:tblLook w:val="0000" w:firstRow="0" w:lastRow="0" w:firstColumn="0" w:lastColumn="0" w:noHBand="1" w:noVBand="1"/>
+      </w:tblPr>
+      <w:tblGrid>
+        <w:gridCol w:w="9637"/>
+      </w:tblGrid>
+      <w:tr>
+        <w:tc>
+          <w:tcPr>
+            <w:tcW w:type="dxa" w:w="9637"/>
+          </w:tcPr>
+          <w:p>
+            <w:pPr>
+              <w:pStyle w:val="SourceCode"/>
+              <w:spacing w:before="0" w:after="0" w:line="200" w:lineRule="auto"/>
+            </w:pPr>
+            <w:r>
+              <w:t xml:space="preserve">lsmod | head                      # завантажені модулі</w:t>
+            </w:r>
+          </w:p>
+          <w:p>
+            <w:pPr>
+              <w:pStyle w:val="SourceCode"/>
+              <w:spacing w:before="0" w:after="0" w:line="200" w:lineRule="auto"/>
+            </w:pPr>
+            <w:r>
+              <w:t xml:space="preserve">modinfo usb_storage               # відомості про модуль</w:t>
+            </w:r>
+          </w:p>
+          <w:p>
+            <w:pPr>
+              <w:pStyle w:val="SourceCode"/>
+              <w:spacing w:before="0" w:after="0" w:line="200" w:lineRule="auto"/>
+            </w:pPr>
+            <w:r>
+              <w:t xml:space="preserve">sudo modprobe vfat                # завантажити модуль</w:t>
+            </w:r>
+          </w:p>
+          <w:p>
+            <w:pPr>
+              <w:pStyle w:val="SourceCode"/>
+              <w:spacing w:before="0" w:after="0" w:line="200" w:lineRule="auto"/>
+            </w:pPr>
+            <w:r>
+              <w:t xml:space="preserve">sudo modprobe -r vfat             # вивантажити</w:t>
+            </w:r>
+          </w:p>
+          <w:p>
+            <w:pPr>
+              <w:pStyle w:val="SourceCode"/>
+              <w:spacing w:before="0" w:after="0" w:line="200" w:lineRule="auto"/>
+            </w:pPr>
+            <w:r>
+              <w:t xml:space="preserve">dmesg | tail -20                  # повідомлення ядра, зокрема про пристрої</w:t>
+            </w:r>
+          </w:p>
+        </w:tc>
+      </w:tr>
+    </w:tbl>
+    <w:p>
+      <w:pPr>
+        <w:spacing w:before="0" w:after="0" w:line="120" w:lineRule="exact"/>
+        <w:rPr>
+          <w:sz w:val="4"/>
+          <w:szCs w:val="4"/>
+        </w:rPr>
+      </w:pPr>
     </w:p>
     <w:p>
       <w:pPr>
@@ -1134,66 +1281,115 @@
     </w:p>
     <w:p>
       <w:pPr>
-        <w:pStyle w:val="SourceCode"/>
-        <w:spacing w:before="120" w:after="0" w:line="200" w:lineRule="auto"/>
-      </w:pPr>
-      <w:r>
-        <w:t xml:space="preserve">lsblk -o NAME,SIZE,TYPE,MOUNTPOINT,MODEL   # блокові пристрої</w:t>
-      </w:r>
-    </w:p>
-    <w:p>
-      <w:pPr>
-        <w:pStyle w:val="SourceCode"/>
-        <w:spacing w:before="0" w:after="0" w:line="200" w:lineRule="auto"/>
-      </w:pPr>
-      <w:r>
-        <w:t xml:space="preserve">lsusb                                       # пристрої USB</w:t>
-      </w:r>
-    </w:p>
-    <w:p>
-      <w:pPr>
-        <w:pStyle w:val="SourceCode"/>
-        <w:spacing w:before="0" w:after="0" w:line="200" w:lineRule="auto"/>
-      </w:pPr>
-      <w:r>
-        <w:t xml:space="preserve">lspci                                       # пристрої PCI</w:t>
-      </w:r>
-    </w:p>
-    <w:p>
-      <w:pPr>
-        <w:pStyle w:val="SourceCode"/>
-        <w:spacing w:before="0" w:after="0" w:line="200" w:lineRule="auto"/>
-      </w:pPr>
-      <w:r>
-        <w:t xml:space="preserve">cat /sys/block/sda/size                     # розмір у секторах по 512 байт</w:t>
-      </w:r>
-    </w:p>
-    <w:p>
-      <w:pPr>
-        <w:pStyle w:val="SourceCode"/>
-        <w:spacing w:before="0" w:after="0" w:line="200" w:lineRule="auto"/>
-      </w:pPr>
-      <w:r>
-        <w:t xml:space="preserve">cat /sys/block/sda/queue/rotational         # 1 — HDD, 0 — SSD</w:t>
-      </w:r>
-    </w:p>
-    <w:p>
-      <w:pPr>
-        <w:pStyle w:val="SourceCode"/>
-        <w:spacing w:before="0" w:after="0" w:line="200" w:lineRule="auto"/>
-      </w:pPr>
-      <w:r>
-        <w:t xml:space="preserve">cat /sys/block/sda/queue/scheduler          # планувальник введення-виведення</w:t>
-      </w:r>
-    </w:p>
-    <w:p>
-      <w:pPr>
-        <w:pStyle w:val="SourceCode"/>
-        <w:spacing w:before="0" w:after="120" w:line="200" w:lineRule="auto"/>
-      </w:pPr>
-      <w:r>
-        <w:t xml:space="preserve">cat /proc/devices                           # зареєстровані major-номери</w:t>
-      </w:r>
+        <w:spacing w:before="0" w:after="0" w:line="120" w:lineRule="exact"/>
+        <w:rPr>
+          <w:sz w:val="4"/>
+          <w:szCs w:val="4"/>
+        </w:rPr>
+      </w:pPr>
+    </w:p>
+    <w:tbl>
+      <w:tblPr>
+        <w:tblStyle w:val="SourceCodeTable"/>
+        <w:tblW w:type="dxa" w:w="9637"/>
+        <w:tblInd w:w="0" w:type="dxa"/>
+        <w:tblBorders>
+          <w:top w:color="BFBFBF" w:space="0" w:sz="4" w:val="single"/>
+          <w:left w:color="BFBFBF" w:space="0" w:sz="4" w:val="single"/>
+          <w:bottom w:color="BFBFBF" w:space="0" w:sz="4" w:val="single"/>
+          <w:right w:color="BFBFBF" w:space="0" w:sz="4" w:val="single"/>
+        </w:tblBorders>
+        <w:tblLayout w:type="fixed"/>
+        <w:tblCellMar>
+          <w:top w:type="dxa" w:w="113"/>
+          <w:left w:type="dxa" w:w="113"/>
+          <w:bottom w:type="dxa" w:w="113"/>
+          <w:right w:type="dxa" w:w="113"/>
+        </w:tblCellMar>
+        <w:tblLook w:val="0000" w:firstRow="0" w:lastRow="0" w:firstColumn="0" w:lastColumn="0" w:noHBand="1" w:noVBand="1"/>
+      </w:tblPr>
+      <w:tblGrid>
+        <w:gridCol w:w="9637"/>
+      </w:tblGrid>
+      <w:tr>
+        <w:tc>
+          <w:tcPr>
+            <w:tcW w:type="dxa" w:w="9637"/>
+          </w:tcPr>
+          <w:p>
+            <w:pPr>
+              <w:pStyle w:val="SourceCode"/>
+              <w:spacing w:before="0" w:after="0" w:line="200" w:lineRule="auto"/>
+            </w:pPr>
+            <w:r>
+              <w:t xml:space="preserve">lsblk -o NAME,SIZE,TYPE,MOUNTPOINT,MODEL   # блокові пристрої</w:t>
+            </w:r>
+          </w:p>
+          <w:p>
+            <w:pPr>
+              <w:pStyle w:val="SourceCode"/>
+              <w:spacing w:before="0" w:after="0" w:line="200" w:lineRule="auto"/>
+            </w:pPr>
+            <w:r>
+              <w:t xml:space="preserve">lsusb                                       # пристрої USB</w:t>
+            </w:r>
+          </w:p>
+          <w:p>
+            <w:pPr>
+              <w:pStyle w:val="SourceCode"/>
+              <w:spacing w:before="0" w:after="0" w:line="200" w:lineRule="auto"/>
+            </w:pPr>
+            <w:r>
+              <w:t xml:space="preserve">lspci                                       # пристрої PCI</w:t>
+            </w:r>
+          </w:p>
+          <w:p>
+            <w:pPr>
+              <w:pStyle w:val="SourceCode"/>
+              <w:spacing w:before="0" w:after="0" w:line="200" w:lineRule="auto"/>
+            </w:pPr>
+            <w:r>
+              <w:t xml:space="preserve">cat /sys/block/sda/size                     # розмір у секторах по 512 байт</w:t>
+            </w:r>
+          </w:p>
+          <w:p>
+            <w:pPr>
+              <w:pStyle w:val="SourceCode"/>
+              <w:spacing w:before="0" w:after="0" w:line="200" w:lineRule="auto"/>
+            </w:pPr>
+            <w:r>
+              <w:t xml:space="preserve">cat /sys/block/sda/queue/rotational         # 1 — HDD, 0 — SSD</w:t>
+            </w:r>
+          </w:p>
+          <w:p>
+            <w:pPr>
+              <w:pStyle w:val="SourceCode"/>
+              <w:spacing w:before="0" w:after="0" w:line="200" w:lineRule="auto"/>
+            </w:pPr>
+            <w:r>
+              <w:t xml:space="preserve">cat /sys/block/sda/queue/scheduler          # планувальник введення-виведення</w:t>
+            </w:r>
+          </w:p>
+          <w:p>
+            <w:pPr>
+              <w:pStyle w:val="SourceCode"/>
+              <w:spacing w:before="0" w:after="0" w:line="200" w:lineRule="auto"/>
+            </w:pPr>
+            <w:r>
+              <w:t xml:space="preserve">cat /proc/devices                           # зареєстровані major-номери</w:t>
+            </w:r>
+          </w:p>
+        </w:tc>
+      </w:tr>
+    </w:tbl>
+    <w:p>
+      <w:pPr>
+        <w:spacing w:before="0" w:after="0" w:line="120" w:lineRule="exact"/>
+        <w:rPr>
+          <w:sz w:val="4"/>
+          <w:szCs w:val="4"/>
+        </w:rPr>
+      </w:pPr>
     </w:p>
     <w:bookmarkEnd w:id="13"/>
     <w:bookmarkStart w:id="14" w:name="буферизація-введення-виведення"/>
@@ -1215,48 +1411,97 @@
     </w:p>
     <w:p>
       <w:pPr>
-        <w:pStyle w:val="SourceCode"/>
-        <w:spacing w:before="120" w:after="0" w:line="200" w:lineRule="auto"/>
-      </w:pPr>
-      <w:r>
-        <w:t xml:space="preserve">free -h                            # стовпець buff/cache</w:t>
-      </w:r>
-    </w:p>
-    <w:p>
-      <w:pPr>
-        <w:pStyle w:val="SourceCode"/>
-        <w:spacing w:before="0" w:after="0" w:line="200" w:lineRule="auto"/>
-      </w:pPr>
-      <w:r>
-        <w:t xml:space="preserve">sync                               # примусово записати кеш на диск</w:t>
-      </w:r>
-    </w:p>
-    <w:p>
-      <w:pPr>
-        <w:pStyle w:val="SourceCode"/>
-        <w:spacing w:before="0" w:after="0" w:line="200" w:lineRule="auto"/>
-      </w:pPr>
-      <w:r>
-        <w:t xml:space="preserve">echo 3 | sudo tee /proc/sys/vm/drop_caches   # очистити кеш (лише для експерименту)</w:t>
-      </w:r>
-    </w:p>
-    <w:p>
-      <w:pPr>
-        <w:pStyle w:val="SourceCode"/>
-        <w:spacing w:before="0" w:after="0" w:line="200" w:lineRule="auto"/>
-      </w:pPr>
-      <w:r>
-        <w:t xml:space="preserve">dd if=/dev/zero of=test.img bs=1M count=200 # запис із буферизацією</w:t>
-      </w:r>
-    </w:p>
-    <w:p>
-      <w:pPr>
-        <w:pStyle w:val="SourceCode"/>
-        <w:spacing w:before="0" w:after="120" w:line="200" w:lineRule="auto"/>
-      </w:pPr>
-      <w:r>
-        <w:t xml:space="preserve">dd if=/dev/zero of=test.img bs=1M count=200 oflag=direct  # запис повз кеш</w:t>
-      </w:r>
+        <w:spacing w:before="0" w:after="0" w:line="120" w:lineRule="exact"/>
+        <w:rPr>
+          <w:sz w:val="4"/>
+          <w:szCs w:val="4"/>
+        </w:rPr>
+      </w:pPr>
+    </w:p>
+    <w:tbl>
+      <w:tblPr>
+        <w:tblStyle w:val="SourceCodeTable"/>
+        <w:tblW w:type="dxa" w:w="9637"/>
+        <w:tblInd w:w="0" w:type="dxa"/>
+        <w:tblBorders>
+          <w:top w:color="BFBFBF" w:space="0" w:sz="4" w:val="single"/>
+          <w:left w:color="BFBFBF" w:space="0" w:sz="4" w:val="single"/>
+          <w:bottom w:color="BFBFBF" w:space="0" w:sz="4" w:val="single"/>
+          <w:right w:color="BFBFBF" w:space="0" w:sz="4" w:val="single"/>
+        </w:tblBorders>
+        <w:tblLayout w:type="fixed"/>
+        <w:tblCellMar>
+          <w:top w:type="dxa" w:w="113"/>
+          <w:left w:type="dxa" w:w="113"/>
+          <w:bottom w:type="dxa" w:w="113"/>
+          <w:right w:type="dxa" w:w="113"/>
+        </w:tblCellMar>
+        <w:tblLook w:val="0000" w:firstRow="0" w:lastRow="0" w:firstColumn="0" w:lastColumn="0" w:noHBand="1" w:noVBand="1"/>
+      </w:tblPr>
+      <w:tblGrid>
+        <w:gridCol w:w="9637"/>
+      </w:tblGrid>
+      <w:tr>
+        <w:tc>
+          <w:tcPr>
+            <w:tcW w:type="dxa" w:w="9637"/>
+          </w:tcPr>
+          <w:p>
+            <w:pPr>
+              <w:pStyle w:val="SourceCode"/>
+              <w:spacing w:before="0" w:after="0" w:line="200" w:lineRule="auto"/>
+            </w:pPr>
+            <w:r>
+              <w:t xml:space="preserve">free -h                            # стовпець buff/cache</w:t>
+            </w:r>
+          </w:p>
+          <w:p>
+            <w:pPr>
+              <w:pStyle w:val="SourceCode"/>
+              <w:spacing w:before="0" w:after="0" w:line="200" w:lineRule="auto"/>
+            </w:pPr>
+            <w:r>
+              <w:t xml:space="preserve">sync                               # примусово записати кеш на диск</w:t>
+            </w:r>
+          </w:p>
+          <w:p>
+            <w:pPr>
+              <w:pStyle w:val="SourceCode"/>
+              <w:spacing w:before="0" w:after="0" w:line="200" w:lineRule="auto"/>
+            </w:pPr>
+            <w:r>
+              <w:t xml:space="preserve">echo 3 | sudo tee /proc/sys/vm/drop_caches   # очистити кеш (лише для експерименту)</w:t>
+            </w:r>
+          </w:p>
+          <w:p>
+            <w:pPr>
+              <w:pStyle w:val="SourceCode"/>
+              <w:spacing w:before="0" w:after="0" w:line="200" w:lineRule="auto"/>
+            </w:pPr>
+            <w:r>
+              <w:t xml:space="preserve">dd if=/dev/zero of=test.img bs=1M count=200 # запис із буферизацією</w:t>
+            </w:r>
+          </w:p>
+          <w:p>
+            <w:pPr>
+              <w:pStyle w:val="SourceCode"/>
+              <w:spacing w:before="0" w:after="0" w:line="200" w:lineRule="auto"/>
+            </w:pPr>
+            <w:r>
+              <w:t xml:space="preserve">dd if=/dev/zero of=test.img bs=1M count=200 oflag=direct  # запис повз кеш</w:t>
+            </w:r>
+          </w:p>
+        </w:tc>
+      </w:tr>
+    </w:tbl>
+    <w:p>
+      <w:pPr>
+        <w:spacing w:before="0" w:after="0" w:line="120" w:lineRule="exact"/>
+        <w:rPr>
+          <w:sz w:val="4"/>
+          <w:szCs w:val="4"/>
+        </w:rPr>
+      </w:pPr>
     </w:p>
     <w:p>
       <w:pPr>
@@ -1303,132 +1548,181 @@
     </w:p>
     <w:p>
       <w:pPr>
-        <w:pStyle w:val="SourceCode"/>
-        <w:spacing w:before="120" w:after="0" w:line="200" w:lineRule="auto"/>
-      </w:pPr>
-      <w:r>
-        <w:t xml:space="preserve">student@lab-vm:~$ lsblk -o NAME,SIZE,TYPE,MOUNTPOINT,MODEL</w:t>
-      </w:r>
-    </w:p>
-    <w:p>
-      <w:pPr>
-        <w:pStyle w:val="SourceCode"/>
-        <w:spacing w:before="0" w:after="0" w:line="200" w:lineRule="auto"/>
-      </w:pPr>
-      <w:r>
-        <w:t xml:space="preserve">NAME   SIZE TYPE MOUNTPOINT MODEL</w:t>
-      </w:r>
-    </w:p>
-    <w:p>
-      <w:pPr>
-        <w:pStyle w:val="SourceCode"/>
-        <w:spacing w:before="0" w:after="0" w:line="200" w:lineRule="auto"/>
-      </w:pPr>
-      <w:r>
-        <w:t xml:space="preserve">sda     25G disk            VBOX HARDDISK</w:t>
-      </w:r>
-    </w:p>
-    <w:p>
-      <w:pPr>
-        <w:pStyle w:val="SourceCode"/>
-        <w:spacing w:before="0" w:after="0" w:line="200" w:lineRule="auto"/>
-      </w:pPr>
-      <w:r>
-        <w:t xml:space="preserve">├─sda1   1G part /boot/efi</w:t>
-      </w:r>
-    </w:p>
-    <w:p>
-      <w:pPr>
-        <w:pStyle w:val="SourceCode"/>
-        <w:spacing w:before="0" w:after="0" w:line="200" w:lineRule="auto"/>
-      </w:pPr>
-      <w:r>
-        <w:t xml:space="preserve">└─sda2  24G part /</w:t>
-      </w:r>
-    </w:p>
-    <w:p>
-      <w:pPr>
-        <w:pStyle w:val="SourceCode"/>
-        <w:spacing w:before="0" w:after="0" w:line="200" w:lineRule="auto"/>
-      </w:pPr>
-      <w:r>
-        <w:t xml:space="preserve">sr0   1024M rom             VBOX CD-ROM</w:t>
-      </w:r>
-    </w:p>
-    <w:p>
-      <w:pPr>
-        <w:pStyle w:val="SourceCode"/>
-        <w:spacing w:before="0" w:after="0" w:line="200" w:lineRule="auto"/>
-      </w:pPr>
-    </w:p>
-    <w:p>
-      <w:pPr>
-        <w:pStyle w:val="SourceCode"/>
-        <w:spacing w:before="0" w:after="0" w:line="200" w:lineRule="auto"/>
-      </w:pPr>
-      <w:r>
-        <w:t xml:space="preserve">student@lab-vm:~$ lsusb</w:t>
-      </w:r>
-    </w:p>
-    <w:p>
-      <w:pPr>
-        <w:pStyle w:val="SourceCode"/>
-        <w:spacing w:before="0" w:after="0" w:line="200" w:lineRule="auto"/>
-      </w:pPr>
-      <w:r>
-        <w:t xml:space="preserve">Bus 001 Device 002: ID 80ee:0021 VirtualBox USB Tablet</w:t>
-      </w:r>
-    </w:p>
-    <w:p>
-      <w:pPr>
-        <w:pStyle w:val="SourceCode"/>
-        <w:spacing w:before="0" w:after="0" w:line="200" w:lineRule="auto"/>
-      </w:pPr>
-      <w:r>
-        <w:t xml:space="preserve">Bus 001 Device 001: ID 1d6b:0002 Linux Foundation 2.0 root hub</w:t>
-      </w:r>
-    </w:p>
-    <w:p>
-      <w:pPr>
-        <w:pStyle w:val="SourceCode"/>
-        <w:spacing w:before="0" w:after="0" w:line="200" w:lineRule="auto"/>
-      </w:pPr>
-    </w:p>
-    <w:p>
-      <w:pPr>
-        <w:pStyle w:val="SourceCode"/>
-        <w:spacing w:before="0" w:after="0" w:line="200" w:lineRule="auto"/>
-      </w:pPr>
-      <w:r>
-        <w:t xml:space="preserve">student@lab-vm:~$ lspci | head -3</w:t>
-      </w:r>
-    </w:p>
-    <w:p>
-      <w:pPr>
-        <w:pStyle w:val="SourceCode"/>
-        <w:spacing w:before="0" w:after="0" w:line="200" w:lineRule="auto"/>
-      </w:pPr>
-      <w:r>
-        <w:t xml:space="preserve">00:00.0 Host bridge: Intel Corporation 440FX - 82441FX PMC</w:t>
-      </w:r>
-    </w:p>
-    <w:p>
-      <w:pPr>
-        <w:pStyle w:val="SourceCode"/>
-        <w:spacing w:before="0" w:after="0" w:line="200" w:lineRule="auto"/>
-      </w:pPr>
-      <w:r>
-        <w:t xml:space="preserve">00:01.1 IDE interface: Intel Corporation PIIX4 IDE</w:t>
-      </w:r>
-    </w:p>
-    <w:p>
-      <w:pPr>
-        <w:pStyle w:val="SourceCode"/>
-        <w:spacing w:before="0" w:after="120" w:line="200" w:lineRule="auto"/>
-      </w:pPr>
-      <w:r>
-        <w:t xml:space="preserve">00:02.0 VGA compatible controller: VMware SVGA II Adapter</w:t>
-      </w:r>
+        <w:spacing w:before="0" w:after="0" w:line="120" w:lineRule="exact"/>
+        <w:rPr>
+          <w:sz w:val="4"/>
+          <w:szCs w:val="4"/>
+        </w:rPr>
+      </w:pPr>
+    </w:p>
+    <w:tbl>
+      <w:tblPr>
+        <w:tblStyle w:val="SourceCodeTable"/>
+        <w:tblW w:type="dxa" w:w="9637"/>
+        <w:tblInd w:w="0" w:type="dxa"/>
+        <w:tblBorders>
+          <w:top w:color="BFBFBF" w:space="0" w:sz="4" w:val="single"/>
+          <w:left w:color="BFBFBF" w:space="0" w:sz="4" w:val="single"/>
+          <w:bottom w:color="BFBFBF" w:space="0" w:sz="4" w:val="single"/>
+          <w:right w:color="BFBFBF" w:space="0" w:sz="4" w:val="single"/>
+        </w:tblBorders>
+        <w:tblLayout w:type="fixed"/>
+        <w:tblCellMar>
+          <w:top w:type="dxa" w:w="113"/>
+          <w:left w:type="dxa" w:w="113"/>
+          <w:bottom w:type="dxa" w:w="113"/>
+          <w:right w:type="dxa" w:w="113"/>
+        </w:tblCellMar>
+        <w:tblLook w:val="0000" w:firstRow="0" w:lastRow="0" w:firstColumn="0" w:lastColumn="0" w:noHBand="1" w:noVBand="1"/>
+      </w:tblPr>
+      <w:tblGrid>
+        <w:gridCol w:w="9637"/>
+      </w:tblGrid>
+      <w:tr>
+        <w:tc>
+          <w:tcPr>
+            <w:tcW w:type="dxa" w:w="9637"/>
+          </w:tcPr>
+          <w:p>
+            <w:pPr>
+              <w:pStyle w:val="SourceCode"/>
+              <w:spacing w:before="0" w:after="0" w:line="200" w:lineRule="auto"/>
+            </w:pPr>
+            <w:r>
+              <w:t xml:space="preserve">student@lab-vm:~$ lsblk -o NAME,SIZE,TYPE,MOUNTPOINT,MODEL</w:t>
+            </w:r>
+          </w:p>
+          <w:p>
+            <w:pPr>
+              <w:pStyle w:val="SourceCode"/>
+              <w:spacing w:before="0" w:after="0" w:line="200" w:lineRule="auto"/>
+            </w:pPr>
+            <w:r>
+              <w:t xml:space="preserve">NAME   SIZE TYPE MOUNTPOINT MODEL</w:t>
+            </w:r>
+          </w:p>
+          <w:p>
+            <w:pPr>
+              <w:pStyle w:val="SourceCode"/>
+              <w:spacing w:before="0" w:after="0" w:line="200" w:lineRule="auto"/>
+            </w:pPr>
+            <w:r>
+              <w:t xml:space="preserve">sda     25G disk            VBOX HARDDISK</w:t>
+            </w:r>
+          </w:p>
+          <w:p>
+            <w:pPr>
+              <w:pStyle w:val="SourceCode"/>
+              <w:spacing w:before="0" w:after="0" w:line="200" w:lineRule="auto"/>
+            </w:pPr>
+            <w:r>
+              <w:t xml:space="preserve">├─sda1   1G part /boot/efi</w:t>
+            </w:r>
+          </w:p>
+          <w:p>
+            <w:pPr>
+              <w:pStyle w:val="SourceCode"/>
+              <w:spacing w:before="0" w:after="0" w:line="200" w:lineRule="auto"/>
+            </w:pPr>
+            <w:r>
+              <w:t xml:space="preserve">└─sda2  24G part /</w:t>
+            </w:r>
+          </w:p>
+          <w:p>
+            <w:pPr>
+              <w:pStyle w:val="SourceCode"/>
+              <w:spacing w:before="0" w:after="0" w:line="200" w:lineRule="auto"/>
+            </w:pPr>
+            <w:r>
+              <w:t xml:space="preserve">sr0   1024M rom             VBOX CD-ROM</w:t>
+            </w:r>
+          </w:p>
+          <w:p>
+            <w:pPr>
+              <w:pStyle w:val="SourceCode"/>
+              <w:spacing w:before="0" w:after="0" w:line="200" w:lineRule="auto"/>
+            </w:pPr>
+          </w:p>
+          <w:p>
+            <w:pPr>
+              <w:pStyle w:val="SourceCode"/>
+              <w:spacing w:before="0" w:after="0" w:line="200" w:lineRule="auto"/>
+            </w:pPr>
+            <w:r>
+              <w:t xml:space="preserve">student@lab-vm:~$ lsusb</w:t>
+            </w:r>
+          </w:p>
+          <w:p>
+            <w:pPr>
+              <w:pStyle w:val="SourceCode"/>
+              <w:spacing w:before="0" w:after="0" w:line="200" w:lineRule="auto"/>
+            </w:pPr>
+            <w:r>
+              <w:t xml:space="preserve">Bus 001 Device 002: ID 80ee:0021 VirtualBox USB Tablet</w:t>
+            </w:r>
+          </w:p>
+          <w:p>
+            <w:pPr>
+              <w:pStyle w:val="SourceCode"/>
+              <w:spacing w:before="0" w:after="0" w:line="200" w:lineRule="auto"/>
+            </w:pPr>
+            <w:r>
+              <w:t xml:space="preserve">Bus 001 Device 001: ID 1d6b:0002 Linux Foundation 2.0 root hub</w:t>
+            </w:r>
+          </w:p>
+          <w:p>
+            <w:pPr>
+              <w:pStyle w:val="SourceCode"/>
+              <w:spacing w:before="0" w:after="0" w:line="200" w:lineRule="auto"/>
+            </w:pPr>
+          </w:p>
+          <w:p>
+            <w:pPr>
+              <w:pStyle w:val="SourceCode"/>
+              <w:spacing w:before="0" w:after="0" w:line="200" w:lineRule="auto"/>
+            </w:pPr>
+            <w:r>
+              <w:t xml:space="preserve">student@lab-vm:~$ lspci | head -3</w:t>
+            </w:r>
+          </w:p>
+          <w:p>
+            <w:pPr>
+              <w:pStyle w:val="SourceCode"/>
+              <w:spacing w:before="0" w:after="0" w:line="200" w:lineRule="auto"/>
+            </w:pPr>
+            <w:r>
+              <w:t xml:space="preserve">00:00.0 Host bridge: Intel Corporation 440FX - 82441FX PMC</w:t>
+            </w:r>
+          </w:p>
+          <w:p>
+            <w:pPr>
+              <w:pStyle w:val="SourceCode"/>
+              <w:spacing w:before="0" w:after="0" w:line="200" w:lineRule="auto"/>
+            </w:pPr>
+            <w:r>
+              <w:t xml:space="preserve">00:01.1 IDE interface: Intel Corporation PIIX4 IDE</w:t>
+            </w:r>
+          </w:p>
+          <w:p>
+            <w:pPr>
+              <w:pStyle w:val="SourceCode"/>
+              <w:spacing w:before="0" w:after="0" w:line="200" w:lineRule="auto"/>
+            </w:pPr>
+            <w:r>
+              <w:t xml:space="preserve">00:02.0 VGA compatible controller: VMware SVGA II Adapter</w:t>
+            </w:r>
+          </w:p>
+        </w:tc>
+      </w:tr>
+    </w:tbl>
+    <w:p>
+      <w:pPr>
+        <w:spacing w:before="0" w:after="0" w:line="120" w:lineRule="exact"/>
+        <w:rPr>
+          <w:sz w:val="4"/>
+          <w:szCs w:val="4"/>
+        </w:rPr>
+      </w:pPr>
     </w:p>
     <w:bookmarkEnd w:id="16"/>
     <w:bookmarkStart w:id="17" w:name="крок-2.-типи-пристроїв-і-номери"/>
@@ -1442,147 +1736,196 @@
     </w:p>
     <w:p>
       <w:pPr>
-        <w:pStyle w:val="SourceCode"/>
-        <w:spacing w:before="120" w:after="0" w:line="200" w:lineRule="auto"/>
-      </w:pPr>
-      <w:r>
-        <w:t xml:space="preserve">student@lab-vm:~$ ls -l /dev/sda /dev/sda1 /dev/null /dev/urandom</w:t>
-      </w:r>
-    </w:p>
-    <w:p>
-      <w:pPr>
-        <w:pStyle w:val="SourceCode"/>
-        <w:spacing w:before="0" w:after="0" w:line="200" w:lineRule="auto"/>
-      </w:pPr>
-      <w:r>
-        <w:t xml:space="preserve">brw-rw---- 1 root disk 8, 0 вер 18 09:12 /dev/sda</w:t>
-      </w:r>
-    </w:p>
-    <w:p>
-      <w:pPr>
-        <w:pStyle w:val="SourceCode"/>
-        <w:spacing w:before="0" w:after="0" w:line="200" w:lineRule="auto"/>
-      </w:pPr>
-      <w:r>
-        <w:t xml:space="preserve">brw-rw---- 1 root disk 8, 1 вер 18 09:12 /dev/sda1</w:t>
-      </w:r>
-    </w:p>
-    <w:p>
-      <w:pPr>
-        <w:pStyle w:val="SourceCode"/>
-        <w:spacing w:before="0" w:after="0" w:line="200" w:lineRule="auto"/>
-      </w:pPr>
-      <w:r>
-        <w:t xml:space="preserve">crw-rw-rw- 1 root root 1, 3 вер 18 09:12 /dev/null</w:t>
-      </w:r>
-    </w:p>
-    <w:p>
-      <w:pPr>
-        <w:pStyle w:val="SourceCode"/>
-        <w:spacing w:before="0" w:after="0" w:line="200" w:lineRule="auto"/>
-      </w:pPr>
-      <w:r>
-        <w:t xml:space="preserve">crw-rw-rw- 1 root root 1, 9 вер 18 09:12 /dev/urandom</w:t>
-      </w:r>
-    </w:p>
-    <w:p>
-      <w:pPr>
-        <w:pStyle w:val="SourceCode"/>
-        <w:spacing w:before="0" w:after="0" w:line="200" w:lineRule="auto"/>
-      </w:pPr>
-    </w:p>
-    <w:p>
-      <w:pPr>
-        <w:pStyle w:val="SourceCode"/>
-        <w:spacing w:before="0" w:after="0" w:line="200" w:lineRule="auto"/>
-      </w:pPr>
-      <w:r>
-        <w:t xml:space="preserve">student@lab-vm:~$ grep -E "^ *8 |^ *1 " /proc/devices</w:t>
-      </w:r>
-    </w:p>
-    <w:p>
-      <w:pPr>
-        <w:pStyle w:val="SourceCode"/>
-        <w:spacing w:before="0" w:after="0" w:line="200" w:lineRule="auto"/>
-      </w:pPr>
-      <w:r>
-        <w:t xml:space="preserve">  1 mem</w:t>
-      </w:r>
-    </w:p>
-    <w:p>
-      <w:pPr>
-        <w:pStyle w:val="SourceCode"/>
-        <w:spacing w:before="0" w:after="0" w:line="200" w:lineRule="auto"/>
-      </w:pPr>
-      <w:r>
-        <w:t xml:space="preserve">  8 sd</w:t>
-      </w:r>
-    </w:p>
-    <w:p>
-      <w:pPr>
-        <w:pStyle w:val="SourceCode"/>
-        <w:spacing w:before="0" w:after="0" w:line="200" w:lineRule="auto"/>
-      </w:pPr>
-    </w:p>
-    <w:p>
-      <w:pPr>
-        <w:pStyle w:val="SourceCode"/>
-        <w:spacing w:before="0" w:after="0" w:line="200" w:lineRule="auto"/>
-      </w:pPr>
-      <w:r>
-        <w:t xml:space="preserve">student@lab-vm:~$ stat -c "%n: %F, major=%t minor=%T" /dev/sda1 /dev/null</w:t>
-      </w:r>
-    </w:p>
-    <w:p>
-      <w:pPr>
-        <w:pStyle w:val="SourceCode"/>
-        <w:spacing w:before="0" w:after="0" w:line="200" w:lineRule="auto"/>
-      </w:pPr>
-      <w:r>
-        <w:t xml:space="preserve">/dev/sda1: block special file, major=8 minor=1</w:t>
-      </w:r>
-    </w:p>
-    <w:p>
-      <w:pPr>
-        <w:pStyle w:val="SourceCode"/>
-        <w:spacing w:before="0" w:after="0" w:line="200" w:lineRule="auto"/>
-      </w:pPr>
-      <w:r>
-        <w:t xml:space="preserve">/dev/null: character special file, major=1 minor=3</w:t>
-      </w:r>
-    </w:p>
-    <w:p>
-      <w:pPr>
-        <w:pStyle w:val="SourceCode"/>
-        <w:spacing w:before="0" w:after="0" w:line="200" w:lineRule="auto"/>
-      </w:pPr>
-    </w:p>
-    <w:p>
-      <w:pPr>
-        <w:pStyle w:val="SourceCode"/>
-        <w:spacing w:before="0" w:after="0" w:line="200" w:lineRule="auto"/>
-      </w:pPr>
-      <w:r>
-        <w:t xml:space="preserve">student@lab-vm:~$ ls -l /dev/sda1 /dev/null</w:t>
-      </w:r>
-    </w:p>
-    <w:p>
-      <w:pPr>
-        <w:pStyle w:val="SourceCode"/>
-        <w:spacing w:before="0" w:after="0" w:line="200" w:lineRule="auto"/>
-      </w:pPr>
-      <w:r>
-        <w:t xml:space="preserve">brw-rw---- 1 root disk    8, 1 Sep 17 08:42 /dev/sda1</w:t>
-      </w:r>
-    </w:p>
-    <w:p>
-      <w:pPr>
-        <w:pStyle w:val="SourceCode"/>
-        <w:spacing w:before="0" w:after="120" w:line="200" w:lineRule="auto"/>
-      </w:pPr>
-      <w:r>
-        <w:t xml:space="preserve">crw-rw-rw- 1 root root    1, 3 Sep 17 08:42 /dev/null</w:t>
-      </w:r>
+        <w:spacing w:before="0" w:after="0" w:line="120" w:lineRule="exact"/>
+        <w:rPr>
+          <w:sz w:val="4"/>
+          <w:szCs w:val="4"/>
+        </w:rPr>
+      </w:pPr>
+    </w:p>
+    <w:tbl>
+      <w:tblPr>
+        <w:tblStyle w:val="SourceCodeTable"/>
+        <w:tblW w:type="dxa" w:w="9637"/>
+        <w:tblInd w:w="0" w:type="dxa"/>
+        <w:tblBorders>
+          <w:top w:color="BFBFBF" w:space="0" w:sz="4" w:val="single"/>
+          <w:left w:color="BFBFBF" w:space="0" w:sz="4" w:val="single"/>
+          <w:bottom w:color="BFBFBF" w:space="0" w:sz="4" w:val="single"/>
+          <w:right w:color="BFBFBF" w:space="0" w:sz="4" w:val="single"/>
+        </w:tblBorders>
+        <w:tblLayout w:type="fixed"/>
+        <w:tblCellMar>
+          <w:top w:type="dxa" w:w="113"/>
+          <w:left w:type="dxa" w:w="113"/>
+          <w:bottom w:type="dxa" w:w="113"/>
+          <w:right w:type="dxa" w:w="113"/>
+        </w:tblCellMar>
+        <w:tblLook w:val="0000" w:firstRow="0" w:lastRow="0" w:firstColumn="0" w:lastColumn="0" w:noHBand="1" w:noVBand="1"/>
+      </w:tblPr>
+      <w:tblGrid>
+        <w:gridCol w:w="9637"/>
+      </w:tblGrid>
+      <w:tr>
+        <w:tc>
+          <w:tcPr>
+            <w:tcW w:type="dxa" w:w="9637"/>
+          </w:tcPr>
+          <w:p>
+            <w:pPr>
+              <w:pStyle w:val="SourceCode"/>
+              <w:spacing w:before="0" w:after="0" w:line="200" w:lineRule="auto"/>
+            </w:pPr>
+            <w:r>
+              <w:t xml:space="preserve">student@lab-vm:~$ ls -l /dev/sda /dev/sda1 /dev/null /dev/urandom</w:t>
+            </w:r>
+          </w:p>
+          <w:p>
+            <w:pPr>
+              <w:pStyle w:val="SourceCode"/>
+              <w:spacing w:before="0" w:after="0" w:line="200" w:lineRule="auto"/>
+            </w:pPr>
+            <w:r>
+              <w:t xml:space="preserve">brw-rw---- 1 root disk 8, 0 вер 18 09:12 /dev/sda</w:t>
+            </w:r>
+          </w:p>
+          <w:p>
+            <w:pPr>
+              <w:pStyle w:val="SourceCode"/>
+              <w:spacing w:before="0" w:after="0" w:line="200" w:lineRule="auto"/>
+            </w:pPr>
+            <w:r>
+              <w:t xml:space="preserve">brw-rw---- 1 root disk 8, 1 вер 18 09:12 /dev/sda1</w:t>
+            </w:r>
+          </w:p>
+          <w:p>
+            <w:pPr>
+              <w:pStyle w:val="SourceCode"/>
+              <w:spacing w:before="0" w:after="0" w:line="200" w:lineRule="auto"/>
+            </w:pPr>
+            <w:r>
+              <w:t xml:space="preserve">crw-rw-rw- 1 root root 1, 3 вер 18 09:12 /dev/null</w:t>
+            </w:r>
+          </w:p>
+          <w:p>
+            <w:pPr>
+              <w:pStyle w:val="SourceCode"/>
+              <w:spacing w:before="0" w:after="0" w:line="200" w:lineRule="auto"/>
+            </w:pPr>
+            <w:r>
+              <w:t xml:space="preserve">crw-rw-rw- 1 root root 1, 9 вер 18 09:12 /dev/urandom</w:t>
+            </w:r>
+          </w:p>
+          <w:p>
+            <w:pPr>
+              <w:pStyle w:val="SourceCode"/>
+              <w:spacing w:before="0" w:after="0" w:line="200" w:lineRule="auto"/>
+            </w:pPr>
+          </w:p>
+          <w:p>
+            <w:pPr>
+              <w:pStyle w:val="SourceCode"/>
+              <w:spacing w:before="0" w:after="0" w:line="200" w:lineRule="auto"/>
+            </w:pPr>
+            <w:r>
+              <w:t xml:space="preserve">student@lab-vm:~$ grep -E "^ *8 |^ *1 " /proc/devices</w:t>
+            </w:r>
+          </w:p>
+          <w:p>
+            <w:pPr>
+              <w:pStyle w:val="SourceCode"/>
+              <w:spacing w:before="0" w:after="0" w:line="200" w:lineRule="auto"/>
+            </w:pPr>
+            <w:r>
+              <w:t xml:space="preserve">  1 mem</w:t>
+            </w:r>
+          </w:p>
+          <w:p>
+            <w:pPr>
+              <w:pStyle w:val="SourceCode"/>
+              <w:spacing w:before="0" w:after="0" w:line="200" w:lineRule="auto"/>
+            </w:pPr>
+            <w:r>
+              <w:t xml:space="preserve">  8 sd</w:t>
+            </w:r>
+          </w:p>
+          <w:p>
+            <w:pPr>
+              <w:pStyle w:val="SourceCode"/>
+              <w:spacing w:before="0" w:after="0" w:line="200" w:lineRule="auto"/>
+            </w:pPr>
+          </w:p>
+          <w:p>
+            <w:pPr>
+              <w:pStyle w:val="SourceCode"/>
+              <w:spacing w:before="0" w:after="0" w:line="200" w:lineRule="auto"/>
+            </w:pPr>
+            <w:r>
+              <w:t xml:space="preserve">student@lab-vm:~$ stat -c "%n: %F, major=%t minor=%T" /dev/sda1 /dev/null</w:t>
+            </w:r>
+          </w:p>
+          <w:p>
+            <w:pPr>
+              <w:pStyle w:val="SourceCode"/>
+              <w:spacing w:before="0" w:after="0" w:line="200" w:lineRule="auto"/>
+            </w:pPr>
+            <w:r>
+              <w:t xml:space="preserve">/dev/sda1: block special file, major=8 minor=1</w:t>
+            </w:r>
+          </w:p>
+          <w:p>
+            <w:pPr>
+              <w:pStyle w:val="SourceCode"/>
+              <w:spacing w:before="0" w:after="0" w:line="200" w:lineRule="auto"/>
+            </w:pPr>
+            <w:r>
+              <w:t xml:space="preserve">/dev/null: character special file, major=1 minor=3</w:t>
+            </w:r>
+          </w:p>
+          <w:p>
+            <w:pPr>
+              <w:pStyle w:val="SourceCode"/>
+              <w:spacing w:before="0" w:after="0" w:line="200" w:lineRule="auto"/>
+            </w:pPr>
+          </w:p>
+          <w:p>
+            <w:pPr>
+              <w:pStyle w:val="SourceCode"/>
+              <w:spacing w:before="0" w:after="0" w:line="200" w:lineRule="auto"/>
+            </w:pPr>
+            <w:r>
+              <w:t xml:space="preserve">student@lab-vm:~$ ls -l /dev/sda1 /dev/null</w:t>
+            </w:r>
+          </w:p>
+          <w:p>
+            <w:pPr>
+              <w:pStyle w:val="SourceCode"/>
+              <w:spacing w:before="0" w:after="0" w:line="200" w:lineRule="auto"/>
+            </w:pPr>
+            <w:r>
+              <w:t xml:space="preserve">brw-rw---- 1 root disk    8, 1 Sep 17 08:42 /dev/sda1</w:t>
+            </w:r>
+          </w:p>
+          <w:p>
+            <w:pPr>
+              <w:pStyle w:val="SourceCode"/>
+              <w:spacing w:before="0" w:after="0" w:line="200" w:lineRule="auto"/>
+            </w:pPr>
+            <w:r>
+              <w:t xml:space="preserve">crw-rw-rw- 1 root root    1, 3 Sep 17 08:42 /dev/null</w:t>
+            </w:r>
+          </w:p>
+        </w:tc>
+      </w:tr>
+    </w:tbl>
+    <w:p>
+      <w:pPr>
+        <w:spacing w:before="0" w:after="0" w:line="120" w:lineRule="exact"/>
+        <w:rPr>
+          <w:sz w:val="4"/>
+          <w:szCs w:val="4"/>
+        </w:rPr>
+      </w:pPr>
     </w:p>
     <w:p>
       <w:pPr>
@@ -1775,111 +2118,160 @@
     </w:p>
     <w:p>
       <w:pPr>
-        <w:pStyle w:val="SourceCode"/>
-        <w:spacing w:before="120" w:after="0" w:line="200" w:lineRule="auto"/>
-      </w:pPr>
-      <w:r>
-        <w:t xml:space="preserve">student@lab-vm:~$ echo "цей текст зникне" &gt; /dev/null</w:t>
-      </w:r>
-    </w:p>
-    <w:p>
-      <w:pPr>
-        <w:pStyle w:val="SourceCode"/>
-        <w:spacing w:before="0" w:after="0" w:line="200" w:lineRule="auto"/>
-      </w:pPr>
-      <w:r>
-        <w:t xml:space="preserve">student@lab-vm:~$ cat /dev/null | wc -c</w:t>
-      </w:r>
-    </w:p>
-    <w:p>
-      <w:pPr>
-        <w:pStyle w:val="SourceCode"/>
-        <w:spacing w:before="0" w:after="0" w:line="200" w:lineRule="auto"/>
-      </w:pPr>
-      <w:r>
-        <w:t xml:space="preserve">0</w:t>
-      </w:r>
-    </w:p>
-    <w:p>
-      <w:pPr>
-        <w:pStyle w:val="SourceCode"/>
-        <w:spacing w:before="0" w:after="0" w:line="200" w:lineRule="auto"/>
-      </w:pPr>
-    </w:p>
-    <w:p>
-      <w:pPr>
-        <w:pStyle w:val="SourceCode"/>
-        <w:spacing w:before="0" w:after="0" w:line="200" w:lineRule="auto"/>
-      </w:pPr>
-      <w:r>
-        <w:t xml:space="preserve">student@lab-vm:~$ head -c 16 /dev/urandom | xxd</w:t>
-      </w:r>
-    </w:p>
-    <w:p>
-      <w:pPr>
-        <w:pStyle w:val="SourceCode"/>
-        <w:spacing w:before="0" w:after="0" w:line="200" w:lineRule="auto"/>
-      </w:pPr>
-      <w:r>
-        <w:t xml:space="preserve">00000000: 8f3a 20d1 47b9 0c6e a154 fb92 3d08 e7c1  .: .G..n.T..=...</w:t>
-      </w:r>
-    </w:p>
-    <w:p>
-      <w:pPr>
-        <w:pStyle w:val="SourceCode"/>
-        <w:spacing w:before="0" w:after="0" w:line="200" w:lineRule="auto"/>
-      </w:pPr>
-    </w:p>
-    <w:p>
-      <w:pPr>
-        <w:pStyle w:val="SourceCode"/>
-        <w:spacing w:before="0" w:after="0" w:line="200" w:lineRule="auto"/>
-      </w:pPr>
-      <w:r>
-        <w:t xml:space="preserve">student@lab-vm:~$ dd if=/dev/zero of=zeros.bin bs=1K count=4 2&gt;/dev/null</w:t>
-      </w:r>
-    </w:p>
-    <w:p>
-      <w:pPr>
-        <w:pStyle w:val="SourceCode"/>
-        <w:spacing w:before="0" w:after="0" w:line="200" w:lineRule="auto"/>
-      </w:pPr>
-      <w:r>
-        <w:t xml:space="preserve">student@lab-vm:~$ xxd zeros.bin | head -2</w:t>
-      </w:r>
-    </w:p>
-    <w:p>
-      <w:pPr>
-        <w:pStyle w:val="SourceCode"/>
-        <w:spacing w:before="0" w:after="0" w:line="200" w:lineRule="auto"/>
-      </w:pPr>
-      <w:r>
-        <w:t xml:space="preserve">00000000: 0000 0000 0000 0000 0000 0000 0000 0000  ................</w:t>
-      </w:r>
-    </w:p>
-    <w:p>
-      <w:pPr>
-        <w:pStyle w:val="SourceCode"/>
-        <w:spacing w:before="0" w:after="0" w:line="200" w:lineRule="auto"/>
-      </w:pPr>
-    </w:p>
-    <w:p>
-      <w:pPr>
-        <w:pStyle w:val="SourceCode"/>
-        <w:spacing w:before="0" w:after="0" w:line="200" w:lineRule="auto"/>
-      </w:pPr>
-      <w:r>
-        <w:t xml:space="preserve">student@lab-vm:~$ echo test &gt; /dev/full</w:t>
-      </w:r>
-    </w:p>
-    <w:p>
-      <w:pPr>
-        <w:pStyle w:val="SourceCode"/>
-        <w:spacing w:before="0" w:after="120" w:line="200" w:lineRule="auto"/>
-      </w:pPr>
-      <w:r>
-        <w:t xml:space="preserve">bash: echo: write error: No space left on device</w:t>
-      </w:r>
+        <w:spacing w:before="0" w:after="0" w:line="120" w:lineRule="exact"/>
+        <w:rPr>
+          <w:sz w:val="4"/>
+          <w:szCs w:val="4"/>
+        </w:rPr>
+      </w:pPr>
+    </w:p>
+    <w:tbl>
+      <w:tblPr>
+        <w:tblStyle w:val="SourceCodeTable"/>
+        <w:tblW w:type="dxa" w:w="9637"/>
+        <w:tblInd w:w="0" w:type="dxa"/>
+        <w:tblBorders>
+          <w:top w:color="BFBFBF" w:space="0" w:sz="4" w:val="single"/>
+          <w:left w:color="BFBFBF" w:space="0" w:sz="4" w:val="single"/>
+          <w:bottom w:color="BFBFBF" w:space="0" w:sz="4" w:val="single"/>
+          <w:right w:color="BFBFBF" w:space="0" w:sz="4" w:val="single"/>
+        </w:tblBorders>
+        <w:tblLayout w:type="fixed"/>
+        <w:tblCellMar>
+          <w:top w:type="dxa" w:w="113"/>
+          <w:left w:type="dxa" w:w="113"/>
+          <w:bottom w:type="dxa" w:w="113"/>
+          <w:right w:type="dxa" w:w="113"/>
+        </w:tblCellMar>
+        <w:tblLook w:val="0000" w:firstRow="0" w:lastRow="0" w:firstColumn="0" w:lastColumn="0" w:noHBand="1" w:noVBand="1"/>
+      </w:tblPr>
+      <w:tblGrid>
+        <w:gridCol w:w="9637"/>
+      </w:tblGrid>
+      <w:tr>
+        <w:tc>
+          <w:tcPr>
+            <w:tcW w:type="dxa" w:w="9637"/>
+          </w:tcPr>
+          <w:p>
+            <w:pPr>
+              <w:pStyle w:val="SourceCode"/>
+              <w:spacing w:before="0" w:after="0" w:line="200" w:lineRule="auto"/>
+            </w:pPr>
+            <w:r>
+              <w:t xml:space="preserve">student@lab-vm:~$ echo "цей текст зникне" &gt; /dev/null</w:t>
+            </w:r>
+          </w:p>
+          <w:p>
+            <w:pPr>
+              <w:pStyle w:val="SourceCode"/>
+              <w:spacing w:before="0" w:after="0" w:line="200" w:lineRule="auto"/>
+            </w:pPr>
+            <w:r>
+              <w:t xml:space="preserve">student@lab-vm:~$ cat /dev/null | wc -c</w:t>
+            </w:r>
+          </w:p>
+          <w:p>
+            <w:pPr>
+              <w:pStyle w:val="SourceCode"/>
+              <w:spacing w:before="0" w:after="0" w:line="200" w:lineRule="auto"/>
+            </w:pPr>
+            <w:r>
+              <w:t xml:space="preserve">0</w:t>
+            </w:r>
+          </w:p>
+          <w:p>
+            <w:pPr>
+              <w:pStyle w:val="SourceCode"/>
+              <w:spacing w:before="0" w:after="0" w:line="200" w:lineRule="auto"/>
+            </w:pPr>
+          </w:p>
+          <w:p>
+            <w:pPr>
+              <w:pStyle w:val="SourceCode"/>
+              <w:spacing w:before="0" w:after="0" w:line="200" w:lineRule="auto"/>
+            </w:pPr>
+            <w:r>
+              <w:t xml:space="preserve">student@lab-vm:~$ head -c 16 /dev/urandom | xxd</w:t>
+            </w:r>
+          </w:p>
+          <w:p>
+            <w:pPr>
+              <w:pStyle w:val="SourceCode"/>
+              <w:spacing w:before="0" w:after="0" w:line="200" w:lineRule="auto"/>
+            </w:pPr>
+            <w:r>
+              <w:t xml:space="preserve">00000000: 8f3a 20d1 47b9 0c6e a154 fb92 3d08 e7c1  .: .G..n.T..=...</w:t>
+            </w:r>
+          </w:p>
+          <w:p>
+            <w:pPr>
+              <w:pStyle w:val="SourceCode"/>
+              <w:spacing w:before="0" w:after="0" w:line="200" w:lineRule="auto"/>
+            </w:pPr>
+          </w:p>
+          <w:p>
+            <w:pPr>
+              <w:pStyle w:val="SourceCode"/>
+              <w:spacing w:before="0" w:after="0" w:line="200" w:lineRule="auto"/>
+            </w:pPr>
+            <w:r>
+              <w:t xml:space="preserve">student@lab-vm:~$ dd if=/dev/zero of=zeros.bin bs=1K count=4 2&gt;/dev/null</w:t>
+            </w:r>
+          </w:p>
+          <w:p>
+            <w:pPr>
+              <w:pStyle w:val="SourceCode"/>
+              <w:spacing w:before="0" w:after="0" w:line="200" w:lineRule="auto"/>
+            </w:pPr>
+            <w:r>
+              <w:t xml:space="preserve">student@lab-vm:~$ xxd zeros.bin | head -2</w:t>
+            </w:r>
+          </w:p>
+          <w:p>
+            <w:pPr>
+              <w:pStyle w:val="SourceCode"/>
+              <w:spacing w:before="0" w:after="0" w:line="200" w:lineRule="auto"/>
+            </w:pPr>
+            <w:r>
+              <w:t xml:space="preserve">00000000: 0000 0000 0000 0000 0000 0000 0000 0000  ................</w:t>
+            </w:r>
+          </w:p>
+          <w:p>
+            <w:pPr>
+              <w:pStyle w:val="SourceCode"/>
+              <w:spacing w:before="0" w:after="0" w:line="200" w:lineRule="auto"/>
+            </w:pPr>
+          </w:p>
+          <w:p>
+            <w:pPr>
+              <w:pStyle w:val="SourceCode"/>
+              <w:spacing w:before="0" w:after="0" w:line="200" w:lineRule="auto"/>
+            </w:pPr>
+            <w:r>
+              <w:t xml:space="preserve">student@lab-vm:~$ echo test &gt; /dev/full</w:t>
+            </w:r>
+          </w:p>
+          <w:p>
+            <w:pPr>
+              <w:pStyle w:val="SourceCode"/>
+              <w:spacing w:before="0" w:after="0" w:line="200" w:lineRule="auto"/>
+            </w:pPr>
+            <w:r>
+              <w:t xml:space="preserve">bash: echo: write error: No space left on device</w:t>
+            </w:r>
+          </w:p>
+        </w:tc>
+      </w:tr>
+    </w:tbl>
+    <w:p>
+      <w:pPr>
+        <w:spacing w:before="0" w:after="0" w:line="120" w:lineRule="exact"/>
+        <w:rPr>
+          <w:sz w:val="4"/>
+          <w:szCs w:val="4"/>
+        </w:rPr>
+      </w:pPr>
     </w:p>
     <w:p>
       <w:pPr>
@@ -1901,156 +2293,205 @@
     </w:p>
     <w:p>
       <w:pPr>
-        <w:pStyle w:val="SourceCode"/>
-        <w:spacing w:before="120" w:after="0" w:line="200" w:lineRule="auto"/>
-      </w:pPr>
-      <w:r>
-        <w:t xml:space="preserve">student@lab-vm:~$ udevadm monitor --udev &amp;</w:t>
-      </w:r>
-    </w:p>
-    <w:p>
-      <w:pPr>
-        <w:pStyle w:val="SourceCode"/>
-        <w:spacing w:before="0" w:after="0" w:line="200" w:lineRule="auto"/>
-      </w:pPr>
-      <w:r>
-        <w:t xml:space="preserve">[1] 5120</w:t>
-      </w:r>
-    </w:p>
-    <w:p>
-      <w:pPr>
-        <w:pStyle w:val="SourceCode"/>
-        <w:spacing w:before="0" w:after="0" w:line="200" w:lineRule="auto"/>
-      </w:pPr>
-      <w:r>
-        <w:t xml:space="preserve">student@lab-vm:~$ # підключаємо USB-носій</w:t>
-      </w:r>
-    </w:p>
-    <w:p>
-      <w:pPr>
-        <w:pStyle w:val="SourceCode"/>
-        <w:spacing w:before="0" w:after="0" w:line="200" w:lineRule="auto"/>
-      </w:pPr>
-      <w:r>
-        <w:t xml:space="preserve">UDEV  [412.338] add   /devices/pci0000:00/.../block/sdb (block)</w:t>
-      </w:r>
-    </w:p>
-    <w:p>
-      <w:pPr>
-        <w:pStyle w:val="SourceCode"/>
-        <w:spacing w:before="0" w:after="0" w:line="200" w:lineRule="auto"/>
-      </w:pPr>
-      <w:r>
-        <w:t xml:space="preserve">UDEV  [412.401] add   /devices/pci0000:00/.../block/sdb/sdb1 (block)</w:t>
-      </w:r>
-    </w:p>
-    <w:p>
-      <w:pPr>
-        <w:pStyle w:val="SourceCode"/>
-        <w:spacing w:before="0" w:after="0" w:line="200" w:lineRule="auto"/>
-      </w:pPr>
-    </w:p>
-    <w:p>
-      <w:pPr>
-        <w:pStyle w:val="SourceCode"/>
-        <w:spacing w:before="0" w:after="0" w:line="200" w:lineRule="auto"/>
-      </w:pPr>
-      <w:r>
-        <w:t xml:space="preserve">student@lab-vm:~$ kill %1</w:t>
-      </w:r>
-    </w:p>
-    <w:p>
-      <w:pPr>
-        <w:pStyle w:val="SourceCode"/>
-        <w:spacing w:before="0" w:after="0" w:line="200" w:lineRule="auto"/>
-      </w:pPr>
-      <w:r>
-        <w:t xml:space="preserve">student@lab-vm:~$ lsblk | grep sdb</w:t>
-      </w:r>
-    </w:p>
-    <w:p>
-      <w:pPr>
-        <w:pStyle w:val="SourceCode"/>
-        <w:spacing w:before="0" w:after="0" w:line="200" w:lineRule="auto"/>
-      </w:pPr>
-      <w:r>
-        <w:t xml:space="preserve">sdb      8:16   1  7,5G  0 disk</w:t>
-      </w:r>
-    </w:p>
-    <w:p>
-      <w:pPr>
-        <w:pStyle w:val="SourceCode"/>
-        <w:spacing w:before="0" w:after="0" w:line="200" w:lineRule="auto"/>
-      </w:pPr>
-      <w:r>
-        <w:t xml:space="preserve">└─sdb1   8:17   1  7,5G  0 part</w:t>
-      </w:r>
-    </w:p>
-    <w:p>
-      <w:pPr>
-        <w:pStyle w:val="SourceCode"/>
-        <w:spacing w:before="0" w:after="0" w:line="200" w:lineRule="auto"/>
-      </w:pPr>
-    </w:p>
-    <w:p>
-      <w:pPr>
-        <w:pStyle w:val="SourceCode"/>
-        <w:spacing w:before="0" w:after="0" w:line="200" w:lineRule="auto"/>
-      </w:pPr>
-      <w:r>
-        <w:t xml:space="preserve">student@lab-vm:~$ udevadm info /dev/sdb1 | grep -E "ID_FS_TYPE|ID_FS_UUID|ID_MODEL"</w:t>
-      </w:r>
-    </w:p>
-    <w:p>
-      <w:pPr>
-        <w:pStyle w:val="SourceCode"/>
-        <w:spacing w:before="0" w:after="0" w:line="200" w:lineRule="auto"/>
-      </w:pPr>
-      <w:r>
-        <w:t xml:space="preserve">E: ID_FS_TYPE=vfat</w:t>
-      </w:r>
-    </w:p>
-    <w:p>
-      <w:pPr>
-        <w:pStyle w:val="SourceCode"/>
-        <w:spacing w:before="0" w:after="0" w:line="200" w:lineRule="auto"/>
-      </w:pPr>
-      <w:r>
-        <w:t xml:space="preserve">E: ID_FS_UUID=A1B2-C3D4</w:t>
-      </w:r>
-    </w:p>
-    <w:p>
-      <w:pPr>
-        <w:pStyle w:val="SourceCode"/>
-        <w:spacing w:before="0" w:after="0" w:line="200" w:lineRule="auto"/>
-      </w:pPr>
-      <w:r>
-        <w:t xml:space="preserve">E: ID_MODEL=Cruzer_Blade</w:t>
-      </w:r>
-    </w:p>
-    <w:p>
-      <w:pPr>
-        <w:pStyle w:val="SourceCode"/>
-        <w:spacing w:before="0" w:after="0" w:line="200" w:lineRule="auto"/>
-      </w:pPr>
-    </w:p>
-    <w:p>
-      <w:pPr>
-        <w:pStyle w:val="SourceCode"/>
-        <w:spacing w:before="0" w:after="0" w:line="200" w:lineRule="auto"/>
-      </w:pPr>
-      <w:r>
-        <w:t xml:space="preserve">student@lab-vm:~$ ls -l /dev/disk/by-uuid/ | grep sdb1</w:t>
-      </w:r>
-    </w:p>
-    <w:p>
-      <w:pPr>
-        <w:pStyle w:val="SourceCode"/>
-        <w:spacing w:before="0" w:after="120" w:line="200" w:lineRule="auto"/>
-      </w:pPr>
-      <w:r>
-        <w:t xml:space="preserve">lrwxrwxrwx 1 root root 10 вер 18 12:41 A1B2-C3D4 -&gt; ../../sdb1</w:t>
-      </w:r>
+        <w:spacing w:before="0" w:after="0" w:line="120" w:lineRule="exact"/>
+        <w:rPr>
+          <w:sz w:val="4"/>
+          <w:szCs w:val="4"/>
+        </w:rPr>
+      </w:pPr>
+    </w:p>
+    <w:tbl>
+      <w:tblPr>
+        <w:tblStyle w:val="SourceCodeTable"/>
+        <w:tblW w:type="dxa" w:w="9637"/>
+        <w:tblInd w:w="0" w:type="dxa"/>
+        <w:tblBorders>
+          <w:top w:color="BFBFBF" w:space="0" w:sz="4" w:val="single"/>
+          <w:left w:color="BFBFBF" w:space="0" w:sz="4" w:val="single"/>
+          <w:bottom w:color="BFBFBF" w:space="0" w:sz="4" w:val="single"/>
+          <w:right w:color="BFBFBF" w:space="0" w:sz="4" w:val="single"/>
+        </w:tblBorders>
+        <w:tblLayout w:type="fixed"/>
+        <w:tblCellMar>
+          <w:top w:type="dxa" w:w="113"/>
+          <w:left w:type="dxa" w:w="113"/>
+          <w:bottom w:type="dxa" w:w="113"/>
+          <w:right w:type="dxa" w:w="113"/>
+        </w:tblCellMar>
+        <w:tblLook w:val="0000" w:firstRow="0" w:lastRow="0" w:firstColumn="0" w:lastColumn="0" w:noHBand="1" w:noVBand="1"/>
+      </w:tblPr>
+      <w:tblGrid>
+        <w:gridCol w:w="9637"/>
+      </w:tblGrid>
+      <w:tr>
+        <w:tc>
+          <w:tcPr>
+            <w:tcW w:type="dxa" w:w="9637"/>
+          </w:tcPr>
+          <w:p>
+            <w:pPr>
+              <w:pStyle w:val="SourceCode"/>
+              <w:spacing w:before="0" w:after="0" w:line="200" w:lineRule="auto"/>
+            </w:pPr>
+            <w:r>
+              <w:t xml:space="preserve">student@lab-vm:~$ udevadm monitor --udev &amp;</w:t>
+            </w:r>
+          </w:p>
+          <w:p>
+            <w:pPr>
+              <w:pStyle w:val="SourceCode"/>
+              <w:spacing w:before="0" w:after="0" w:line="200" w:lineRule="auto"/>
+            </w:pPr>
+            <w:r>
+              <w:t xml:space="preserve">[1] 5120</w:t>
+            </w:r>
+          </w:p>
+          <w:p>
+            <w:pPr>
+              <w:pStyle w:val="SourceCode"/>
+              <w:spacing w:before="0" w:after="0" w:line="200" w:lineRule="auto"/>
+            </w:pPr>
+            <w:r>
+              <w:t xml:space="preserve">student@lab-vm:~$ # підключаємо USB-носій</w:t>
+            </w:r>
+          </w:p>
+          <w:p>
+            <w:pPr>
+              <w:pStyle w:val="SourceCode"/>
+              <w:spacing w:before="0" w:after="0" w:line="200" w:lineRule="auto"/>
+            </w:pPr>
+            <w:r>
+              <w:t xml:space="preserve">UDEV  [412.338] add   /devices/pci0000:00/.../block/sdb (block)</w:t>
+            </w:r>
+          </w:p>
+          <w:p>
+            <w:pPr>
+              <w:pStyle w:val="SourceCode"/>
+              <w:spacing w:before="0" w:after="0" w:line="200" w:lineRule="auto"/>
+            </w:pPr>
+            <w:r>
+              <w:t xml:space="preserve">UDEV  [412.401] add   /devices/pci0000:00/.../block/sdb/sdb1 (block)</w:t>
+            </w:r>
+          </w:p>
+          <w:p>
+            <w:pPr>
+              <w:pStyle w:val="SourceCode"/>
+              <w:spacing w:before="0" w:after="0" w:line="200" w:lineRule="auto"/>
+            </w:pPr>
+          </w:p>
+          <w:p>
+            <w:pPr>
+              <w:pStyle w:val="SourceCode"/>
+              <w:spacing w:before="0" w:after="0" w:line="200" w:lineRule="auto"/>
+            </w:pPr>
+            <w:r>
+              <w:t xml:space="preserve">student@lab-vm:~$ kill %1</w:t>
+            </w:r>
+          </w:p>
+          <w:p>
+            <w:pPr>
+              <w:pStyle w:val="SourceCode"/>
+              <w:spacing w:before="0" w:after="0" w:line="200" w:lineRule="auto"/>
+            </w:pPr>
+            <w:r>
+              <w:t xml:space="preserve">student@lab-vm:~$ lsblk | grep sdb</w:t>
+            </w:r>
+          </w:p>
+          <w:p>
+            <w:pPr>
+              <w:pStyle w:val="SourceCode"/>
+              <w:spacing w:before="0" w:after="0" w:line="200" w:lineRule="auto"/>
+            </w:pPr>
+            <w:r>
+              <w:t xml:space="preserve">sdb      8:16   1  7,5G  0 disk</w:t>
+            </w:r>
+          </w:p>
+          <w:p>
+            <w:pPr>
+              <w:pStyle w:val="SourceCode"/>
+              <w:spacing w:before="0" w:after="0" w:line="200" w:lineRule="auto"/>
+            </w:pPr>
+            <w:r>
+              <w:t xml:space="preserve">└─sdb1   8:17   1  7,5G  0 part</w:t>
+            </w:r>
+          </w:p>
+          <w:p>
+            <w:pPr>
+              <w:pStyle w:val="SourceCode"/>
+              <w:spacing w:before="0" w:after="0" w:line="200" w:lineRule="auto"/>
+            </w:pPr>
+          </w:p>
+          <w:p>
+            <w:pPr>
+              <w:pStyle w:val="SourceCode"/>
+              <w:spacing w:before="0" w:after="0" w:line="200" w:lineRule="auto"/>
+            </w:pPr>
+            <w:r>
+              <w:t xml:space="preserve">student@lab-vm:~$ udevadm info /dev/sdb1 | grep -E "ID_FS_TYPE|ID_FS_UUID|ID_MODEL"</w:t>
+            </w:r>
+          </w:p>
+          <w:p>
+            <w:pPr>
+              <w:pStyle w:val="SourceCode"/>
+              <w:spacing w:before="0" w:after="0" w:line="200" w:lineRule="auto"/>
+            </w:pPr>
+            <w:r>
+              <w:t xml:space="preserve">E: ID_FS_TYPE=vfat</w:t>
+            </w:r>
+          </w:p>
+          <w:p>
+            <w:pPr>
+              <w:pStyle w:val="SourceCode"/>
+              <w:spacing w:before="0" w:after="0" w:line="200" w:lineRule="auto"/>
+            </w:pPr>
+            <w:r>
+              <w:t xml:space="preserve">E: ID_FS_UUID=A1B2-C3D4</w:t>
+            </w:r>
+          </w:p>
+          <w:p>
+            <w:pPr>
+              <w:pStyle w:val="SourceCode"/>
+              <w:spacing w:before="0" w:after="0" w:line="200" w:lineRule="auto"/>
+            </w:pPr>
+            <w:r>
+              <w:t xml:space="preserve">E: ID_MODEL=Cruzer_Blade</w:t>
+            </w:r>
+          </w:p>
+          <w:p>
+            <w:pPr>
+              <w:pStyle w:val="SourceCode"/>
+              <w:spacing w:before="0" w:after="0" w:line="200" w:lineRule="auto"/>
+            </w:pPr>
+          </w:p>
+          <w:p>
+            <w:pPr>
+              <w:pStyle w:val="SourceCode"/>
+              <w:spacing w:before="0" w:after="0" w:line="200" w:lineRule="auto"/>
+            </w:pPr>
+            <w:r>
+              <w:t xml:space="preserve">student@lab-vm:~$ ls -l /dev/disk/by-uuid/ | grep sdb1</w:t>
+            </w:r>
+          </w:p>
+          <w:p>
+            <w:pPr>
+              <w:pStyle w:val="SourceCode"/>
+              <w:spacing w:before="0" w:after="0" w:line="200" w:lineRule="auto"/>
+            </w:pPr>
+            <w:r>
+              <w:t xml:space="preserve">lrwxrwxrwx 1 root root 10 вер 18 12:41 A1B2-C3D4 -&gt; ../../sdb1</w:t>
+            </w:r>
+          </w:p>
+        </w:tc>
+      </w:tr>
+    </w:tbl>
+    <w:p>
+      <w:pPr>
+        <w:spacing w:before="0" w:after="0" w:line="120" w:lineRule="exact"/>
+        <w:rPr>
+          <w:sz w:val="4"/>
+          <w:szCs w:val="4"/>
+        </w:rPr>
+      </w:pPr>
     </w:p>
     <w:p>
       <w:pPr>
@@ -2087,159 +2528,208 @@
     </w:p>
     <w:p>
       <w:pPr>
-        <w:pStyle w:val="SourceCode"/>
-        <w:spacing w:before="120" w:after="0" w:line="200" w:lineRule="auto"/>
-      </w:pPr>
-      <w:r>
-        <w:t xml:space="preserve">student@lab-vm:~$ lsmod | grep -E "usb_storage|vfat"</w:t>
-      </w:r>
-    </w:p>
-    <w:p>
-      <w:pPr>
-        <w:pStyle w:val="SourceCode"/>
-        <w:spacing w:before="0" w:after="0" w:line="200" w:lineRule="auto"/>
-      </w:pPr>
-      <w:r>
-        <w:t xml:space="preserve">usb_storage            81920  1</w:t>
-      </w:r>
-    </w:p>
-    <w:p>
-      <w:pPr>
-        <w:pStyle w:val="SourceCode"/>
-        <w:spacing w:before="0" w:after="0" w:line="200" w:lineRule="auto"/>
-      </w:pPr>
-      <w:r>
-        <w:t xml:space="preserve">vfat                   24576  1</w:t>
-      </w:r>
-    </w:p>
-    <w:p>
-      <w:pPr>
-        <w:pStyle w:val="SourceCode"/>
-        <w:spacing w:before="0" w:after="0" w:line="200" w:lineRule="auto"/>
-      </w:pPr>
-      <w:r>
-        <w:t xml:space="preserve">fat                    90112  1 vfat</w:t>
-      </w:r>
-    </w:p>
-    <w:p>
-      <w:pPr>
-        <w:pStyle w:val="SourceCode"/>
-        <w:spacing w:before="0" w:after="0" w:line="200" w:lineRule="auto"/>
-      </w:pPr>
-    </w:p>
-    <w:p>
-      <w:pPr>
-        <w:pStyle w:val="SourceCode"/>
-        <w:spacing w:before="0" w:after="0" w:line="200" w:lineRule="auto"/>
-      </w:pPr>
-      <w:r>
-        <w:t xml:space="preserve">student@lab-vm:~$ modinfo vfat | head -5</w:t>
-      </w:r>
-    </w:p>
-    <w:p>
-      <w:pPr>
-        <w:pStyle w:val="SourceCode"/>
-        <w:spacing w:before="0" w:after="0" w:line="200" w:lineRule="auto"/>
-      </w:pPr>
-      <w:r>
-        <w:t xml:space="preserve">filename:       /lib/modules/6.8.0-45-generic/kernel/fs/fat/vfat.ko.zst</w:t>
-      </w:r>
-    </w:p>
-    <w:p>
-      <w:pPr>
-        <w:pStyle w:val="SourceCode"/>
-        <w:spacing w:before="0" w:after="0" w:line="200" w:lineRule="auto"/>
-      </w:pPr>
-      <w:r>
-        <w:t xml:space="preserve">author:         Gordon Chaffee</w:t>
-      </w:r>
-    </w:p>
-    <w:p>
-      <w:pPr>
-        <w:pStyle w:val="SourceCode"/>
-        <w:spacing w:before="0" w:after="0" w:line="200" w:lineRule="auto"/>
-      </w:pPr>
-      <w:r>
-        <w:t xml:space="preserve">description:    VFAT filesystem support</w:t>
-      </w:r>
-    </w:p>
-    <w:p>
-      <w:pPr>
-        <w:pStyle w:val="SourceCode"/>
-        <w:spacing w:before="0" w:after="0" w:line="200" w:lineRule="auto"/>
-      </w:pPr>
-      <w:r>
-        <w:t xml:space="preserve">license:        GPL</w:t>
-      </w:r>
-    </w:p>
-    <w:p>
-      <w:pPr>
-        <w:pStyle w:val="SourceCode"/>
-        <w:spacing w:before="0" w:after="0" w:line="200" w:lineRule="auto"/>
-      </w:pPr>
-      <w:r>
-        <w:t xml:space="preserve">depends:        fat</w:t>
-      </w:r>
-    </w:p>
-    <w:p>
-      <w:pPr>
-        <w:pStyle w:val="SourceCode"/>
-        <w:spacing w:before="0" w:after="0" w:line="200" w:lineRule="auto"/>
-      </w:pPr>
-    </w:p>
-    <w:p>
-      <w:pPr>
-        <w:pStyle w:val="SourceCode"/>
-        <w:spacing w:before="0" w:after="0" w:line="200" w:lineRule="auto"/>
-      </w:pPr>
-      <w:r>
-        <w:t xml:space="preserve">student@lab-vm:~$ dmesg | tail -5</w:t>
-      </w:r>
-    </w:p>
-    <w:p>
-      <w:pPr>
-        <w:pStyle w:val="SourceCode"/>
-        <w:spacing w:before="0" w:after="0" w:line="200" w:lineRule="auto"/>
-      </w:pPr>
-      <w:r>
-        <w:t xml:space="preserve">[  412.338] usb 1-1: new high-speed USB device number 3 using xhci_hcd</w:t>
-      </w:r>
-    </w:p>
-    <w:p>
-      <w:pPr>
-        <w:pStyle w:val="SourceCode"/>
-        <w:spacing w:before="0" w:after="0" w:line="200" w:lineRule="auto"/>
-      </w:pPr>
-      <w:r>
-        <w:t xml:space="preserve">[  412.489] usb-storage 1-1:1.0: USB Mass Storage device detected</w:t>
-      </w:r>
-    </w:p>
-    <w:p>
-      <w:pPr>
-        <w:pStyle w:val="SourceCode"/>
-        <w:spacing w:before="0" w:after="0" w:line="200" w:lineRule="auto"/>
-      </w:pPr>
-      <w:r>
-        <w:t xml:space="preserve">[  412.712] sd 2:0:0:0: [sdb] 15646720 512-byte logical blocks: (8.01 GB)</w:t>
-      </w:r>
-    </w:p>
-    <w:p>
-      <w:pPr>
-        <w:pStyle w:val="SourceCode"/>
-        <w:spacing w:before="0" w:after="0" w:line="200" w:lineRule="auto"/>
-      </w:pPr>
-      <w:r>
-        <w:t xml:space="preserve">[  412.803] sdb: sdb1</w:t>
-      </w:r>
-    </w:p>
-    <w:p>
-      <w:pPr>
-        <w:pStyle w:val="SourceCode"/>
-        <w:spacing w:before="0" w:after="120" w:line="200" w:lineRule="auto"/>
-      </w:pPr>
-      <w:r>
-        <w:t xml:space="preserve">[  418.114] FAT-fs (sdb1): Volume was not properly unmounted</w:t>
-      </w:r>
+        <w:spacing w:before="0" w:after="0" w:line="120" w:lineRule="exact"/>
+        <w:rPr>
+          <w:sz w:val="4"/>
+          <w:szCs w:val="4"/>
+        </w:rPr>
+      </w:pPr>
+    </w:p>
+    <w:tbl>
+      <w:tblPr>
+        <w:tblStyle w:val="SourceCodeTable"/>
+        <w:tblW w:type="dxa" w:w="9637"/>
+        <w:tblInd w:w="0" w:type="dxa"/>
+        <w:tblBorders>
+          <w:top w:color="BFBFBF" w:space="0" w:sz="4" w:val="single"/>
+          <w:left w:color="BFBFBF" w:space="0" w:sz="4" w:val="single"/>
+          <w:bottom w:color="BFBFBF" w:space="0" w:sz="4" w:val="single"/>
+          <w:right w:color="BFBFBF" w:space="0" w:sz="4" w:val="single"/>
+        </w:tblBorders>
+        <w:tblLayout w:type="fixed"/>
+        <w:tblCellMar>
+          <w:top w:type="dxa" w:w="113"/>
+          <w:left w:type="dxa" w:w="113"/>
+          <w:bottom w:type="dxa" w:w="113"/>
+          <w:right w:type="dxa" w:w="113"/>
+        </w:tblCellMar>
+        <w:tblLook w:val="0000" w:firstRow="0" w:lastRow="0" w:firstColumn="0" w:lastColumn="0" w:noHBand="1" w:noVBand="1"/>
+      </w:tblPr>
+      <w:tblGrid>
+        <w:gridCol w:w="9637"/>
+      </w:tblGrid>
+      <w:tr>
+        <w:tc>
+          <w:tcPr>
+            <w:tcW w:type="dxa" w:w="9637"/>
+          </w:tcPr>
+          <w:p>
+            <w:pPr>
+              <w:pStyle w:val="SourceCode"/>
+              <w:spacing w:before="0" w:after="0" w:line="200" w:lineRule="auto"/>
+            </w:pPr>
+            <w:r>
+              <w:t xml:space="preserve">student@lab-vm:~$ lsmod | grep -E "usb_storage|vfat"</w:t>
+            </w:r>
+          </w:p>
+          <w:p>
+            <w:pPr>
+              <w:pStyle w:val="SourceCode"/>
+              <w:spacing w:before="0" w:after="0" w:line="200" w:lineRule="auto"/>
+            </w:pPr>
+            <w:r>
+              <w:t xml:space="preserve">usb_storage            81920  1</w:t>
+            </w:r>
+          </w:p>
+          <w:p>
+            <w:pPr>
+              <w:pStyle w:val="SourceCode"/>
+              <w:spacing w:before="0" w:after="0" w:line="200" w:lineRule="auto"/>
+            </w:pPr>
+            <w:r>
+              <w:t xml:space="preserve">vfat                   24576  1</w:t>
+            </w:r>
+          </w:p>
+          <w:p>
+            <w:pPr>
+              <w:pStyle w:val="SourceCode"/>
+              <w:spacing w:before="0" w:after="0" w:line="200" w:lineRule="auto"/>
+            </w:pPr>
+            <w:r>
+              <w:t xml:space="preserve">fat                    90112  1 vfat</w:t>
+            </w:r>
+          </w:p>
+          <w:p>
+            <w:pPr>
+              <w:pStyle w:val="SourceCode"/>
+              <w:spacing w:before="0" w:after="0" w:line="200" w:lineRule="auto"/>
+            </w:pPr>
+          </w:p>
+          <w:p>
+            <w:pPr>
+              <w:pStyle w:val="SourceCode"/>
+              <w:spacing w:before="0" w:after="0" w:line="200" w:lineRule="auto"/>
+            </w:pPr>
+            <w:r>
+              <w:t xml:space="preserve">student@lab-vm:~$ modinfo vfat | head -5</w:t>
+            </w:r>
+          </w:p>
+          <w:p>
+            <w:pPr>
+              <w:pStyle w:val="SourceCode"/>
+              <w:spacing w:before="0" w:after="0" w:line="200" w:lineRule="auto"/>
+            </w:pPr>
+            <w:r>
+              <w:t xml:space="preserve">filename:       /lib/modules/6.8.0-45-generic/kernel/fs/fat/vfat.ko.zst</w:t>
+            </w:r>
+          </w:p>
+          <w:p>
+            <w:pPr>
+              <w:pStyle w:val="SourceCode"/>
+              <w:spacing w:before="0" w:after="0" w:line="200" w:lineRule="auto"/>
+            </w:pPr>
+            <w:r>
+              <w:t xml:space="preserve">author:         Gordon Chaffee</w:t>
+            </w:r>
+          </w:p>
+          <w:p>
+            <w:pPr>
+              <w:pStyle w:val="SourceCode"/>
+              <w:spacing w:before="0" w:after="0" w:line="200" w:lineRule="auto"/>
+            </w:pPr>
+            <w:r>
+              <w:t xml:space="preserve">description:    VFAT filesystem support</w:t>
+            </w:r>
+          </w:p>
+          <w:p>
+            <w:pPr>
+              <w:pStyle w:val="SourceCode"/>
+              <w:spacing w:before="0" w:after="0" w:line="200" w:lineRule="auto"/>
+            </w:pPr>
+            <w:r>
+              <w:t xml:space="preserve">license:        GPL</w:t>
+            </w:r>
+          </w:p>
+          <w:p>
+            <w:pPr>
+              <w:pStyle w:val="SourceCode"/>
+              <w:spacing w:before="0" w:after="0" w:line="200" w:lineRule="auto"/>
+            </w:pPr>
+            <w:r>
+              <w:t xml:space="preserve">depends:        fat</w:t>
+            </w:r>
+          </w:p>
+          <w:p>
+            <w:pPr>
+              <w:pStyle w:val="SourceCode"/>
+              <w:spacing w:before="0" w:after="0" w:line="200" w:lineRule="auto"/>
+            </w:pPr>
+          </w:p>
+          <w:p>
+            <w:pPr>
+              <w:pStyle w:val="SourceCode"/>
+              <w:spacing w:before="0" w:after="0" w:line="200" w:lineRule="auto"/>
+            </w:pPr>
+            <w:r>
+              <w:t xml:space="preserve">student@lab-vm:~$ dmesg | tail -5</w:t>
+            </w:r>
+          </w:p>
+          <w:p>
+            <w:pPr>
+              <w:pStyle w:val="SourceCode"/>
+              <w:spacing w:before="0" w:after="0" w:line="200" w:lineRule="auto"/>
+            </w:pPr>
+            <w:r>
+              <w:t xml:space="preserve">[  412.338] usb 1-1: new high-speed USB device number 3 using xhci_hcd</w:t>
+            </w:r>
+          </w:p>
+          <w:p>
+            <w:pPr>
+              <w:pStyle w:val="SourceCode"/>
+              <w:spacing w:before="0" w:after="0" w:line="200" w:lineRule="auto"/>
+            </w:pPr>
+            <w:r>
+              <w:t xml:space="preserve">[  412.489] usb-storage 1-1:1.0: USB Mass Storage device detected</w:t>
+            </w:r>
+          </w:p>
+          <w:p>
+            <w:pPr>
+              <w:pStyle w:val="SourceCode"/>
+              <w:spacing w:before="0" w:after="0" w:line="200" w:lineRule="auto"/>
+            </w:pPr>
+            <w:r>
+              <w:t xml:space="preserve">[  412.712] sd 2:0:0:0: [sdb] 15646720 512-byte logical blocks: (8.01 GB)</w:t>
+            </w:r>
+          </w:p>
+          <w:p>
+            <w:pPr>
+              <w:pStyle w:val="SourceCode"/>
+              <w:spacing w:before="0" w:after="0" w:line="200" w:lineRule="auto"/>
+            </w:pPr>
+            <w:r>
+              <w:t xml:space="preserve">[  412.803] sdb: sdb1</w:t>
+            </w:r>
+          </w:p>
+          <w:p>
+            <w:pPr>
+              <w:pStyle w:val="SourceCode"/>
+              <w:spacing w:before="0" w:after="0" w:line="200" w:lineRule="auto"/>
+            </w:pPr>
+            <w:r>
+              <w:t xml:space="preserve">[  418.114] FAT-fs (sdb1): Volume was not properly unmounted</w:t>
+            </w:r>
+          </w:p>
+        </w:tc>
+      </w:tr>
+    </w:tbl>
+    <w:p>
+      <w:pPr>
+        <w:spacing w:before="0" w:after="0" w:line="120" w:lineRule="exact"/>
+        <w:rPr>
+          <w:sz w:val="4"/>
+          <w:szCs w:val="4"/>
+        </w:rPr>
+      </w:pPr>
     </w:p>
     <w:p>
       <w:pPr>
@@ -2288,153 +2778,202 @@
     </w:p>
     <w:p>
       <w:pPr>
-        <w:pStyle w:val="SourceCode"/>
-        <w:spacing w:before="120" w:after="0" w:line="200" w:lineRule="auto"/>
-      </w:pPr>
-      <w:r>
-        <w:t xml:space="preserve">student@lab-vm:~$ cat /sys/block/sda/size</w:t>
-      </w:r>
-    </w:p>
-    <w:p>
-      <w:pPr>
-        <w:pStyle w:val="SourceCode"/>
-        <w:spacing w:before="0" w:after="0" w:line="200" w:lineRule="auto"/>
-      </w:pPr>
-      <w:r>
-        <w:t xml:space="preserve">50331648</w:t>
-      </w:r>
-    </w:p>
-    <w:p>
-      <w:pPr>
-        <w:pStyle w:val="SourceCode"/>
-        <w:spacing w:before="0" w:after="0" w:line="200" w:lineRule="auto"/>
-      </w:pPr>
-      <w:r>
-        <w:t xml:space="preserve">student@lab-vm:~$ echo $((50331648 * 512 / 1024 / 1024 / 1024)) </w:t>
-      </w:r>
-    </w:p>
-    <w:p>
-      <w:pPr>
-        <w:pStyle w:val="SourceCode"/>
-        <w:spacing w:before="0" w:after="0" w:line="200" w:lineRule="auto"/>
-      </w:pPr>
-      <w:r>
-        <w:t xml:space="preserve">24</w:t>
-      </w:r>
-    </w:p>
-    <w:p>
-      <w:pPr>
-        <w:pStyle w:val="SourceCode"/>
-        <w:spacing w:before="0" w:after="0" w:line="200" w:lineRule="auto"/>
-      </w:pPr>
-    </w:p>
-    <w:p>
-      <w:pPr>
-        <w:pStyle w:val="SourceCode"/>
-        <w:spacing w:before="0" w:after="0" w:line="200" w:lineRule="auto"/>
-      </w:pPr>
-      <w:r>
-        <w:t xml:space="preserve">student@lab-vm:~$ cat /sys/block/sda/queue/rotational</w:t>
-      </w:r>
-    </w:p>
-    <w:p>
-      <w:pPr>
-        <w:pStyle w:val="SourceCode"/>
-        <w:spacing w:before="0" w:after="0" w:line="200" w:lineRule="auto"/>
-      </w:pPr>
-      <w:r>
-        <w:t xml:space="preserve">1</w:t>
-      </w:r>
-    </w:p>
-    <w:p>
-      <w:pPr>
-        <w:pStyle w:val="SourceCode"/>
-        <w:spacing w:before="0" w:after="0" w:line="200" w:lineRule="auto"/>
-      </w:pPr>
-      <w:r>
-        <w:t xml:space="preserve">student@lab-vm:~$ cat /sys/block/sda/queue/scheduler</w:t>
-      </w:r>
-    </w:p>
-    <w:p>
-      <w:pPr>
-        <w:pStyle w:val="SourceCode"/>
-        <w:spacing w:before="0" w:after="0" w:line="200" w:lineRule="auto"/>
-      </w:pPr>
-      <w:r>
-        <w:t xml:space="preserve">[mq-deadline] none</w:t>
-      </w:r>
-    </w:p>
-    <w:p>
-      <w:pPr>
-        <w:pStyle w:val="SourceCode"/>
-        <w:spacing w:before="0" w:after="0" w:line="200" w:lineRule="auto"/>
-      </w:pPr>
-    </w:p>
-    <w:p>
-      <w:pPr>
-        <w:pStyle w:val="SourceCode"/>
-        <w:spacing w:before="0" w:after="0" w:line="200" w:lineRule="auto"/>
-      </w:pPr>
-      <w:r>
-        <w:t xml:space="preserve">student@lab-vm:~$ dd if=/dev/zero of=~/test.img bs=1M count=200 2&gt;&amp;1 | tail -1</w:t>
-      </w:r>
-    </w:p>
-    <w:p>
-      <w:pPr>
-        <w:pStyle w:val="SourceCode"/>
-        <w:spacing w:before="0" w:after="0" w:line="200" w:lineRule="auto"/>
-      </w:pPr>
-      <w:r>
-        <w:t xml:space="preserve">209715200 bytes (210 MB, 200 MiB) copied, 0,187 s, 1,1 GB/s</w:t>
-      </w:r>
-    </w:p>
-    <w:p>
-      <w:pPr>
-        <w:pStyle w:val="SourceCode"/>
-        <w:spacing w:before="0" w:after="0" w:line="200" w:lineRule="auto"/>
-      </w:pPr>
-    </w:p>
-    <w:p>
-      <w:pPr>
-        <w:pStyle w:val="SourceCode"/>
-        <w:spacing w:before="0" w:after="0" w:line="200" w:lineRule="auto"/>
-      </w:pPr>
-      <w:r>
-        <w:t xml:space="preserve">student@lab-vm:~$ dd if=/dev/zero of=~/test2.img bs=1M count=200 \</w:t>
-      </w:r>
-    </w:p>
-    <w:p>
-      <w:pPr>
-        <w:pStyle w:val="SourceCode"/>
-        <w:spacing w:before="0" w:after="0" w:line="200" w:lineRule="auto"/>
-      </w:pPr>
-      <w:r>
-        <w:t xml:space="preserve">&gt;     oflag=direct 2&gt;&amp;1 | tail -1</w:t>
-      </w:r>
-    </w:p>
-    <w:p>
-      <w:pPr>
-        <w:pStyle w:val="SourceCode"/>
-        <w:spacing w:before="0" w:after="0" w:line="200" w:lineRule="auto"/>
-      </w:pPr>
-      <w:r>
-        <w:t xml:space="preserve">209715200 bytes (210 MB, 200 MiB) copied, 1,94 s, 108 MB/s</w:t>
-      </w:r>
-    </w:p>
-    <w:p>
-      <w:pPr>
-        <w:pStyle w:val="SourceCode"/>
-        <w:spacing w:before="0" w:after="0" w:line="200" w:lineRule="auto"/>
-      </w:pPr>
-    </w:p>
-    <w:p>
-      <w:pPr>
-        <w:pStyle w:val="SourceCode"/>
-        <w:spacing w:before="0" w:after="120" w:line="200" w:lineRule="auto"/>
-      </w:pPr>
-      <w:r>
-        <w:t xml:space="preserve">student@lab-vm:~$ sync &amp;&amp; rm ~/test.img ~/test2.img</w:t>
-      </w:r>
+        <w:spacing w:before="0" w:after="0" w:line="120" w:lineRule="exact"/>
+        <w:rPr>
+          <w:sz w:val="4"/>
+          <w:szCs w:val="4"/>
+        </w:rPr>
+      </w:pPr>
+    </w:p>
+    <w:tbl>
+      <w:tblPr>
+        <w:tblStyle w:val="SourceCodeTable"/>
+        <w:tblW w:type="dxa" w:w="9637"/>
+        <w:tblInd w:w="0" w:type="dxa"/>
+        <w:tblBorders>
+          <w:top w:color="BFBFBF" w:space="0" w:sz="4" w:val="single"/>
+          <w:left w:color="BFBFBF" w:space="0" w:sz="4" w:val="single"/>
+          <w:bottom w:color="BFBFBF" w:space="0" w:sz="4" w:val="single"/>
+          <w:right w:color="BFBFBF" w:space="0" w:sz="4" w:val="single"/>
+        </w:tblBorders>
+        <w:tblLayout w:type="fixed"/>
+        <w:tblCellMar>
+          <w:top w:type="dxa" w:w="113"/>
+          <w:left w:type="dxa" w:w="113"/>
+          <w:bottom w:type="dxa" w:w="113"/>
+          <w:right w:type="dxa" w:w="113"/>
+        </w:tblCellMar>
+        <w:tblLook w:val="0000" w:firstRow="0" w:lastRow="0" w:firstColumn="0" w:lastColumn="0" w:noHBand="1" w:noVBand="1"/>
+      </w:tblPr>
+      <w:tblGrid>
+        <w:gridCol w:w="9637"/>
+      </w:tblGrid>
+      <w:tr>
+        <w:tc>
+          <w:tcPr>
+            <w:tcW w:type="dxa" w:w="9637"/>
+          </w:tcPr>
+          <w:p>
+            <w:pPr>
+              <w:pStyle w:val="SourceCode"/>
+              <w:spacing w:before="0" w:after="0" w:line="200" w:lineRule="auto"/>
+            </w:pPr>
+            <w:r>
+              <w:t xml:space="preserve">student@lab-vm:~$ cat /sys/block/sda/size</w:t>
+            </w:r>
+          </w:p>
+          <w:p>
+            <w:pPr>
+              <w:pStyle w:val="SourceCode"/>
+              <w:spacing w:before="0" w:after="0" w:line="200" w:lineRule="auto"/>
+            </w:pPr>
+            <w:r>
+              <w:t xml:space="preserve">50331648</w:t>
+            </w:r>
+          </w:p>
+          <w:p>
+            <w:pPr>
+              <w:pStyle w:val="SourceCode"/>
+              <w:spacing w:before="0" w:after="0" w:line="200" w:lineRule="auto"/>
+            </w:pPr>
+            <w:r>
+              <w:t xml:space="preserve">student@lab-vm:~$ echo $((50331648 * 512 / 1024 / 1024 / 1024)) </w:t>
+            </w:r>
+          </w:p>
+          <w:p>
+            <w:pPr>
+              <w:pStyle w:val="SourceCode"/>
+              <w:spacing w:before="0" w:after="0" w:line="200" w:lineRule="auto"/>
+            </w:pPr>
+            <w:r>
+              <w:t xml:space="preserve">24</w:t>
+            </w:r>
+          </w:p>
+          <w:p>
+            <w:pPr>
+              <w:pStyle w:val="SourceCode"/>
+              <w:spacing w:before="0" w:after="0" w:line="200" w:lineRule="auto"/>
+            </w:pPr>
+          </w:p>
+          <w:p>
+            <w:pPr>
+              <w:pStyle w:val="SourceCode"/>
+              <w:spacing w:before="0" w:after="0" w:line="200" w:lineRule="auto"/>
+            </w:pPr>
+            <w:r>
+              <w:t xml:space="preserve">student@lab-vm:~$ cat /sys/block/sda/queue/rotational</w:t>
+            </w:r>
+          </w:p>
+          <w:p>
+            <w:pPr>
+              <w:pStyle w:val="SourceCode"/>
+              <w:spacing w:before="0" w:after="0" w:line="200" w:lineRule="auto"/>
+            </w:pPr>
+            <w:r>
+              <w:t xml:space="preserve">1</w:t>
+            </w:r>
+          </w:p>
+          <w:p>
+            <w:pPr>
+              <w:pStyle w:val="SourceCode"/>
+              <w:spacing w:before="0" w:after="0" w:line="200" w:lineRule="auto"/>
+            </w:pPr>
+            <w:r>
+              <w:t xml:space="preserve">student@lab-vm:~$ cat /sys/block/sda/queue/scheduler</w:t>
+            </w:r>
+          </w:p>
+          <w:p>
+            <w:pPr>
+              <w:pStyle w:val="SourceCode"/>
+              <w:spacing w:before="0" w:after="0" w:line="200" w:lineRule="auto"/>
+            </w:pPr>
+            <w:r>
+              <w:t xml:space="preserve">[mq-deadline] none</w:t>
+            </w:r>
+          </w:p>
+          <w:p>
+            <w:pPr>
+              <w:pStyle w:val="SourceCode"/>
+              <w:spacing w:before="0" w:after="0" w:line="200" w:lineRule="auto"/>
+            </w:pPr>
+          </w:p>
+          <w:p>
+            <w:pPr>
+              <w:pStyle w:val="SourceCode"/>
+              <w:spacing w:before="0" w:after="0" w:line="200" w:lineRule="auto"/>
+            </w:pPr>
+            <w:r>
+              <w:t xml:space="preserve">student@lab-vm:~$ dd if=/dev/zero of=~/test.img bs=1M count=200 2&gt;&amp;1 | tail -1</w:t>
+            </w:r>
+          </w:p>
+          <w:p>
+            <w:pPr>
+              <w:pStyle w:val="SourceCode"/>
+              <w:spacing w:before="0" w:after="0" w:line="200" w:lineRule="auto"/>
+            </w:pPr>
+            <w:r>
+              <w:t xml:space="preserve">209715200 bytes (210 MB, 200 MiB) copied, 0,187 s, 1,1 GB/s</w:t>
+            </w:r>
+          </w:p>
+          <w:p>
+            <w:pPr>
+              <w:pStyle w:val="SourceCode"/>
+              <w:spacing w:before="0" w:after="0" w:line="200" w:lineRule="auto"/>
+            </w:pPr>
+          </w:p>
+          <w:p>
+            <w:pPr>
+              <w:pStyle w:val="SourceCode"/>
+              <w:spacing w:before="0" w:after="0" w:line="200" w:lineRule="auto"/>
+            </w:pPr>
+            <w:r>
+              <w:t xml:space="preserve">student@lab-vm:~$ dd if=/dev/zero of=~/test2.img bs=1M count=200 \</w:t>
+            </w:r>
+          </w:p>
+          <w:p>
+            <w:pPr>
+              <w:pStyle w:val="SourceCode"/>
+              <w:spacing w:before="0" w:after="0" w:line="200" w:lineRule="auto"/>
+            </w:pPr>
+            <w:r>
+              <w:t xml:space="preserve">&gt;     oflag=direct 2&gt;&amp;1 | tail -1</w:t>
+            </w:r>
+          </w:p>
+          <w:p>
+            <w:pPr>
+              <w:pStyle w:val="SourceCode"/>
+              <w:spacing w:before="0" w:after="0" w:line="200" w:lineRule="auto"/>
+            </w:pPr>
+            <w:r>
+              <w:t xml:space="preserve">209715200 bytes (210 MB, 200 MiB) copied, 1,94 s, 108 MB/s</w:t>
+            </w:r>
+          </w:p>
+          <w:p>
+            <w:pPr>
+              <w:pStyle w:val="SourceCode"/>
+              <w:spacing w:before="0" w:after="0" w:line="200" w:lineRule="auto"/>
+            </w:pPr>
+          </w:p>
+          <w:p>
+            <w:pPr>
+              <w:pStyle w:val="SourceCode"/>
+              <w:spacing w:before="0" w:after="0" w:line="200" w:lineRule="auto"/>
+            </w:pPr>
+            <w:r>
+              <w:t xml:space="preserve">student@lab-vm:~$ sync &amp;&amp; rm ~/test.img ~/test2.img</w:t>
+            </w:r>
+          </w:p>
+        </w:tc>
+      </w:tr>
+    </w:tbl>
+    <w:p>
+      <w:pPr>
+        <w:spacing w:before="0" w:after="0" w:line="120" w:lineRule="exact"/>
+        <w:rPr>
+          <w:sz w:val="4"/>
+          <w:szCs w:val="4"/>
+        </w:rPr>
+      </w:pPr>
     </w:p>
     <w:p>
       <w:pPr>
@@ -6601,7 +7140,7 @@
     <w:basedOn w:val="Normal"/>
     <w:qFormat/>
     <w:pPr>
-      <w:spacing w:after="120" w:before="120" w:line="200" w:lineRule="auto"/>
+      <w:spacing w:after="0" w:before="0" w:line="200" w:lineRule="auto"/>
       <w:ind w:hanging="340" w:left="340" w:right="0"/>
       <w:jc w:val="left"/>
     </w:pPr>
@@ -6610,6 +7149,26 @@
       <w:sz w:val="18"/>
       <w:szCs w:val="18"/>
     </w:rPr>
+  </w:style>
+  <w:style w:customStyle="1" w:styleId="SourceCodeTable" w:type="table">
+    <w:name w:val="Source Code Table"/>
+    <w:basedOn w:val="TableNormal"/>
+    <w:qFormat/>
+    <w:tblPr>
+      <w:tblInd w:type="dxa" w:w="0"/>
+      <w:tblBorders>
+        <w:top w:color="BFBFBF" w:space="0" w:sz="4" w:val="single"/>
+        <w:left w:color="BFBFBF" w:space="0" w:sz="4" w:val="single"/>
+        <w:bottom w:color="BFBFBF" w:space="0" w:sz="4" w:val="single"/>
+        <w:right w:color="BFBFBF" w:space="0" w:sz="4" w:val="single"/>
+      </w:tblBorders>
+      <w:tblCellMar>
+        <w:top w:type="dxa" w:w="113"/>
+        <w:left w:type="dxa" w:w="113"/>
+        <w:bottom w:type="dxa" w:w="113"/>
+        <w:right w:type="dxa" w:w="113"/>
+      </w:tblCellMar>
+    </w:tblPr>
   </w:style>
   <w:style w:type="paragraph" w:customStyle="1" w:styleId="TableCaption">
     <w:name w:val="TableCaption"/>

--- a/public/labs/os/pz-25/ЛР12_ОС_Управління_пристроями.docx
+++ b/public/labs/os/pz-25/ЛР12_ОС_Управління_пристроями.docx
@@ -255,6 +255,7 @@
           <w:bottom w:color="BFBFBF" w:space="0" w:sz="4" w:val="single"/>
           <w:right w:color="BFBFBF" w:space="0" w:sz="4" w:val="single"/>
         </w:tblBorders>
+        <w:shd w:color="auto" w:fill="F4F4F4" w:val="clear"/>
         <w:tblLayout w:type="fixed"/>
         <w:tblCellMar>
           <w:top w:type="dxa" w:w="113"/>
@@ -271,6 +272,7 @@
         <w:tc>
           <w:tcPr>
             <w:tcW w:type="dxa" w:w="9637"/>
+            <w:shd w:color="auto" w:fill="F4F4F4" w:val="clear"/>
           </w:tcPr>
           <w:p>
             <w:pPr>
@@ -915,6 +917,7 @@
           <w:bottom w:color="BFBFBF" w:space="0" w:sz="4" w:val="single"/>
           <w:right w:color="BFBFBF" w:space="0" w:sz="4" w:val="single"/>
         </w:tblBorders>
+        <w:shd w:color="auto" w:fill="F4F4F4" w:val="clear"/>
         <w:tblLayout w:type="fixed"/>
         <w:tblCellMar>
           <w:top w:type="dxa" w:w="113"/>
@@ -931,6 +934,7 @@
         <w:tc>
           <w:tcPr>
             <w:tcW w:type="dxa" w:w="9637"/>
+            <w:shd w:color="auto" w:fill="F4F4F4" w:val="clear"/>
           </w:tcPr>
           <w:p>
             <w:pPr>
@@ -1107,6 +1111,7 @@
           <w:bottom w:color="BFBFBF" w:space="0" w:sz="4" w:val="single"/>
           <w:right w:color="BFBFBF" w:space="0" w:sz="4" w:val="single"/>
         </w:tblBorders>
+        <w:shd w:color="auto" w:fill="F4F4F4" w:val="clear"/>
         <w:tblLayout w:type="fixed"/>
         <w:tblCellMar>
           <w:top w:type="dxa" w:w="113"/>
@@ -1123,6 +1128,7 @@
         <w:tc>
           <w:tcPr>
             <w:tcW w:type="dxa" w:w="9637"/>
+            <w:shd w:color="auto" w:fill="F4F4F4" w:val="clear"/>
           </w:tcPr>
           <w:p>
             <w:pPr>
@@ -1299,6 +1305,7 @@
           <w:bottom w:color="BFBFBF" w:space="0" w:sz="4" w:val="single"/>
           <w:right w:color="BFBFBF" w:space="0" w:sz="4" w:val="single"/>
         </w:tblBorders>
+        <w:shd w:color="auto" w:fill="F4F4F4" w:val="clear"/>
         <w:tblLayout w:type="fixed"/>
         <w:tblCellMar>
           <w:top w:type="dxa" w:w="113"/>
@@ -1315,6 +1322,7 @@
         <w:tc>
           <w:tcPr>
             <w:tcW w:type="dxa" w:w="9637"/>
+            <w:shd w:color="auto" w:fill="F4F4F4" w:val="clear"/>
           </w:tcPr>
           <w:p>
             <w:pPr>
@@ -1429,6 +1437,7 @@
           <w:bottom w:color="BFBFBF" w:space="0" w:sz="4" w:val="single"/>
           <w:right w:color="BFBFBF" w:space="0" w:sz="4" w:val="single"/>
         </w:tblBorders>
+        <w:shd w:color="auto" w:fill="F4F4F4" w:val="clear"/>
         <w:tblLayout w:type="fixed"/>
         <w:tblCellMar>
           <w:top w:type="dxa" w:w="113"/>
@@ -1445,6 +1454,7 @@
         <w:tc>
           <w:tcPr>
             <w:tcW w:type="dxa" w:w="9637"/>
+            <w:shd w:color="auto" w:fill="F4F4F4" w:val="clear"/>
           </w:tcPr>
           <w:p>
             <w:pPr>
@@ -1566,6 +1576,7 @@
           <w:bottom w:color="BFBFBF" w:space="0" w:sz="4" w:val="single"/>
           <w:right w:color="BFBFBF" w:space="0" w:sz="4" w:val="single"/>
         </w:tblBorders>
+        <w:shd w:color="auto" w:fill="F4F4F4" w:val="clear"/>
         <w:tblLayout w:type="fixed"/>
         <w:tblCellMar>
           <w:top w:type="dxa" w:w="113"/>
@@ -1582,6 +1593,7 @@
         <w:tc>
           <w:tcPr>
             <w:tcW w:type="dxa" w:w="9637"/>
+            <w:shd w:color="auto" w:fill="F4F4F4" w:val="clear"/>
           </w:tcPr>
           <w:p>
             <w:pPr>
@@ -1754,6 +1766,7 @@
           <w:bottom w:color="BFBFBF" w:space="0" w:sz="4" w:val="single"/>
           <w:right w:color="BFBFBF" w:space="0" w:sz="4" w:val="single"/>
         </w:tblBorders>
+        <w:shd w:color="auto" w:fill="F4F4F4" w:val="clear"/>
         <w:tblLayout w:type="fixed"/>
         <w:tblCellMar>
           <w:top w:type="dxa" w:w="113"/>
@@ -1770,6 +1783,7 @@
         <w:tc>
           <w:tcPr>
             <w:tcW w:type="dxa" w:w="9637"/>
+            <w:shd w:color="auto" w:fill="F4F4F4" w:val="clear"/>
           </w:tcPr>
           <w:p>
             <w:pPr>
@@ -2136,6 +2150,7 @@
           <w:bottom w:color="BFBFBF" w:space="0" w:sz="4" w:val="single"/>
           <w:right w:color="BFBFBF" w:space="0" w:sz="4" w:val="single"/>
         </w:tblBorders>
+        <w:shd w:color="auto" w:fill="F4F4F4" w:val="clear"/>
         <w:tblLayout w:type="fixed"/>
         <w:tblCellMar>
           <w:top w:type="dxa" w:w="113"/>
@@ -2152,6 +2167,7 @@
         <w:tc>
           <w:tcPr>
             <w:tcW w:type="dxa" w:w="9637"/>
+            <w:shd w:color="auto" w:fill="F4F4F4" w:val="clear"/>
           </w:tcPr>
           <w:p>
             <w:pPr>
@@ -2311,6 +2327,7 @@
           <w:bottom w:color="BFBFBF" w:space="0" w:sz="4" w:val="single"/>
           <w:right w:color="BFBFBF" w:space="0" w:sz="4" w:val="single"/>
         </w:tblBorders>
+        <w:shd w:color="auto" w:fill="F4F4F4" w:val="clear"/>
         <w:tblLayout w:type="fixed"/>
         <w:tblCellMar>
           <w:top w:type="dxa" w:w="113"/>
@@ -2327,6 +2344,7 @@
         <w:tc>
           <w:tcPr>
             <w:tcW w:type="dxa" w:w="9637"/>
+            <w:shd w:color="auto" w:fill="F4F4F4" w:val="clear"/>
           </w:tcPr>
           <w:p>
             <w:pPr>
@@ -2546,6 +2564,7 @@
           <w:bottom w:color="BFBFBF" w:space="0" w:sz="4" w:val="single"/>
           <w:right w:color="BFBFBF" w:space="0" w:sz="4" w:val="single"/>
         </w:tblBorders>
+        <w:shd w:color="auto" w:fill="F4F4F4" w:val="clear"/>
         <w:tblLayout w:type="fixed"/>
         <w:tblCellMar>
           <w:top w:type="dxa" w:w="113"/>
@@ -2562,6 +2581,7 @@
         <w:tc>
           <w:tcPr>
             <w:tcW w:type="dxa" w:w="9637"/>
+            <w:shd w:color="auto" w:fill="F4F4F4" w:val="clear"/>
           </w:tcPr>
           <w:p>
             <w:pPr>
@@ -2796,6 +2816,7 @@
           <w:bottom w:color="BFBFBF" w:space="0" w:sz="4" w:val="single"/>
           <w:right w:color="BFBFBF" w:space="0" w:sz="4" w:val="single"/>
         </w:tblBorders>
+        <w:shd w:color="auto" w:fill="F4F4F4" w:val="clear"/>
         <w:tblLayout w:type="fixed"/>
         <w:tblCellMar>
           <w:top w:type="dxa" w:w="113"/>
@@ -2812,6 +2833,7 @@
         <w:tc>
           <w:tcPr>
             <w:tcW w:type="dxa" w:w="9637"/>
+            <w:shd w:color="auto" w:fill="F4F4F4" w:val="clear"/>
           </w:tcPr>
           <w:p>
             <w:pPr>
@@ -7162,6 +7184,7 @@
         <w:bottom w:color="BFBFBF" w:space="0" w:sz="4" w:val="single"/>
         <w:right w:color="BFBFBF" w:space="0" w:sz="4" w:val="single"/>
       </w:tblBorders>
+      <w:shd w:color="auto" w:fill="F4F4F4" w:val="clear"/>
       <w:tblCellMar>
         <w:top w:type="dxa" w:w="113"/>
         <w:left w:type="dxa" w:w="113"/>

--- a/public/labs/os/pz-25/ЛР12_ОС_Управління_пристроями.docx
+++ b/public/labs/os/pz-25/ЛР12_ОС_Управління_пристроями.docx
@@ -237,50 +237,99 @@
     </w:p>
     <w:p>
       <w:pPr>
-        <w:pStyle w:val="SourceCode"/>
-      </w:pPr>
-      <w:r>
-        <w:rPr>
-          <w:rStyle w:val="VerbatimChar"/>
-        </w:rPr>
-        <w:t xml:space="preserve">ls -l /dev/sda /dev/sda1 /dev/null /dev/tty0</w:t>
-      </w:r>
-      <w:r>
-        <w:br/>
-      </w:r>
-      <w:r>
-        <w:rPr>
-          <w:rStyle w:val="VerbatimChar"/>
-        </w:rPr>
-        <w:t xml:space="preserve"># brw-rw----  1 root disk    8,  0 вер 18 09:12 /dev/sda</w:t>
-      </w:r>
-      <w:r>
-        <w:br/>
-      </w:r>
-      <w:r>
-        <w:rPr>
-          <w:rStyle w:val="VerbatimChar"/>
-        </w:rPr>
-        <w:t xml:space="preserve"># brw-rw----  1 root disk    8,  1 вер 18 09:12 /dev/sda1</w:t>
-      </w:r>
-      <w:r>
-        <w:br/>
-      </w:r>
-      <w:r>
-        <w:rPr>
-          <w:rStyle w:val="VerbatimChar"/>
-        </w:rPr>
-        <w:t xml:space="preserve"># crw-rw-rw-  1 root root    1,  3 вер 18 09:12 /dev/null</w:t>
-      </w:r>
-      <w:r>
-        <w:br/>
-      </w:r>
-      <w:r>
-        <w:rPr>
-          <w:rStyle w:val="VerbatimChar"/>
-        </w:rPr>
-        <w:t xml:space="preserve"># crw--w----  1 root tty     4,  0 вер 18 09:12 /dev/tty0</w:t>
-      </w:r>
+        <w:spacing w:before="0" w:after="0" w:line="120" w:lineRule="exact"/>
+        <w:rPr>
+          <w:sz w:val="4"/>
+          <w:szCs w:val="4"/>
+        </w:rPr>
+      </w:pPr>
+    </w:p>
+    <w:tbl>
+      <w:tblPr>
+        <w:tblStyle w:val="SourceCodeTable"/>
+        <w:tblW w:type="dxa" w:w="9637"/>
+        <w:tblInd w:w="0" w:type="dxa"/>
+        <w:tblBorders>
+          <w:top w:color="BFBFBF" w:space="0" w:sz="4" w:val="single"/>
+          <w:left w:color="BFBFBF" w:space="0" w:sz="4" w:val="single"/>
+          <w:bottom w:color="BFBFBF" w:space="0" w:sz="4" w:val="single"/>
+          <w:right w:color="BFBFBF" w:space="0" w:sz="4" w:val="single"/>
+        </w:tblBorders>
+        <w:shd w:color="auto" w:fill="F4F4F4" w:val="clear"/>
+        <w:tblLayout w:type="fixed"/>
+        <w:tblCellMar>
+          <w:top w:type="dxa" w:w="113"/>
+          <w:left w:type="dxa" w:w="113"/>
+          <w:bottom w:type="dxa" w:w="113"/>
+          <w:right w:type="dxa" w:w="113"/>
+        </w:tblCellMar>
+        <w:tblLook w:val="0000" w:firstRow="0" w:lastRow="0" w:firstColumn="0" w:lastColumn="0" w:noHBand="1" w:noVBand="1"/>
+      </w:tblPr>
+      <w:tblGrid>
+        <w:gridCol w:w="9637"/>
+      </w:tblGrid>
+      <w:tr>
+        <w:tc>
+          <w:tcPr>
+            <w:tcW w:type="dxa" w:w="9637"/>
+            <w:shd w:color="auto" w:fill="F4F4F4" w:val="clear"/>
+          </w:tcPr>
+          <w:p>
+            <w:pPr>
+              <w:pStyle w:val="SourceCode"/>
+              <w:spacing w:before="0" w:after="0" w:line="200" w:lineRule="auto"/>
+            </w:pPr>
+            <w:r>
+              <w:t xml:space="preserve">ls -l /dev/sda /dev/sda1 /dev/null /dev/tty0</w:t>
+            </w:r>
+          </w:p>
+          <w:p>
+            <w:pPr>
+              <w:pStyle w:val="SourceCode"/>
+              <w:spacing w:before="0" w:after="0" w:line="200" w:lineRule="auto"/>
+            </w:pPr>
+            <w:r>
+              <w:t xml:space="preserve"># brw-rw----  1 root disk    8,  0 вер 18 09:12 /dev/sda</w:t>
+            </w:r>
+          </w:p>
+          <w:p>
+            <w:pPr>
+              <w:pStyle w:val="SourceCode"/>
+              <w:spacing w:before="0" w:after="0" w:line="200" w:lineRule="auto"/>
+            </w:pPr>
+            <w:r>
+              <w:t xml:space="preserve"># brw-rw----  1 root disk    8,  1 вер 18 09:12 /dev/sda1</w:t>
+            </w:r>
+          </w:p>
+          <w:p>
+            <w:pPr>
+              <w:pStyle w:val="SourceCode"/>
+              <w:spacing w:before="0" w:after="0" w:line="200" w:lineRule="auto"/>
+            </w:pPr>
+            <w:r>
+              <w:t xml:space="preserve"># crw-rw-rw-  1 root root    1,  3 вер 18 09:12 /dev/null</w:t>
+            </w:r>
+          </w:p>
+          <w:p>
+            <w:pPr>
+              <w:pStyle w:val="SourceCode"/>
+              <w:spacing w:before="0" w:after="0" w:line="200" w:lineRule="auto"/>
+            </w:pPr>
+            <w:r>
+              <w:t xml:space="preserve"># crw--w----  1 root tty     4,  0 вер 18 09:12 /dev/tty0</w:t>
+            </w:r>
+          </w:p>
+        </w:tc>
+      </w:tr>
+    </w:tbl>
+    <w:p>
+      <w:pPr>
+        <w:spacing w:before="0" w:after="0" w:line="120" w:lineRule="exact"/>
+        <w:rPr>
+          <w:sz w:val="4"/>
+          <w:szCs w:val="4"/>
+        </w:rPr>
+      </w:pPr>
     </w:p>
     <w:p>
       <w:pPr>
@@ -850,41 +899,90 @@
     </w:p>
     <w:p>
       <w:pPr>
-        <w:pStyle w:val="SourceCode"/>
-      </w:pPr>
-      <w:r>
-        <w:rPr>
-          <w:rStyle w:val="VerbatimChar"/>
-        </w:rPr>
-        <w:t xml:space="preserve">udevadm monitor --udev            # спостерігати за подіями в реальному часі</w:t>
-      </w:r>
-      <w:r>
-        <w:br/>
-      </w:r>
-      <w:r>
-        <w:rPr>
-          <w:rStyle w:val="VerbatimChar"/>
-        </w:rPr>
-        <w:t xml:space="preserve">udevadm info /dev/sda1            # усі атрибути пристрою</w:t>
-      </w:r>
-      <w:r>
-        <w:br/>
-      </w:r>
-      <w:r>
-        <w:rPr>
-          <w:rStyle w:val="VerbatimChar"/>
-        </w:rPr>
-        <w:t xml:space="preserve">udevadm info -a /dev/sda1 | head  # ланцюжок батьківських пристроїв</w:t>
-      </w:r>
-      <w:r>
-        <w:br/>
-      </w:r>
-      <w:r>
-        <w:rPr>
-          <w:rStyle w:val="VerbatimChar"/>
-        </w:rPr>
-        <w:t xml:space="preserve">ls -l /dev/disk/by-uuid/          # сталі імена, створені udev</w:t>
-      </w:r>
+        <w:spacing w:before="0" w:after="0" w:line="120" w:lineRule="exact"/>
+        <w:rPr>
+          <w:sz w:val="4"/>
+          <w:szCs w:val="4"/>
+        </w:rPr>
+      </w:pPr>
+    </w:p>
+    <w:tbl>
+      <w:tblPr>
+        <w:tblStyle w:val="SourceCodeTable"/>
+        <w:tblW w:type="dxa" w:w="9637"/>
+        <w:tblInd w:w="0" w:type="dxa"/>
+        <w:tblBorders>
+          <w:top w:color="BFBFBF" w:space="0" w:sz="4" w:val="single"/>
+          <w:left w:color="BFBFBF" w:space="0" w:sz="4" w:val="single"/>
+          <w:bottom w:color="BFBFBF" w:space="0" w:sz="4" w:val="single"/>
+          <w:right w:color="BFBFBF" w:space="0" w:sz="4" w:val="single"/>
+        </w:tblBorders>
+        <w:shd w:color="auto" w:fill="F4F4F4" w:val="clear"/>
+        <w:tblLayout w:type="fixed"/>
+        <w:tblCellMar>
+          <w:top w:type="dxa" w:w="113"/>
+          <w:left w:type="dxa" w:w="113"/>
+          <w:bottom w:type="dxa" w:w="113"/>
+          <w:right w:type="dxa" w:w="113"/>
+        </w:tblCellMar>
+        <w:tblLook w:val="0000" w:firstRow="0" w:lastRow="0" w:firstColumn="0" w:lastColumn="0" w:noHBand="1" w:noVBand="1"/>
+      </w:tblPr>
+      <w:tblGrid>
+        <w:gridCol w:w="9637"/>
+      </w:tblGrid>
+      <w:tr>
+        <w:tc>
+          <w:tcPr>
+            <w:tcW w:type="dxa" w:w="9637"/>
+            <w:shd w:color="auto" w:fill="F4F4F4" w:val="clear"/>
+          </w:tcPr>
+          <w:p>
+            <w:pPr>
+              <w:pStyle w:val="SourceCode"/>
+              <w:spacing w:before="0" w:after="0" w:line="200" w:lineRule="auto"/>
+            </w:pPr>
+            <w:r>
+              <w:t xml:space="preserve">udevadm monitor --udev            # спостерігати за подіями в реальному часі</w:t>
+            </w:r>
+          </w:p>
+          <w:p>
+            <w:pPr>
+              <w:pStyle w:val="SourceCode"/>
+              <w:spacing w:before="0" w:after="0" w:line="200" w:lineRule="auto"/>
+            </w:pPr>
+            <w:r>
+              <w:t xml:space="preserve">udevadm info /dev/sda1            # усі атрибути пристрою</w:t>
+            </w:r>
+          </w:p>
+          <w:p>
+            <w:pPr>
+              <w:pStyle w:val="SourceCode"/>
+              <w:spacing w:before="0" w:after="0" w:line="200" w:lineRule="auto"/>
+            </w:pPr>
+            <w:r>
+              <w:t xml:space="preserve">udevadm info -a /dev/sda1 | head  # ланцюжок батьківських пристроїв</w:t>
+            </w:r>
+          </w:p>
+          <w:p>
+            <w:pPr>
+              <w:pStyle w:val="SourceCode"/>
+              <w:spacing w:before="0" w:after="0" w:line="200" w:lineRule="auto"/>
+            </w:pPr>
+            <w:r>
+              <w:t xml:space="preserve">ls -l /dev/disk/by-uuid/          # сталі імена, створені udev</w:t>
+            </w:r>
+          </w:p>
+        </w:tc>
+      </w:tr>
+    </w:tbl>
+    <w:p>
+      <w:pPr>
+        <w:spacing w:before="0" w:after="0" w:line="120" w:lineRule="exact"/>
+        <w:rPr>
+          <w:sz w:val="4"/>
+          <w:szCs w:val="4"/>
+        </w:rPr>
+      </w:pPr>
     </w:p>
     <w:p>
       <w:pPr>
@@ -995,50 +1093,99 @@
     </w:p>
     <w:p>
       <w:pPr>
-        <w:pStyle w:val="SourceCode"/>
-      </w:pPr>
-      <w:r>
-        <w:rPr>
-          <w:rStyle w:val="VerbatimChar"/>
-        </w:rPr>
-        <w:t xml:space="preserve">lsmod | head                      # завантажені модулі</w:t>
-      </w:r>
-      <w:r>
-        <w:br/>
-      </w:r>
-      <w:r>
-        <w:rPr>
-          <w:rStyle w:val="VerbatimChar"/>
-        </w:rPr>
-        <w:t xml:space="preserve">modinfo usb_storage               # відомості про модуль</w:t>
-      </w:r>
-      <w:r>
-        <w:br/>
-      </w:r>
-      <w:r>
-        <w:rPr>
-          <w:rStyle w:val="VerbatimChar"/>
-        </w:rPr>
-        <w:t xml:space="preserve">sudo modprobe vfat                # завантажити модуль</w:t>
-      </w:r>
-      <w:r>
-        <w:br/>
-      </w:r>
-      <w:r>
-        <w:rPr>
-          <w:rStyle w:val="VerbatimChar"/>
-        </w:rPr>
-        <w:t xml:space="preserve">sudo modprobe -r vfat             # вивантажити</w:t>
-      </w:r>
-      <w:r>
-        <w:br/>
-      </w:r>
-      <w:r>
-        <w:rPr>
-          <w:rStyle w:val="VerbatimChar"/>
-        </w:rPr>
-        <w:t xml:space="preserve">dmesg | tail -20                  # повідомлення ядра, зокрема про пристрої</w:t>
-      </w:r>
+        <w:spacing w:before="0" w:after="0" w:line="120" w:lineRule="exact"/>
+        <w:rPr>
+          <w:sz w:val="4"/>
+          <w:szCs w:val="4"/>
+        </w:rPr>
+      </w:pPr>
+    </w:p>
+    <w:tbl>
+      <w:tblPr>
+        <w:tblStyle w:val="SourceCodeTable"/>
+        <w:tblW w:type="dxa" w:w="9637"/>
+        <w:tblInd w:w="0" w:type="dxa"/>
+        <w:tblBorders>
+          <w:top w:color="BFBFBF" w:space="0" w:sz="4" w:val="single"/>
+          <w:left w:color="BFBFBF" w:space="0" w:sz="4" w:val="single"/>
+          <w:bottom w:color="BFBFBF" w:space="0" w:sz="4" w:val="single"/>
+          <w:right w:color="BFBFBF" w:space="0" w:sz="4" w:val="single"/>
+        </w:tblBorders>
+        <w:shd w:color="auto" w:fill="F4F4F4" w:val="clear"/>
+        <w:tblLayout w:type="fixed"/>
+        <w:tblCellMar>
+          <w:top w:type="dxa" w:w="113"/>
+          <w:left w:type="dxa" w:w="113"/>
+          <w:bottom w:type="dxa" w:w="113"/>
+          <w:right w:type="dxa" w:w="113"/>
+        </w:tblCellMar>
+        <w:tblLook w:val="0000" w:firstRow="0" w:lastRow="0" w:firstColumn="0" w:lastColumn="0" w:noHBand="1" w:noVBand="1"/>
+      </w:tblPr>
+      <w:tblGrid>
+        <w:gridCol w:w="9637"/>
+      </w:tblGrid>
+      <w:tr>
+        <w:tc>
+          <w:tcPr>
+            <w:tcW w:type="dxa" w:w="9637"/>
+            <w:shd w:color="auto" w:fill="F4F4F4" w:val="clear"/>
+          </w:tcPr>
+          <w:p>
+            <w:pPr>
+              <w:pStyle w:val="SourceCode"/>
+              <w:spacing w:before="0" w:after="0" w:line="200" w:lineRule="auto"/>
+            </w:pPr>
+            <w:r>
+              <w:t xml:space="preserve">lsmod | head                      # завантажені модулі</w:t>
+            </w:r>
+          </w:p>
+          <w:p>
+            <w:pPr>
+              <w:pStyle w:val="SourceCode"/>
+              <w:spacing w:before="0" w:after="0" w:line="200" w:lineRule="auto"/>
+            </w:pPr>
+            <w:r>
+              <w:t xml:space="preserve">modinfo usb_storage               # відомості про модуль</w:t>
+            </w:r>
+          </w:p>
+          <w:p>
+            <w:pPr>
+              <w:pStyle w:val="SourceCode"/>
+              <w:spacing w:before="0" w:after="0" w:line="200" w:lineRule="auto"/>
+            </w:pPr>
+            <w:r>
+              <w:t xml:space="preserve">sudo modprobe vfat                # завантажити модуль</w:t>
+            </w:r>
+          </w:p>
+          <w:p>
+            <w:pPr>
+              <w:pStyle w:val="SourceCode"/>
+              <w:spacing w:before="0" w:after="0" w:line="200" w:lineRule="auto"/>
+            </w:pPr>
+            <w:r>
+              <w:t xml:space="preserve">sudo modprobe -r vfat             # вивантажити</w:t>
+            </w:r>
+          </w:p>
+          <w:p>
+            <w:pPr>
+              <w:pStyle w:val="SourceCode"/>
+              <w:spacing w:before="0" w:after="0" w:line="200" w:lineRule="auto"/>
+            </w:pPr>
+            <w:r>
+              <w:t xml:space="preserve">dmesg | tail -20                  # повідомлення ядра, зокрема про пристрої</w:t>
+            </w:r>
+          </w:p>
+        </w:tc>
+      </w:tr>
+    </w:tbl>
+    <w:p>
+      <w:pPr>
+        <w:spacing w:before="0" w:after="0" w:line="120" w:lineRule="exact"/>
+        <w:rPr>
+          <w:sz w:val="4"/>
+          <w:szCs w:val="4"/>
+        </w:rPr>
+      </w:pPr>
     </w:p>
     <w:p>
       <w:pPr>
@@ -1140,68 +1287,117 @@
     </w:p>
     <w:p>
       <w:pPr>
-        <w:pStyle w:val="SourceCode"/>
-      </w:pPr>
-      <w:r>
-        <w:rPr>
-          <w:rStyle w:val="VerbatimChar"/>
-        </w:rPr>
-        <w:t xml:space="preserve">lsblk -o NAME,SIZE,TYPE,MOUNTPOINT,MODEL   # блокові пристрої</w:t>
-      </w:r>
-      <w:r>
-        <w:br/>
-      </w:r>
-      <w:r>
-        <w:rPr>
-          <w:rStyle w:val="VerbatimChar"/>
-        </w:rPr>
-        <w:t xml:space="preserve">lsusb                                       # пристрої USB</w:t>
-      </w:r>
-      <w:r>
-        <w:br/>
-      </w:r>
-      <w:r>
-        <w:rPr>
-          <w:rStyle w:val="VerbatimChar"/>
-        </w:rPr>
-        <w:t xml:space="preserve">lspci                                       # пристрої PCI</w:t>
-      </w:r>
-      <w:r>
-        <w:br/>
-      </w:r>
-      <w:r>
-        <w:rPr>
-          <w:rStyle w:val="VerbatimChar"/>
-        </w:rPr>
-        <w:t xml:space="preserve">cat /sys/block/sda/size                     # розмір у секторах по 512 байт</w:t>
-      </w:r>
-      <w:r>
-        <w:br/>
-      </w:r>
-      <w:r>
-        <w:rPr>
-          <w:rStyle w:val="VerbatimChar"/>
-        </w:rPr>
-        <w:t xml:space="preserve">cat /sys/block/sda/queue/rotational         # 1 — HDD, 0 — SSD</w:t>
-      </w:r>
-      <w:r>
-        <w:br/>
-      </w:r>
-      <w:r>
-        <w:rPr>
-          <w:rStyle w:val="VerbatimChar"/>
-        </w:rPr>
-        <w:t xml:space="preserve">cat /sys/block/sda/queue/scheduler          # планувальник введення-виведення</w:t>
-      </w:r>
-      <w:r>
-        <w:br/>
-      </w:r>
-      <w:r>
-        <w:rPr>
-          <w:rStyle w:val="VerbatimChar"/>
-        </w:rPr>
-        <w:t xml:space="preserve">cat /proc/devices                           # зареєстровані major-номери</w:t>
-      </w:r>
+        <w:spacing w:before="0" w:after="0" w:line="120" w:lineRule="exact"/>
+        <w:rPr>
+          <w:sz w:val="4"/>
+          <w:szCs w:val="4"/>
+        </w:rPr>
+      </w:pPr>
+    </w:p>
+    <w:tbl>
+      <w:tblPr>
+        <w:tblStyle w:val="SourceCodeTable"/>
+        <w:tblW w:type="dxa" w:w="9637"/>
+        <w:tblInd w:w="0" w:type="dxa"/>
+        <w:tblBorders>
+          <w:top w:color="BFBFBF" w:space="0" w:sz="4" w:val="single"/>
+          <w:left w:color="BFBFBF" w:space="0" w:sz="4" w:val="single"/>
+          <w:bottom w:color="BFBFBF" w:space="0" w:sz="4" w:val="single"/>
+          <w:right w:color="BFBFBF" w:space="0" w:sz="4" w:val="single"/>
+        </w:tblBorders>
+        <w:shd w:color="auto" w:fill="F4F4F4" w:val="clear"/>
+        <w:tblLayout w:type="fixed"/>
+        <w:tblCellMar>
+          <w:top w:type="dxa" w:w="113"/>
+          <w:left w:type="dxa" w:w="113"/>
+          <w:bottom w:type="dxa" w:w="113"/>
+          <w:right w:type="dxa" w:w="113"/>
+        </w:tblCellMar>
+        <w:tblLook w:val="0000" w:firstRow="0" w:lastRow="0" w:firstColumn="0" w:lastColumn="0" w:noHBand="1" w:noVBand="1"/>
+      </w:tblPr>
+      <w:tblGrid>
+        <w:gridCol w:w="9637"/>
+      </w:tblGrid>
+      <w:tr>
+        <w:tc>
+          <w:tcPr>
+            <w:tcW w:type="dxa" w:w="9637"/>
+            <w:shd w:color="auto" w:fill="F4F4F4" w:val="clear"/>
+          </w:tcPr>
+          <w:p>
+            <w:pPr>
+              <w:pStyle w:val="SourceCode"/>
+              <w:spacing w:before="0" w:after="0" w:line="200" w:lineRule="auto"/>
+            </w:pPr>
+            <w:r>
+              <w:t xml:space="preserve">lsblk -o NAME,SIZE,TYPE,MOUNTPOINT,MODEL   # блокові пристрої</w:t>
+            </w:r>
+          </w:p>
+          <w:p>
+            <w:pPr>
+              <w:pStyle w:val="SourceCode"/>
+              <w:spacing w:before="0" w:after="0" w:line="200" w:lineRule="auto"/>
+            </w:pPr>
+            <w:r>
+              <w:t xml:space="preserve">lsusb                                       # пристрої USB</w:t>
+            </w:r>
+          </w:p>
+          <w:p>
+            <w:pPr>
+              <w:pStyle w:val="SourceCode"/>
+              <w:spacing w:before="0" w:after="0" w:line="200" w:lineRule="auto"/>
+            </w:pPr>
+            <w:r>
+              <w:t xml:space="preserve">lspci                                       # пристрої PCI</w:t>
+            </w:r>
+          </w:p>
+          <w:p>
+            <w:pPr>
+              <w:pStyle w:val="SourceCode"/>
+              <w:spacing w:before="0" w:after="0" w:line="200" w:lineRule="auto"/>
+            </w:pPr>
+            <w:r>
+              <w:t xml:space="preserve">cat /sys/block/sda/size                     # розмір у секторах по 512 байт</w:t>
+            </w:r>
+          </w:p>
+          <w:p>
+            <w:pPr>
+              <w:pStyle w:val="SourceCode"/>
+              <w:spacing w:before="0" w:after="0" w:line="200" w:lineRule="auto"/>
+            </w:pPr>
+            <w:r>
+              <w:t xml:space="preserve">cat /sys/block/sda/queue/rotational         # 1 — HDD, 0 — SSD</w:t>
+            </w:r>
+          </w:p>
+          <w:p>
+            <w:pPr>
+              <w:pStyle w:val="SourceCode"/>
+              <w:spacing w:before="0" w:after="0" w:line="200" w:lineRule="auto"/>
+            </w:pPr>
+            <w:r>
+              <w:t xml:space="preserve">cat /sys/block/sda/queue/scheduler          # планувальник введення-виведення</w:t>
+            </w:r>
+          </w:p>
+          <w:p>
+            <w:pPr>
+              <w:pStyle w:val="SourceCode"/>
+              <w:spacing w:before="0" w:after="0" w:line="200" w:lineRule="auto"/>
+            </w:pPr>
+            <w:r>
+              <w:t xml:space="preserve">cat /proc/devices                           # зареєстровані major-номери</w:t>
+            </w:r>
+          </w:p>
+        </w:tc>
+      </w:tr>
+    </w:tbl>
+    <w:p>
+      <w:pPr>
+        <w:spacing w:before="0" w:after="0" w:line="120" w:lineRule="exact"/>
+        <w:rPr>
+          <w:sz w:val="4"/>
+          <w:szCs w:val="4"/>
+        </w:rPr>
+      </w:pPr>
     </w:p>
     <w:bookmarkEnd w:id="13"/>
     <w:bookmarkStart w:id="14" w:name="буферизація-введення-виведення"/>
@@ -1223,50 +1419,99 @@
     </w:p>
     <w:p>
       <w:pPr>
-        <w:pStyle w:val="SourceCode"/>
-      </w:pPr>
-      <w:r>
-        <w:rPr>
-          <w:rStyle w:val="VerbatimChar"/>
-        </w:rPr>
-        <w:t xml:space="preserve">free -h                            # стовпець buff/cache</w:t>
-      </w:r>
-      <w:r>
-        <w:br/>
-      </w:r>
-      <w:r>
-        <w:rPr>
-          <w:rStyle w:val="VerbatimChar"/>
-        </w:rPr>
-        <w:t xml:space="preserve">sync                               # примусово записати кеш на диск</w:t>
-      </w:r>
-      <w:r>
-        <w:br/>
-      </w:r>
-      <w:r>
-        <w:rPr>
-          <w:rStyle w:val="VerbatimChar"/>
-        </w:rPr>
-        <w:t xml:space="preserve">echo 3 | sudo tee /proc/sys/vm/drop_caches   # очистити кеш (лише для експерименту)</w:t>
-      </w:r>
-      <w:r>
-        <w:br/>
-      </w:r>
-      <w:r>
-        <w:rPr>
-          <w:rStyle w:val="VerbatimChar"/>
-        </w:rPr>
-        <w:t xml:space="preserve">dd if=/dev/zero of=test.img bs=1M count=200 # запис із буферизацією</w:t>
-      </w:r>
-      <w:r>
-        <w:br/>
-      </w:r>
-      <w:r>
-        <w:rPr>
-          <w:rStyle w:val="VerbatimChar"/>
-        </w:rPr>
-        <w:t xml:space="preserve">dd if=/dev/zero of=test.img bs=1M count=200 oflag=direct  # запис повз кеш</w:t>
-      </w:r>
+        <w:spacing w:before="0" w:after="0" w:line="120" w:lineRule="exact"/>
+        <w:rPr>
+          <w:sz w:val="4"/>
+          <w:szCs w:val="4"/>
+        </w:rPr>
+      </w:pPr>
+    </w:p>
+    <w:tbl>
+      <w:tblPr>
+        <w:tblStyle w:val="SourceCodeTable"/>
+        <w:tblW w:type="dxa" w:w="9637"/>
+        <w:tblInd w:w="0" w:type="dxa"/>
+        <w:tblBorders>
+          <w:top w:color="BFBFBF" w:space="0" w:sz="4" w:val="single"/>
+          <w:left w:color="BFBFBF" w:space="0" w:sz="4" w:val="single"/>
+          <w:bottom w:color="BFBFBF" w:space="0" w:sz="4" w:val="single"/>
+          <w:right w:color="BFBFBF" w:space="0" w:sz="4" w:val="single"/>
+        </w:tblBorders>
+        <w:shd w:color="auto" w:fill="F4F4F4" w:val="clear"/>
+        <w:tblLayout w:type="fixed"/>
+        <w:tblCellMar>
+          <w:top w:type="dxa" w:w="113"/>
+          <w:left w:type="dxa" w:w="113"/>
+          <w:bottom w:type="dxa" w:w="113"/>
+          <w:right w:type="dxa" w:w="113"/>
+        </w:tblCellMar>
+        <w:tblLook w:val="0000" w:firstRow="0" w:lastRow="0" w:firstColumn="0" w:lastColumn="0" w:noHBand="1" w:noVBand="1"/>
+      </w:tblPr>
+      <w:tblGrid>
+        <w:gridCol w:w="9637"/>
+      </w:tblGrid>
+      <w:tr>
+        <w:tc>
+          <w:tcPr>
+            <w:tcW w:type="dxa" w:w="9637"/>
+            <w:shd w:color="auto" w:fill="F4F4F4" w:val="clear"/>
+          </w:tcPr>
+          <w:p>
+            <w:pPr>
+              <w:pStyle w:val="SourceCode"/>
+              <w:spacing w:before="0" w:after="0" w:line="200" w:lineRule="auto"/>
+            </w:pPr>
+            <w:r>
+              <w:t xml:space="preserve">free -h                            # стовпець buff/cache</w:t>
+            </w:r>
+          </w:p>
+          <w:p>
+            <w:pPr>
+              <w:pStyle w:val="SourceCode"/>
+              <w:spacing w:before="0" w:after="0" w:line="200" w:lineRule="auto"/>
+            </w:pPr>
+            <w:r>
+              <w:t xml:space="preserve">sync                               # примусово записати кеш на диск</w:t>
+            </w:r>
+          </w:p>
+          <w:p>
+            <w:pPr>
+              <w:pStyle w:val="SourceCode"/>
+              <w:spacing w:before="0" w:after="0" w:line="200" w:lineRule="auto"/>
+            </w:pPr>
+            <w:r>
+              <w:t xml:space="preserve">echo 3 | sudo tee /proc/sys/vm/drop_caches   # очистити кеш (лише для експерименту)</w:t>
+            </w:r>
+          </w:p>
+          <w:p>
+            <w:pPr>
+              <w:pStyle w:val="SourceCode"/>
+              <w:spacing w:before="0" w:after="0" w:line="200" w:lineRule="auto"/>
+            </w:pPr>
+            <w:r>
+              <w:t xml:space="preserve">dd if=/dev/zero of=test.img bs=1M count=200 # запис із буферизацією</w:t>
+            </w:r>
+          </w:p>
+          <w:p>
+            <w:pPr>
+              <w:pStyle w:val="SourceCode"/>
+              <w:spacing w:before="0" w:after="0" w:line="200" w:lineRule="auto"/>
+            </w:pPr>
+            <w:r>
+              <w:t xml:space="preserve">dd if=/dev/zero of=test.img bs=1M count=200 oflag=direct  # запис повз кеш</w:t>
+            </w:r>
+          </w:p>
+        </w:tc>
+      </w:tr>
+    </w:tbl>
+    <w:p>
+      <w:pPr>
+        <w:spacing w:before="0" w:after="0" w:line="120" w:lineRule="exact"/>
+        <w:rPr>
+          <w:sz w:val="4"/>
+          <w:szCs w:val="4"/>
+        </w:rPr>
+      </w:pPr>
     </w:p>
     <w:p>
       <w:pPr>
@@ -1313,128 +1558,183 @@
     </w:p>
     <w:p>
       <w:pPr>
-        <w:pStyle w:val="SourceCode"/>
-      </w:pPr>
-      <w:r>
-        <w:rPr>
-          <w:rStyle w:val="VerbatimChar"/>
-        </w:rPr>
-        <w:t xml:space="preserve">student@lab-vm:~$ lsblk -o NAME,SIZE,TYPE,MOUNTPOINT,MODEL</w:t>
-      </w:r>
-      <w:r>
-        <w:br/>
-      </w:r>
-      <w:r>
-        <w:rPr>
-          <w:rStyle w:val="VerbatimChar"/>
-        </w:rPr>
-        <w:t xml:space="preserve">NAME   SIZE TYPE MOUNTPOINT MODEL</w:t>
-      </w:r>
-      <w:r>
-        <w:br/>
-      </w:r>
-      <w:r>
-        <w:rPr>
-          <w:rStyle w:val="VerbatimChar"/>
-        </w:rPr>
-        <w:t xml:space="preserve">sda     25G disk            VBOX HARDDISK</w:t>
-      </w:r>
-      <w:r>
-        <w:br/>
-      </w:r>
-      <w:r>
-        <w:rPr>
-          <w:rStyle w:val="VerbatimChar"/>
-        </w:rPr>
-        <w:t xml:space="preserve">├─sda1   1G part /boot/efi</w:t>
-      </w:r>
-      <w:r>
-        <w:br/>
-      </w:r>
-      <w:r>
-        <w:rPr>
-          <w:rStyle w:val="VerbatimChar"/>
-        </w:rPr>
-        <w:t xml:space="preserve">└─sda2  24G part /</w:t>
-      </w:r>
-      <w:r>
-        <w:br/>
-      </w:r>
-      <w:r>
-        <w:rPr>
-          <w:rStyle w:val="VerbatimChar"/>
-        </w:rPr>
-        <w:t xml:space="preserve">sr0   1024M rom             VBOX CD-ROM</w:t>
-      </w:r>
-      <w:r>
-        <w:br/>
-      </w:r>
-      <w:r>
-        <w:br/>
-      </w:r>
-      <w:r>
-        <w:rPr>
-          <w:rStyle w:val="VerbatimChar"/>
-        </w:rPr>
-        <w:t xml:space="preserve">student@lab-vm:~$ lsusb</w:t>
-      </w:r>
-      <w:r>
-        <w:br/>
-      </w:r>
-      <w:r>
-        <w:rPr>
-          <w:rStyle w:val="VerbatimChar"/>
-        </w:rPr>
-        <w:t xml:space="preserve">Bus 001 Device 002: ID 80ee:0021 VirtualBox USB Tablet</w:t>
-      </w:r>
-      <w:r>
-        <w:br/>
-      </w:r>
-      <w:r>
-        <w:rPr>
-          <w:rStyle w:val="VerbatimChar"/>
-        </w:rPr>
-        <w:t xml:space="preserve">Bus 001 Device 001: ID 1d6b:0002 Linux Foundation 2.0 root hub</w:t>
-      </w:r>
-      <w:r>
-        <w:br/>
-      </w:r>
-      <w:r>
-        <w:br/>
-      </w:r>
-      <w:r>
-        <w:rPr>
-          <w:rStyle w:val="VerbatimChar"/>
-        </w:rPr>
-        <w:t xml:space="preserve">student@lab-vm:~$ lspci | head -3</w:t>
-      </w:r>
-      <w:r>
-        <w:br/>
-      </w:r>
-      <w:r>
-        <w:rPr>
-          <w:rStyle w:val="VerbatimChar"/>
-        </w:rPr>
-        <w:t xml:space="preserve">00:00.0 Host bridge: Intel Corporation 440FX - 82441FX PMC</w:t>
-      </w:r>
-      <w:r>
-        <w:br/>
-      </w:r>
-      <w:r>
-        <w:rPr>
-          <w:rStyle w:val="VerbatimChar"/>
-        </w:rPr>
-        <w:t xml:space="preserve">00:01.1 IDE interface: Intel Corporation PIIX4 IDE</w:t>
-      </w:r>
-      <w:r>
-        <w:br/>
-      </w:r>
-      <w:r>
-        <w:rPr>
-          <w:rStyle w:val="VerbatimChar"/>
-        </w:rPr>
-        <w:t xml:space="preserve">00:02.0 VGA compatible controller: VMware SVGA II Adapter</w:t>
-      </w:r>
+        <w:spacing w:before="0" w:after="0" w:line="120" w:lineRule="exact"/>
+        <w:rPr>
+          <w:sz w:val="4"/>
+          <w:szCs w:val="4"/>
+        </w:rPr>
+      </w:pPr>
+    </w:p>
+    <w:tbl>
+      <w:tblPr>
+        <w:tblStyle w:val="SourceCodeTable"/>
+        <w:tblW w:type="dxa" w:w="9637"/>
+        <w:tblInd w:w="0" w:type="dxa"/>
+        <w:tblBorders>
+          <w:top w:color="BFBFBF" w:space="0" w:sz="4" w:val="single"/>
+          <w:left w:color="BFBFBF" w:space="0" w:sz="4" w:val="single"/>
+          <w:bottom w:color="BFBFBF" w:space="0" w:sz="4" w:val="single"/>
+          <w:right w:color="BFBFBF" w:space="0" w:sz="4" w:val="single"/>
+        </w:tblBorders>
+        <w:shd w:color="auto" w:fill="F4F4F4" w:val="clear"/>
+        <w:tblLayout w:type="fixed"/>
+        <w:tblCellMar>
+          <w:top w:type="dxa" w:w="113"/>
+          <w:left w:type="dxa" w:w="113"/>
+          <w:bottom w:type="dxa" w:w="113"/>
+          <w:right w:type="dxa" w:w="113"/>
+        </w:tblCellMar>
+        <w:tblLook w:val="0000" w:firstRow="0" w:lastRow="0" w:firstColumn="0" w:lastColumn="0" w:noHBand="1" w:noVBand="1"/>
+      </w:tblPr>
+      <w:tblGrid>
+        <w:gridCol w:w="9637"/>
+      </w:tblGrid>
+      <w:tr>
+        <w:tc>
+          <w:tcPr>
+            <w:tcW w:type="dxa" w:w="9637"/>
+            <w:shd w:color="auto" w:fill="F4F4F4" w:val="clear"/>
+          </w:tcPr>
+          <w:p>
+            <w:pPr>
+              <w:pStyle w:val="SourceCode"/>
+              <w:spacing w:before="0" w:after="0" w:line="200" w:lineRule="auto"/>
+            </w:pPr>
+            <w:r>
+              <w:t xml:space="preserve">student@lab-vm:~$ lsblk -o NAME,SIZE,TYPE,MOUNTPOINT,MODEL</w:t>
+            </w:r>
+          </w:p>
+          <w:p>
+            <w:pPr>
+              <w:pStyle w:val="SourceCode"/>
+              <w:spacing w:before="0" w:after="0" w:line="200" w:lineRule="auto"/>
+            </w:pPr>
+            <w:r>
+              <w:t xml:space="preserve">NAME   SIZE TYPE MOUNTPOINT MODEL</w:t>
+            </w:r>
+          </w:p>
+          <w:p>
+            <w:pPr>
+              <w:pStyle w:val="SourceCode"/>
+              <w:spacing w:before="0" w:after="0" w:line="200" w:lineRule="auto"/>
+            </w:pPr>
+            <w:r>
+              <w:t xml:space="preserve">sda     25G disk            VBOX HARDDISK</w:t>
+            </w:r>
+          </w:p>
+          <w:p>
+            <w:pPr>
+              <w:pStyle w:val="SourceCode"/>
+              <w:spacing w:before="0" w:after="0" w:line="200" w:lineRule="auto"/>
+            </w:pPr>
+            <w:r>
+              <w:t xml:space="preserve">├─sda1   1G part /boot/efi</w:t>
+            </w:r>
+          </w:p>
+          <w:p>
+            <w:pPr>
+              <w:pStyle w:val="SourceCode"/>
+              <w:spacing w:before="0" w:after="0" w:line="200" w:lineRule="auto"/>
+            </w:pPr>
+            <w:r>
+              <w:t xml:space="preserve">└─sda2  24G part /</w:t>
+            </w:r>
+          </w:p>
+          <w:p>
+            <w:pPr>
+              <w:pStyle w:val="SourceCode"/>
+              <w:spacing w:before="0" w:after="0" w:line="200" w:lineRule="auto"/>
+            </w:pPr>
+            <w:r>
+              <w:t xml:space="preserve">sr0   1024M rom             VBOX CD-ROM</w:t>
+            </w:r>
+          </w:p>
+          <w:p>
+            <w:pPr>
+              <w:pStyle w:val="SourceCode"/>
+              <w:spacing w:before="0" w:after="0" w:line="200" w:lineRule="auto"/>
+            </w:pPr>
+          </w:p>
+          <w:p>
+            <w:pPr>
+              <w:pStyle w:val="SourceCode"/>
+              <w:spacing w:before="0" w:after="0" w:line="200" w:lineRule="auto"/>
+            </w:pPr>
+            <w:r>
+              <w:t xml:space="preserve">student@lab-vm:~$ lsusb</w:t>
+            </w:r>
+          </w:p>
+          <w:p>
+            <w:pPr>
+              <w:pStyle w:val="SourceCode"/>
+              <w:spacing w:before="0" w:after="0" w:line="200" w:lineRule="auto"/>
+            </w:pPr>
+            <w:r>
+              <w:t xml:space="preserve">Bus 001 Device 002: ID 80ee:0021 VirtualBox USB Tablet</w:t>
+            </w:r>
+          </w:p>
+          <w:p>
+            <w:pPr>
+              <w:pStyle w:val="SourceCode"/>
+              <w:spacing w:before="0" w:after="0" w:line="200" w:lineRule="auto"/>
+            </w:pPr>
+            <w:r>
+              <w:t xml:space="preserve">Bus 001 Device 001: ID 1d6b:0002 Linux Foundation 2.0 root hub</w:t>
+            </w:r>
+          </w:p>
+          <w:p>
+            <w:pPr>
+              <w:pStyle w:val="SourceCode"/>
+              <w:spacing w:before="0" w:after="0" w:line="200" w:lineRule="auto"/>
+            </w:pPr>
+          </w:p>
+          <w:p>
+            <w:pPr>
+              <w:pStyle w:val="SourceCode"/>
+              <w:spacing w:before="0" w:after="0" w:line="200" w:lineRule="auto"/>
+            </w:pPr>
+            <w:r>
+              <w:t xml:space="preserve">student@lab-vm:~$ lspci | head -3</w:t>
+            </w:r>
+          </w:p>
+          <w:p>
+            <w:pPr>
+              <w:pStyle w:val="SourceCode"/>
+              <w:spacing w:before="0" w:after="0" w:line="200" w:lineRule="auto"/>
+            </w:pPr>
+            <w:r>
+              <w:t xml:space="preserve">00:00.0 Host bridge: Intel Corporation 440FX - 82441FX PMC</w:t>
+            </w:r>
+          </w:p>
+          <w:p>
+            <w:pPr>
+              <w:pStyle w:val="SourceCode"/>
+              <w:spacing w:before="0" w:after="0" w:line="200" w:lineRule="auto"/>
+            </w:pPr>
+            <w:r>
+              <w:t xml:space="preserve">00:01.1 IDE interface: Intel Corporation PIIX4 IDE</w:t>
+            </w:r>
+          </w:p>
+          <w:p>
+            <w:pPr>
+              <w:pStyle w:val="SourceCode"/>
+              <w:spacing w:before="0" w:after="0" w:line="200" w:lineRule="auto"/>
+            </w:pPr>
+            <w:r>
+              <w:t xml:space="preserve">00:02.0 VGA compatible controller: VMware SVGA II Adapter</w:t>
+            </w:r>
+          </w:p>
+        </w:tc>
+      </w:tr>
+    </w:tbl>
+    <w:p>
+      <w:pPr>
+        <w:spacing w:before="0" w:after="0" w:line="120" w:lineRule="exact"/>
+        <w:rPr>
+          <w:sz w:val="4"/>
+          <w:szCs w:val="4"/>
+        </w:rPr>
+      </w:pPr>
     </w:p>
     <w:bookmarkEnd w:id="16"/>
     <w:bookmarkStart w:id="17" w:name="крок-2.-типи-пристроїв-і-номери"/>
@@ -1448,140 +1748,198 @@
     </w:p>
     <w:p>
       <w:pPr>
-        <w:pStyle w:val="SourceCode"/>
-      </w:pPr>
-      <w:r>
-        <w:rPr>
-          <w:rStyle w:val="VerbatimChar"/>
-        </w:rPr>
-        <w:t xml:space="preserve">student@lab-vm:~$ ls -l /dev/sda /dev/sda1 /dev/null /dev/urandom</w:t>
-      </w:r>
-      <w:r>
-        <w:br/>
-      </w:r>
-      <w:r>
-        <w:rPr>
-          <w:rStyle w:val="VerbatimChar"/>
-        </w:rPr>
-        <w:t xml:space="preserve">brw-rw---- 1 root disk 8, 0 вер 18 09:12 /dev/sda</w:t>
-      </w:r>
-      <w:r>
-        <w:br/>
-      </w:r>
-      <w:r>
-        <w:rPr>
-          <w:rStyle w:val="VerbatimChar"/>
-        </w:rPr>
-        <w:t xml:space="preserve">brw-rw---- 1 root disk 8, 1 вер 18 09:12 /dev/sda1</w:t>
-      </w:r>
-      <w:r>
-        <w:br/>
-      </w:r>
-      <w:r>
-        <w:rPr>
-          <w:rStyle w:val="VerbatimChar"/>
-        </w:rPr>
-        <w:t xml:space="preserve">crw-rw-rw- 1 root root 1, 3 вер 18 09:12 /dev/null</w:t>
-      </w:r>
-      <w:r>
-        <w:br/>
-      </w:r>
-      <w:r>
-        <w:rPr>
-          <w:rStyle w:val="VerbatimChar"/>
-        </w:rPr>
-        <w:t xml:space="preserve">crw-rw-rw- 1 root root 1, 9 вер 18 09:12 /dev/urandom</w:t>
-      </w:r>
-      <w:r>
-        <w:br/>
-      </w:r>
-      <w:r>
-        <w:br/>
-      </w:r>
-      <w:r>
-        <w:rPr>
-          <w:rStyle w:val="VerbatimChar"/>
-        </w:rPr>
-        <w:t xml:space="preserve">student@lab-vm:~$ grep -E "^ *8 |^ *1 " /proc/devices</w:t>
-      </w:r>
-      <w:r>
-        <w:br/>
-      </w:r>
-      <w:r>
-        <w:rPr>
-          <w:rStyle w:val="VerbatimChar"/>
-        </w:rPr>
-        <w:t xml:space="preserve">  1 mem</w:t>
-      </w:r>
-      <w:r>
-        <w:br/>
-      </w:r>
-      <w:r>
-        <w:rPr>
-          <w:rStyle w:val="VerbatimChar"/>
-        </w:rPr>
-        <w:t xml:space="preserve">  8 sd</w:t>
-      </w:r>
-      <w:r>
-        <w:br/>
-      </w:r>
-      <w:r>
-        <w:br/>
-      </w:r>
-      <w:r>
-        <w:rPr>
-          <w:rStyle w:val="VerbatimChar"/>
-        </w:rPr>
-        <w:t xml:space="preserve">student@lab-vm:~$ stat -c "%n: %F, major=%t minor=%T" /dev/sda1 /dev/null</w:t>
-      </w:r>
-      <w:r>
-        <w:br/>
-      </w:r>
-      <w:r>
-        <w:rPr>
-          <w:rStyle w:val="VerbatimChar"/>
-        </w:rPr>
-        <w:t xml:space="preserve">/dev/sda1: block special file, major=8 minor=1</w:t>
-      </w:r>
-      <w:r>
-        <w:br/>
-      </w:r>
-      <w:r>
-        <w:rPr>
-          <w:rStyle w:val="VerbatimChar"/>
-        </w:rPr>
-        <w:t xml:space="preserve">/dev/null: character special file, major=1 minor=3</w:t>
-      </w:r>
-      <w:r>
-        <w:br/>
-      </w:r>
-      <w:r>
-        <w:br/>
-      </w:r>
-      <w:r>
-        <w:rPr>
-          <w:rStyle w:val="VerbatimChar"/>
-        </w:rPr>
-        <w:t xml:space="preserve">student@lab-vm:~$ ls -l /dev/sda1 /dev/null</w:t>
-      </w:r>
-      <w:r>
-        <w:br/>
-      </w:r>
-      <w:r>
-        <w:rPr>
-          <w:rStyle w:val="VerbatimChar"/>
-        </w:rPr>
-        <w:t xml:space="preserve">brw-rw---- 1 root disk    8, 1 Sep 17 08:42 /dev/sda1</w:t>
-      </w:r>
-      <w:r>
-        <w:br/>
-      </w:r>
-      <w:r>
-        <w:rPr>
-          <w:rStyle w:val="VerbatimChar"/>
-        </w:rPr>
-        <w:t xml:space="preserve">crw-rw-rw- 1 root root    1, 3 Sep 17 08:42 /dev/null</w:t>
-      </w:r>
+        <w:spacing w:before="0" w:after="0" w:line="120" w:lineRule="exact"/>
+        <w:rPr>
+          <w:sz w:val="4"/>
+          <w:szCs w:val="4"/>
+        </w:rPr>
+      </w:pPr>
+    </w:p>
+    <w:tbl>
+      <w:tblPr>
+        <w:tblStyle w:val="SourceCodeTable"/>
+        <w:tblW w:type="dxa" w:w="9637"/>
+        <w:tblInd w:w="0" w:type="dxa"/>
+        <w:tblBorders>
+          <w:top w:color="BFBFBF" w:space="0" w:sz="4" w:val="single"/>
+          <w:left w:color="BFBFBF" w:space="0" w:sz="4" w:val="single"/>
+          <w:bottom w:color="BFBFBF" w:space="0" w:sz="4" w:val="single"/>
+          <w:right w:color="BFBFBF" w:space="0" w:sz="4" w:val="single"/>
+        </w:tblBorders>
+        <w:shd w:color="auto" w:fill="F4F4F4" w:val="clear"/>
+        <w:tblLayout w:type="fixed"/>
+        <w:tblCellMar>
+          <w:top w:type="dxa" w:w="113"/>
+          <w:left w:type="dxa" w:w="113"/>
+          <w:bottom w:type="dxa" w:w="113"/>
+          <w:right w:type="dxa" w:w="113"/>
+        </w:tblCellMar>
+        <w:tblLook w:val="0000" w:firstRow="0" w:lastRow="0" w:firstColumn="0" w:lastColumn="0" w:noHBand="1" w:noVBand="1"/>
+      </w:tblPr>
+      <w:tblGrid>
+        <w:gridCol w:w="9637"/>
+      </w:tblGrid>
+      <w:tr>
+        <w:tc>
+          <w:tcPr>
+            <w:tcW w:type="dxa" w:w="9637"/>
+            <w:shd w:color="auto" w:fill="F4F4F4" w:val="clear"/>
+          </w:tcPr>
+          <w:p>
+            <w:pPr>
+              <w:pStyle w:val="SourceCode"/>
+              <w:spacing w:before="0" w:after="0" w:line="200" w:lineRule="auto"/>
+            </w:pPr>
+            <w:r>
+              <w:t xml:space="preserve">student@lab-vm:~$ ls -l /dev/sda /dev/sda1 /dev/null /dev/urandom</w:t>
+            </w:r>
+          </w:p>
+          <w:p>
+            <w:pPr>
+              <w:pStyle w:val="SourceCode"/>
+              <w:spacing w:before="0" w:after="0" w:line="200" w:lineRule="auto"/>
+            </w:pPr>
+            <w:r>
+              <w:t xml:space="preserve">brw-rw---- 1 root disk 8, 0 вер 18 09:12 /dev/sda</w:t>
+            </w:r>
+          </w:p>
+          <w:p>
+            <w:pPr>
+              <w:pStyle w:val="SourceCode"/>
+              <w:spacing w:before="0" w:after="0" w:line="200" w:lineRule="auto"/>
+            </w:pPr>
+            <w:r>
+              <w:t xml:space="preserve">brw-rw---- 1 root disk 8, 1 вер 18 09:12 /dev/sda1</w:t>
+            </w:r>
+          </w:p>
+          <w:p>
+            <w:pPr>
+              <w:pStyle w:val="SourceCode"/>
+              <w:spacing w:before="0" w:after="0" w:line="200" w:lineRule="auto"/>
+            </w:pPr>
+            <w:r>
+              <w:t xml:space="preserve">crw-rw-rw- 1 root root 1, 3 вер 18 09:12 /dev/null</w:t>
+            </w:r>
+          </w:p>
+          <w:p>
+            <w:pPr>
+              <w:pStyle w:val="SourceCode"/>
+              <w:spacing w:before="0" w:after="0" w:line="200" w:lineRule="auto"/>
+            </w:pPr>
+            <w:r>
+              <w:t xml:space="preserve">crw-rw-rw- 1 root root 1, 9 вер 18 09:12 /dev/urandom</w:t>
+            </w:r>
+          </w:p>
+          <w:p>
+            <w:pPr>
+              <w:pStyle w:val="SourceCode"/>
+              <w:spacing w:before="0" w:after="0" w:line="200" w:lineRule="auto"/>
+            </w:pPr>
+          </w:p>
+          <w:p>
+            <w:pPr>
+              <w:pStyle w:val="SourceCode"/>
+              <w:spacing w:before="0" w:after="0" w:line="200" w:lineRule="auto"/>
+            </w:pPr>
+            <w:r>
+              <w:t xml:space="preserve">student@lab-vm:~$ grep -E "^ *8 |^ *1 " /proc/devices</w:t>
+            </w:r>
+          </w:p>
+          <w:p>
+            <w:pPr>
+              <w:pStyle w:val="SourceCode"/>
+              <w:spacing w:before="0" w:after="0" w:line="200" w:lineRule="auto"/>
+            </w:pPr>
+            <w:r>
+              <w:t xml:space="preserve">  1 mem</w:t>
+            </w:r>
+          </w:p>
+          <w:p>
+            <w:pPr>
+              <w:pStyle w:val="SourceCode"/>
+              <w:spacing w:before="0" w:after="0" w:line="200" w:lineRule="auto"/>
+            </w:pPr>
+            <w:r>
+              <w:t xml:space="preserve">  8 sd</w:t>
+            </w:r>
+          </w:p>
+          <w:p>
+            <w:pPr>
+              <w:pStyle w:val="SourceCode"/>
+              <w:spacing w:before="0" w:after="0" w:line="200" w:lineRule="auto"/>
+            </w:pPr>
+          </w:p>
+          <w:p>
+            <w:pPr>
+              <w:pStyle w:val="SourceCode"/>
+              <w:spacing w:before="0" w:after="0" w:line="200" w:lineRule="auto"/>
+            </w:pPr>
+            <w:r>
+              <w:t xml:space="preserve">student@lab-vm:~$ stat -c "%n: %F, major=%t minor=%T" /dev/sda1 /dev/null</w:t>
+            </w:r>
+          </w:p>
+          <w:p>
+            <w:pPr>
+              <w:pStyle w:val="SourceCode"/>
+              <w:spacing w:before="0" w:after="0" w:line="200" w:lineRule="auto"/>
+            </w:pPr>
+            <w:r>
+              <w:t xml:space="preserve">/dev/sda1: block special file, major=8 minor=1</w:t>
+            </w:r>
+          </w:p>
+          <w:p>
+            <w:pPr>
+              <w:pStyle w:val="SourceCode"/>
+              <w:spacing w:before="0" w:after="0" w:line="200" w:lineRule="auto"/>
+            </w:pPr>
+            <w:r>
+              <w:t xml:space="preserve">/dev/null: character special file, major=1 minor=3</w:t>
+            </w:r>
+          </w:p>
+          <w:p>
+            <w:pPr>
+              <w:pStyle w:val="SourceCode"/>
+              <w:spacing w:before="0" w:after="0" w:line="200" w:lineRule="auto"/>
+            </w:pPr>
+          </w:p>
+          <w:p>
+            <w:pPr>
+              <w:pStyle w:val="SourceCode"/>
+              <w:spacing w:before="0" w:after="0" w:line="200" w:lineRule="auto"/>
+            </w:pPr>
+            <w:r>
+              <w:t xml:space="preserve">student@lab-vm:~$ ls -l /dev/sda1 /dev/null</w:t>
+            </w:r>
+          </w:p>
+          <w:p>
+            <w:pPr>
+              <w:pStyle w:val="SourceCode"/>
+              <w:spacing w:before="0" w:after="0" w:line="200" w:lineRule="auto"/>
+            </w:pPr>
+            <w:r>
+              <w:t xml:space="preserve">brw-rw---- 1 root disk    8, 1 Sep 17 08:42 /dev/sda1</w:t>
+            </w:r>
+          </w:p>
+          <w:p>
+            <w:pPr>
+              <w:pStyle w:val="SourceCode"/>
+              <w:spacing w:before="0" w:after="0" w:line="200" w:lineRule="auto"/>
+            </w:pPr>
+            <w:r>
+              <w:t xml:space="preserve">crw-rw-rw- 1 root root    1, 3 Sep 17 08:42 /dev/null</w:t>
+            </w:r>
+          </w:p>
+        </w:tc>
+      </w:tr>
+    </w:tbl>
+    <w:p>
+      <w:pPr>
+        <w:spacing w:before="0" w:after="0" w:line="120" w:lineRule="exact"/>
+        <w:rPr>
+          <w:sz w:val="4"/>
+          <w:szCs w:val="4"/>
+        </w:rPr>
+      </w:pPr>
     </w:p>
     <w:p>
       <w:pPr>
@@ -1774,104 +2132,162 @@
     </w:p>
     <w:p>
       <w:pPr>
-        <w:pStyle w:val="SourceCode"/>
-      </w:pPr>
-      <w:r>
-        <w:rPr>
-          <w:rStyle w:val="VerbatimChar"/>
-        </w:rPr>
-        <w:t xml:space="preserve">student@lab-vm:~$ echo "цей текст зникне" &gt; /dev/null</w:t>
-      </w:r>
-      <w:r>
-        <w:br/>
-      </w:r>
-      <w:r>
-        <w:rPr>
-          <w:rStyle w:val="VerbatimChar"/>
-        </w:rPr>
-        <w:t xml:space="preserve">student@lab-vm:~$ cat /dev/null | wc -c</w:t>
-      </w:r>
-      <w:r>
-        <w:br/>
-      </w:r>
-      <w:r>
-        <w:rPr>
-          <w:rStyle w:val="VerbatimChar"/>
-        </w:rPr>
-        <w:t xml:space="preserve">0</w:t>
-      </w:r>
-      <w:r>
-        <w:br/>
-      </w:r>
-      <w:r>
-        <w:br/>
-      </w:r>
-      <w:r>
-        <w:rPr>
-          <w:rStyle w:val="VerbatimChar"/>
-        </w:rPr>
-        <w:t xml:space="preserve">student@lab-vm:~$ head -c 16 /dev/urandom | xxd</w:t>
-      </w:r>
-      <w:r>
-        <w:br/>
-      </w:r>
-      <w:r>
-        <w:rPr>
-          <w:rStyle w:val="VerbatimChar"/>
-        </w:rPr>
-        <w:t xml:space="preserve">00000000: 8f3a 20d1 47b9 0c6e a154 fb92 3d08 e7c1  .: .G..n.T..=...</w:t>
-      </w:r>
-      <w:r>
-        <w:br/>
-      </w:r>
-      <w:r>
-        <w:br/>
-      </w:r>
-      <w:r>
-        <w:rPr>
-          <w:rStyle w:val="VerbatimChar"/>
-        </w:rPr>
-        <w:t xml:space="preserve">student@lab-vm:~$ dd if=/dev/zero of=zeros.bin bs=1K count=4 2&gt;/dev/null</w:t>
-      </w:r>
-      <w:r>
-        <w:br/>
-      </w:r>
-      <w:r>
-        <w:rPr>
-          <w:rStyle w:val="VerbatimChar"/>
-        </w:rPr>
-        <w:t xml:space="preserve">student@lab-vm:~$ xxd zeros.bin | head -2</w:t>
-      </w:r>
-      <w:r>
-        <w:br/>
-      </w:r>
-      <w:r>
-        <w:rPr>
-          <w:rStyle w:val="VerbatimChar"/>
-        </w:rPr>
-        <w:t xml:space="preserve">00000000: 0000 0000 0000 0000 0000 0000 0000 0000  ................</w:t>
-      </w:r>
-      <w:r>
-        <w:br/>
-      </w:r>
-      <w:r>
-        <w:br/>
-      </w:r>
-      <w:r>
-        <w:rPr>
-          <w:rStyle w:val="VerbatimChar"/>
-        </w:rPr>
-        <w:t xml:space="preserve">student@lab-vm:~$ echo test &gt; /dev/full</w:t>
-      </w:r>
-      <w:r>
-        <w:br/>
-      </w:r>
-      <w:r>
-        <w:rPr>
-          <w:rStyle w:val="VerbatimChar"/>
-        </w:rPr>
-        <w:t xml:space="preserve">bash: echo: write error: No space left on device</w:t>
-      </w:r>
+        <w:spacing w:before="0" w:after="0" w:line="120" w:lineRule="exact"/>
+        <w:rPr>
+          <w:sz w:val="4"/>
+          <w:szCs w:val="4"/>
+        </w:rPr>
+      </w:pPr>
+    </w:p>
+    <w:tbl>
+      <w:tblPr>
+        <w:tblStyle w:val="SourceCodeTable"/>
+        <w:tblW w:type="dxa" w:w="9637"/>
+        <w:tblInd w:w="0" w:type="dxa"/>
+        <w:tblBorders>
+          <w:top w:color="BFBFBF" w:space="0" w:sz="4" w:val="single"/>
+          <w:left w:color="BFBFBF" w:space="0" w:sz="4" w:val="single"/>
+          <w:bottom w:color="BFBFBF" w:space="0" w:sz="4" w:val="single"/>
+          <w:right w:color="BFBFBF" w:space="0" w:sz="4" w:val="single"/>
+        </w:tblBorders>
+        <w:shd w:color="auto" w:fill="F4F4F4" w:val="clear"/>
+        <w:tblLayout w:type="fixed"/>
+        <w:tblCellMar>
+          <w:top w:type="dxa" w:w="113"/>
+          <w:left w:type="dxa" w:w="113"/>
+          <w:bottom w:type="dxa" w:w="113"/>
+          <w:right w:type="dxa" w:w="113"/>
+        </w:tblCellMar>
+        <w:tblLook w:val="0000" w:firstRow="0" w:lastRow="0" w:firstColumn="0" w:lastColumn="0" w:noHBand="1" w:noVBand="1"/>
+      </w:tblPr>
+      <w:tblGrid>
+        <w:gridCol w:w="9637"/>
+      </w:tblGrid>
+      <w:tr>
+        <w:tc>
+          <w:tcPr>
+            <w:tcW w:type="dxa" w:w="9637"/>
+            <w:shd w:color="auto" w:fill="F4F4F4" w:val="clear"/>
+          </w:tcPr>
+          <w:p>
+            <w:pPr>
+              <w:pStyle w:val="SourceCode"/>
+              <w:spacing w:before="0" w:after="0" w:line="200" w:lineRule="auto"/>
+            </w:pPr>
+            <w:r>
+              <w:t xml:space="preserve">student@lab-vm:~$ echo "цей текст зникне" &gt; /dev/null</w:t>
+            </w:r>
+          </w:p>
+          <w:p>
+            <w:pPr>
+              <w:pStyle w:val="SourceCode"/>
+              <w:spacing w:before="0" w:after="0" w:line="200" w:lineRule="auto"/>
+            </w:pPr>
+            <w:r>
+              <w:t xml:space="preserve">student@lab-vm:~$ cat /dev/null | wc -c</w:t>
+            </w:r>
+          </w:p>
+          <w:p>
+            <w:pPr>
+              <w:pStyle w:val="SourceCode"/>
+              <w:spacing w:before="0" w:after="0" w:line="200" w:lineRule="auto"/>
+            </w:pPr>
+            <w:r>
+              <w:t xml:space="preserve">0</w:t>
+            </w:r>
+          </w:p>
+          <w:p>
+            <w:pPr>
+              <w:pStyle w:val="SourceCode"/>
+              <w:spacing w:before="0" w:after="0" w:line="200" w:lineRule="auto"/>
+            </w:pPr>
+          </w:p>
+          <w:p>
+            <w:pPr>
+              <w:pStyle w:val="SourceCode"/>
+              <w:spacing w:before="0" w:after="0" w:line="200" w:lineRule="auto"/>
+            </w:pPr>
+            <w:r>
+              <w:t xml:space="preserve">student@lab-vm:~$ head -c 16 /dev/urandom | xxd</w:t>
+            </w:r>
+          </w:p>
+          <w:p>
+            <w:pPr>
+              <w:pStyle w:val="SourceCode"/>
+              <w:spacing w:before="0" w:after="0" w:line="200" w:lineRule="auto"/>
+            </w:pPr>
+            <w:r>
+              <w:t xml:space="preserve">00000000: 8f3a 20d1 47b9 0c6e a154 fb92 3d08 e7c1  .: .G..n.T..=...</w:t>
+            </w:r>
+          </w:p>
+          <w:p>
+            <w:pPr>
+              <w:pStyle w:val="SourceCode"/>
+              <w:spacing w:before="0" w:after="0" w:line="200" w:lineRule="auto"/>
+            </w:pPr>
+          </w:p>
+          <w:p>
+            <w:pPr>
+              <w:pStyle w:val="SourceCode"/>
+              <w:spacing w:before="0" w:after="0" w:line="200" w:lineRule="auto"/>
+            </w:pPr>
+            <w:r>
+              <w:t xml:space="preserve">student@lab-vm:~$ dd if=/dev/zero of=zeros.bin bs=1K count=4 2&gt;/dev/null</w:t>
+            </w:r>
+          </w:p>
+          <w:p>
+            <w:pPr>
+              <w:pStyle w:val="SourceCode"/>
+              <w:spacing w:before="0" w:after="0" w:line="200" w:lineRule="auto"/>
+            </w:pPr>
+            <w:r>
+              <w:t xml:space="preserve">student@lab-vm:~$ xxd zeros.bin | head -2</w:t>
+            </w:r>
+          </w:p>
+          <w:p>
+            <w:pPr>
+              <w:pStyle w:val="SourceCode"/>
+              <w:spacing w:before="0" w:after="0" w:line="200" w:lineRule="auto"/>
+            </w:pPr>
+            <w:r>
+              <w:t xml:space="preserve">00000000: 0000 0000 0000 0000 0000 0000 0000 0000  ................</w:t>
+            </w:r>
+          </w:p>
+          <w:p>
+            <w:pPr>
+              <w:pStyle w:val="SourceCode"/>
+              <w:spacing w:before="0" w:after="0" w:line="200" w:lineRule="auto"/>
+            </w:pPr>
+          </w:p>
+          <w:p>
+            <w:pPr>
+              <w:pStyle w:val="SourceCode"/>
+              <w:spacing w:before="0" w:after="0" w:line="200" w:lineRule="auto"/>
+            </w:pPr>
+            <w:r>
+              <w:t xml:space="preserve">student@lab-vm:~$ echo test &gt; /dev/full</w:t>
+            </w:r>
+          </w:p>
+          <w:p>
+            <w:pPr>
+              <w:pStyle w:val="SourceCode"/>
+              <w:spacing w:before="0" w:after="0" w:line="200" w:lineRule="auto"/>
+            </w:pPr>
+            <w:r>
+              <w:t xml:space="preserve">bash: echo: write error: No space left on device</w:t>
+            </w:r>
+          </w:p>
+        </w:tc>
+      </w:tr>
+    </w:tbl>
+    <w:p>
+      <w:pPr>
+        <w:spacing w:before="0" w:after="0" w:line="120" w:lineRule="exact"/>
+        <w:rPr>
+          <w:sz w:val="4"/>
+          <w:szCs w:val="4"/>
+        </w:rPr>
+      </w:pPr>
     </w:p>
     <w:p>
       <w:pPr>
@@ -1893,149 +2309,207 @@
     </w:p>
     <w:p>
       <w:pPr>
-        <w:pStyle w:val="SourceCode"/>
-      </w:pPr>
-      <w:r>
-        <w:rPr>
-          <w:rStyle w:val="VerbatimChar"/>
-        </w:rPr>
-        <w:t xml:space="preserve">student@lab-vm:~$ udevadm monitor --udev &amp;</w:t>
-      </w:r>
-      <w:r>
-        <w:br/>
-      </w:r>
-      <w:r>
-        <w:rPr>
-          <w:rStyle w:val="VerbatimChar"/>
-        </w:rPr>
-        <w:t xml:space="preserve">[1] 5120</w:t>
-      </w:r>
-      <w:r>
-        <w:br/>
-      </w:r>
-      <w:r>
-        <w:rPr>
-          <w:rStyle w:val="VerbatimChar"/>
-        </w:rPr>
-        <w:t xml:space="preserve">student@lab-vm:~$ # підключаємо USB-носій</w:t>
-      </w:r>
-      <w:r>
-        <w:br/>
-      </w:r>
-      <w:r>
-        <w:rPr>
-          <w:rStyle w:val="VerbatimChar"/>
-        </w:rPr>
-        <w:t xml:space="preserve">UDEV  [412.338] add   /devices/pci0000:00/.../block/sdb (block)</w:t>
-      </w:r>
-      <w:r>
-        <w:br/>
-      </w:r>
-      <w:r>
-        <w:rPr>
-          <w:rStyle w:val="VerbatimChar"/>
-        </w:rPr>
-        <w:t xml:space="preserve">UDEV  [412.401] add   /devices/pci0000:00/.../block/sdb/sdb1 (block)</w:t>
-      </w:r>
-      <w:r>
-        <w:br/>
-      </w:r>
-      <w:r>
-        <w:br/>
-      </w:r>
-      <w:r>
-        <w:rPr>
-          <w:rStyle w:val="VerbatimChar"/>
-        </w:rPr>
-        <w:t xml:space="preserve">student@lab-vm:~$ kill %1</w:t>
-      </w:r>
-      <w:r>
-        <w:br/>
-      </w:r>
-      <w:r>
-        <w:rPr>
-          <w:rStyle w:val="VerbatimChar"/>
-        </w:rPr>
-        <w:t xml:space="preserve">student@lab-vm:~$ lsblk | grep sdb</w:t>
-      </w:r>
-      <w:r>
-        <w:br/>
-      </w:r>
-      <w:r>
-        <w:rPr>
-          <w:rStyle w:val="VerbatimChar"/>
-        </w:rPr>
-        <w:t xml:space="preserve">sdb      8:16   1  7,5G  0 disk</w:t>
-      </w:r>
-      <w:r>
-        <w:br/>
-      </w:r>
-      <w:r>
-        <w:rPr>
-          <w:rStyle w:val="VerbatimChar"/>
-        </w:rPr>
-        <w:t xml:space="preserve">└─sdb1   8:17   1  7,5G  0 part</w:t>
-      </w:r>
-      <w:r>
-        <w:br/>
-      </w:r>
-      <w:r>
-        <w:br/>
-      </w:r>
-      <w:r>
-        <w:rPr>
-          <w:rStyle w:val="VerbatimChar"/>
-        </w:rPr>
-        <w:t xml:space="preserve">student@lab-vm:~$ udevadm info /dev/sdb1 | grep -E "ID_FS_TYPE|ID_FS_UUID|ID_MODEL"</w:t>
-      </w:r>
-      <w:r>
-        <w:br/>
-      </w:r>
-      <w:r>
-        <w:rPr>
-          <w:rStyle w:val="VerbatimChar"/>
-        </w:rPr>
-        <w:t xml:space="preserve">E: ID_FS_TYPE=vfat</w:t>
-      </w:r>
-      <w:r>
-        <w:br/>
-      </w:r>
-      <w:r>
-        <w:rPr>
-          <w:rStyle w:val="VerbatimChar"/>
-        </w:rPr>
-        <w:t xml:space="preserve">E: ID_FS_UUID=A1B2-C3D4</w:t>
-      </w:r>
-      <w:r>
-        <w:br/>
-      </w:r>
-      <w:r>
-        <w:rPr>
-          <w:rStyle w:val="VerbatimChar"/>
-        </w:rPr>
-        <w:t xml:space="preserve">E: ID_MODEL=Cruzer_Blade</w:t>
-      </w:r>
-      <w:r>
-        <w:br/>
-      </w:r>
-      <w:r>
-        <w:br/>
-      </w:r>
-      <w:r>
-        <w:rPr>
-          <w:rStyle w:val="VerbatimChar"/>
-        </w:rPr>
-        <w:t xml:space="preserve">student@lab-vm:~$ ls -l /dev/disk/by-uuid/ | grep sdb1</w:t>
-      </w:r>
-      <w:r>
-        <w:br/>
-      </w:r>
-      <w:r>
-        <w:rPr>
-          <w:rStyle w:val="VerbatimChar"/>
-        </w:rPr>
-        <w:t xml:space="preserve">lrwxrwxrwx 1 root root 10 вер 18 12:41 A1B2-C3D4 -&gt; ../../sdb1</w:t>
-      </w:r>
+        <w:spacing w:before="0" w:after="0" w:line="120" w:lineRule="exact"/>
+        <w:rPr>
+          <w:sz w:val="4"/>
+          <w:szCs w:val="4"/>
+        </w:rPr>
+      </w:pPr>
+    </w:p>
+    <w:tbl>
+      <w:tblPr>
+        <w:tblStyle w:val="SourceCodeTable"/>
+        <w:tblW w:type="dxa" w:w="9637"/>
+        <w:tblInd w:w="0" w:type="dxa"/>
+        <w:tblBorders>
+          <w:top w:color="BFBFBF" w:space="0" w:sz="4" w:val="single"/>
+          <w:left w:color="BFBFBF" w:space="0" w:sz="4" w:val="single"/>
+          <w:bottom w:color="BFBFBF" w:space="0" w:sz="4" w:val="single"/>
+          <w:right w:color="BFBFBF" w:space="0" w:sz="4" w:val="single"/>
+        </w:tblBorders>
+        <w:shd w:color="auto" w:fill="F4F4F4" w:val="clear"/>
+        <w:tblLayout w:type="fixed"/>
+        <w:tblCellMar>
+          <w:top w:type="dxa" w:w="113"/>
+          <w:left w:type="dxa" w:w="113"/>
+          <w:bottom w:type="dxa" w:w="113"/>
+          <w:right w:type="dxa" w:w="113"/>
+        </w:tblCellMar>
+        <w:tblLook w:val="0000" w:firstRow="0" w:lastRow="0" w:firstColumn="0" w:lastColumn="0" w:noHBand="1" w:noVBand="1"/>
+      </w:tblPr>
+      <w:tblGrid>
+        <w:gridCol w:w="9637"/>
+      </w:tblGrid>
+      <w:tr>
+        <w:tc>
+          <w:tcPr>
+            <w:tcW w:type="dxa" w:w="9637"/>
+            <w:shd w:color="auto" w:fill="F4F4F4" w:val="clear"/>
+          </w:tcPr>
+          <w:p>
+            <w:pPr>
+              <w:pStyle w:val="SourceCode"/>
+              <w:spacing w:before="0" w:after="0" w:line="200" w:lineRule="auto"/>
+            </w:pPr>
+            <w:r>
+              <w:t xml:space="preserve">student@lab-vm:~$ udevadm monitor --udev &amp;</w:t>
+            </w:r>
+          </w:p>
+          <w:p>
+            <w:pPr>
+              <w:pStyle w:val="SourceCode"/>
+              <w:spacing w:before="0" w:after="0" w:line="200" w:lineRule="auto"/>
+            </w:pPr>
+            <w:r>
+              <w:t xml:space="preserve">[1] 5120</w:t>
+            </w:r>
+          </w:p>
+          <w:p>
+            <w:pPr>
+              <w:pStyle w:val="SourceCode"/>
+              <w:spacing w:before="0" w:after="0" w:line="200" w:lineRule="auto"/>
+            </w:pPr>
+            <w:r>
+              <w:t xml:space="preserve">student@lab-vm:~$ # підключаємо USB-носій</w:t>
+            </w:r>
+          </w:p>
+          <w:p>
+            <w:pPr>
+              <w:pStyle w:val="SourceCode"/>
+              <w:spacing w:before="0" w:after="0" w:line="200" w:lineRule="auto"/>
+            </w:pPr>
+            <w:r>
+              <w:t xml:space="preserve">UDEV  [412.338] add   /devices/pci0000:00/.../block/sdb (block)</w:t>
+            </w:r>
+          </w:p>
+          <w:p>
+            <w:pPr>
+              <w:pStyle w:val="SourceCode"/>
+              <w:spacing w:before="0" w:after="0" w:line="200" w:lineRule="auto"/>
+            </w:pPr>
+            <w:r>
+              <w:t xml:space="preserve">UDEV  [412.401] add   /devices/pci0000:00/.../block/sdb/sdb1 (block)</w:t>
+            </w:r>
+          </w:p>
+          <w:p>
+            <w:pPr>
+              <w:pStyle w:val="SourceCode"/>
+              <w:spacing w:before="0" w:after="0" w:line="200" w:lineRule="auto"/>
+            </w:pPr>
+          </w:p>
+          <w:p>
+            <w:pPr>
+              <w:pStyle w:val="SourceCode"/>
+              <w:spacing w:before="0" w:after="0" w:line="200" w:lineRule="auto"/>
+            </w:pPr>
+            <w:r>
+              <w:t xml:space="preserve">student@lab-vm:~$ kill %1</w:t>
+            </w:r>
+          </w:p>
+          <w:p>
+            <w:pPr>
+              <w:pStyle w:val="SourceCode"/>
+              <w:spacing w:before="0" w:after="0" w:line="200" w:lineRule="auto"/>
+            </w:pPr>
+            <w:r>
+              <w:t xml:space="preserve">student@lab-vm:~$ lsblk | grep sdb</w:t>
+            </w:r>
+          </w:p>
+          <w:p>
+            <w:pPr>
+              <w:pStyle w:val="SourceCode"/>
+              <w:spacing w:before="0" w:after="0" w:line="200" w:lineRule="auto"/>
+            </w:pPr>
+            <w:r>
+              <w:t xml:space="preserve">sdb      8:16   1  7,5G  0 disk</w:t>
+            </w:r>
+          </w:p>
+          <w:p>
+            <w:pPr>
+              <w:pStyle w:val="SourceCode"/>
+              <w:spacing w:before="0" w:after="0" w:line="200" w:lineRule="auto"/>
+            </w:pPr>
+            <w:r>
+              <w:t xml:space="preserve">└─sdb1   8:17   1  7,5G  0 part</w:t>
+            </w:r>
+          </w:p>
+          <w:p>
+            <w:pPr>
+              <w:pStyle w:val="SourceCode"/>
+              <w:spacing w:before="0" w:after="0" w:line="200" w:lineRule="auto"/>
+            </w:pPr>
+          </w:p>
+          <w:p>
+            <w:pPr>
+              <w:pStyle w:val="SourceCode"/>
+              <w:spacing w:before="0" w:after="0" w:line="200" w:lineRule="auto"/>
+            </w:pPr>
+            <w:r>
+              <w:t xml:space="preserve">student@lab-vm:~$ udevadm info /dev/sdb1 | grep -E "ID_FS_TYPE|ID_FS_UUID|ID_MODEL"</w:t>
+            </w:r>
+          </w:p>
+          <w:p>
+            <w:pPr>
+              <w:pStyle w:val="SourceCode"/>
+              <w:spacing w:before="0" w:after="0" w:line="200" w:lineRule="auto"/>
+            </w:pPr>
+            <w:r>
+              <w:t xml:space="preserve">E: ID_FS_TYPE=vfat</w:t>
+            </w:r>
+          </w:p>
+          <w:p>
+            <w:pPr>
+              <w:pStyle w:val="SourceCode"/>
+              <w:spacing w:before="0" w:after="0" w:line="200" w:lineRule="auto"/>
+            </w:pPr>
+            <w:r>
+              <w:t xml:space="preserve">E: ID_FS_UUID=A1B2-C3D4</w:t>
+            </w:r>
+          </w:p>
+          <w:p>
+            <w:pPr>
+              <w:pStyle w:val="SourceCode"/>
+              <w:spacing w:before="0" w:after="0" w:line="200" w:lineRule="auto"/>
+            </w:pPr>
+            <w:r>
+              <w:t xml:space="preserve">E: ID_MODEL=Cruzer_Blade</w:t>
+            </w:r>
+          </w:p>
+          <w:p>
+            <w:pPr>
+              <w:pStyle w:val="SourceCode"/>
+              <w:spacing w:before="0" w:after="0" w:line="200" w:lineRule="auto"/>
+            </w:pPr>
+          </w:p>
+          <w:p>
+            <w:pPr>
+              <w:pStyle w:val="SourceCode"/>
+              <w:spacing w:before="0" w:after="0" w:line="200" w:lineRule="auto"/>
+            </w:pPr>
+            <w:r>
+              <w:t xml:space="preserve">student@lab-vm:~$ ls -l /dev/disk/by-uuid/ | grep sdb1</w:t>
+            </w:r>
+          </w:p>
+          <w:p>
+            <w:pPr>
+              <w:pStyle w:val="SourceCode"/>
+              <w:spacing w:before="0" w:after="0" w:line="200" w:lineRule="auto"/>
+            </w:pPr>
+            <w:r>
+              <w:t xml:space="preserve">lrwxrwxrwx 1 root root 10 вер 18 12:41 A1B2-C3D4 -&gt; ../../sdb1</w:t>
+            </w:r>
+          </w:p>
+        </w:tc>
+      </w:tr>
+    </w:tbl>
+    <w:p>
+      <w:pPr>
+        <w:spacing w:before="0" w:after="0" w:line="120" w:lineRule="exact"/>
+        <w:rPr>
+          <w:sz w:val="4"/>
+          <w:szCs w:val="4"/>
+        </w:rPr>
+      </w:pPr>
     </w:p>
     <w:p>
       <w:pPr>
@@ -2072,155 +2546,210 @@
     </w:p>
     <w:p>
       <w:pPr>
-        <w:pStyle w:val="SourceCode"/>
-      </w:pPr>
-      <w:r>
-        <w:rPr>
-          <w:rStyle w:val="VerbatimChar"/>
-        </w:rPr>
-        <w:t xml:space="preserve">student@lab-vm:~$ lsmod | grep -E "usb_storage|vfat"</w:t>
-      </w:r>
-      <w:r>
-        <w:br/>
-      </w:r>
-      <w:r>
-        <w:rPr>
-          <w:rStyle w:val="VerbatimChar"/>
-        </w:rPr>
-        <w:t xml:space="preserve">usb_storage            81920  1</w:t>
-      </w:r>
-      <w:r>
-        <w:br/>
-      </w:r>
-      <w:r>
-        <w:rPr>
-          <w:rStyle w:val="VerbatimChar"/>
-        </w:rPr>
-        <w:t xml:space="preserve">vfat                   24576  1</w:t>
-      </w:r>
-      <w:r>
-        <w:br/>
-      </w:r>
-      <w:r>
-        <w:rPr>
-          <w:rStyle w:val="VerbatimChar"/>
-        </w:rPr>
-        <w:t xml:space="preserve">fat                    90112  1 vfat</w:t>
-      </w:r>
-      <w:r>
-        <w:br/>
-      </w:r>
-      <w:r>
-        <w:br/>
-      </w:r>
-      <w:r>
-        <w:rPr>
-          <w:rStyle w:val="VerbatimChar"/>
-        </w:rPr>
-        <w:t xml:space="preserve">student@lab-vm:~$ modinfo vfat | head -5</w:t>
-      </w:r>
-      <w:r>
-        <w:br/>
-      </w:r>
-      <w:r>
-        <w:rPr>
-          <w:rStyle w:val="VerbatimChar"/>
-        </w:rPr>
-        <w:t xml:space="preserve">filename:       /lib/modules/6.8.0-45-generic/kernel/fs/fat/vfat.ko.zst</w:t>
-      </w:r>
-      <w:r>
-        <w:br/>
-      </w:r>
-      <w:r>
-        <w:rPr>
-          <w:rStyle w:val="VerbatimChar"/>
-        </w:rPr>
-        <w:t xml:space="preserve">author:         Gordon Chaffee</w:t>
-      </w:r>
-      <w:r>
-        <w:br/>
-      </w:r>
-      <w:r>
-        <w:rPr>
-          <w:rStyle w:val="VerbatimChar"/>
-        </w:rPr>
-        <w:t xml:space="preserve">description:    VFAT filesystem support</w:t>
-      </w:r>
-      <w:r>
-        <w:br/>
-      </w:r>
-      <w:r>
-        <w:rPr>
-          <w:rStyle w:val="VerbatimChar"/>
-        </w:rPr>
-        <w:t xml:space="preserve">license:        GPL</w:t>
-      </w:r>
-      <w:r>
-        <w:br/>
-      </w:r>
-      <w:r>
-        <w:rPr>
-          <w:rStyle w:val="VerbatimChar"/>
-        </w:rPr>
-        <w:t xml:space="preserve">depends:        fat</w:t>
-      </w:r>
-      <w:r>
-        <w:br/>
-      </w:r>
-      <w:r>
-        <w:br/>
-      </w:r>
-      <w:r>
-        <w:rPr>
-          <w:rStyle w:val="VerbatimChar"/>
-        </w:rPr>
-        <w:t xml:space="preserve">student@lab-vm:~$ dmesg | tail -5</w:t>
-      </w:r>
-      <w:r>
-        <w:br/>
-      </w:r>
-      <w:r>
-        <w:rPr>
-          <w:rStyle w:val="VerbatimChar"/>
-        </w:rPr>
-        <w:t xml:space="preserve">[  412.338] usb 1-1: new high-speed USB device number 3 using xhci_hcd</w:t>
-      </w:r>
-      <w:r>
-        <w:br/>
-      </w:r>
-      <w:r>
-        <w:rPr>
-          <w:rStyle w:val="VerbatimChar"/>
-        </w:rPr>
-        <w:t xml:space="preserve">[  412.489] usb-storage 1-1:1.0: USB Mass Storage device detected</w:t>
-      </w:r>
-      <w:r>
-        <w:br/>
-      </w:r>
-      <w:r>
-        <w:rPr>
-          <w:rStyle w:val="VerbatimChar"/>
-        </w:rPr>
-        <w:t xml:space="preserve">[  412.712] sd 2:0:0:0: [sdb] 15646720 512-byte logical blocks: (8.01 GB)</w:t>
-      </w:r>
-      <w:r>
-        <w:br/>
-      </w:r>
-      <w:r>
-        <w:rPr>
-          <w:rStyle w:val="VerbatimChar"/>
-        </w:rPr>
-        <w:t xml:space="preserve">[  412.803] sdb: sdb1</w:t>
-      </w:r>
-      <w:r>
-        <w:br/>
-      </w:r>
-      <w:r>
-        <w:rPr>
-          <w:rStyle w:val="VerbatimChar"/>
-        </w:rPr>
-        <w:t xml:space="preserve">[  418.114] FAT-fs (sdb1): Volume was not properly unmounted</w:t>
-      </w:r>
+        <w:spacing w:before="0" w:after="0" w:line="120" w:lineRule="exact"/>
+        <w:rPr>
+          <w:sz w:val="4"/>
+          <w:szCs w:val="4"/>
+        </w:rPr>
+      </w:pPr>
+    </w:p>
+    <w:tbl>
+      <w:tblPr>
+        <w:tblStyle w:val="SourceCodeTable"/>
+        <w:tblW w:type="dxa" w:w="9637"/>
+        <w:tblInd w:w="0" w:type="dxa"/>
+        <w:tblBorders>
+          <w:top w:color="BFBFBF" w:space="0" w:sz="4" w:val="single"/>
+          <w:left w:color="BFBFBF" w:space="0" w:sz="4" w:val="single"/>
+          <w:bottom w:color="BFBFBF" w:space="0" w:sz="4" w:val="single"/>
+          <w:right w:color="BFBFBF" w:space="0" w:sz="4" w:val="single"/>
+        </w:tblBorders>
+        <w:shd w:color="auto" w:fill="F4F4F4" w:val="clear"/>
+        <w:tblLayout w:type="fixed"/>
+        <w:tblCellMar>
+          <w:top w:type="dxa" w:w="113"/>
+          <w:left w:type="dxa" w:w="113"/>
+          <w:bottom w:type="dxa" w:w="113"/>
+          <w:right w:type="dxa" w:w="113"/>
+        </w:tblCellMar>
+        <w:tblLook w:val="0000" w:firstRow="0" w:lastRow="0" w:firstColumn="0" w:lastColumn="0" w:noHBand="1" w:noVBand="1"/>
+      </w:tblPr>
+      <w:tblGrid>
+        <w:gridCol w:w="9637"/>
+      </w:tblGrid>
+      <w:tr>
+        <w:tc>
+          <w:tcPr>
+            <w:tcW w:type="dxa" w:w="9637"/>
+            <w:shd w:color="auto" w:fill="F4F4F4" w:val="clear"/>
+          </w:tcPr>
+          <w:p>
+            <w:pPr>
+              <w:pStyle w:val="SourceCode"/>
+              <w:spacing w:before="0" w:after="0" w:line="200" w:lineRule="auto"/>
+            </w:pPr>
+            <w:r>
+              <w:t xml:space="preserve">student@lab-vm:~$ lsmod | grep -E "usb_storage|vfat"</w:t>
+            </w:r>
+          </w:p>
+          <w:p>
+            <w:pPr>
+              <w:pStyle w:val="SourceCode"/>
+              <w:spacing w:before="0" w:after="0" w:line="200" w:lineRule="auto"/>
+            </w:pPr>
+            <w:r>
+              <w:t xml:space="preserve">usb_storage            81920  1</w:t>
+            </w:r>
+          </w:p>
+          <w:p>
+            <w:pPr>
+              <w:pStyle w:val="SourceCode"/>
+              <w:spacing w:before="0" w:after="0" w:line="200" w:lineRule="auto"/>
+            </w:pPr>
+            <w:r>
+              <w:t xml:space="preserve">vfat                   24576  1</w:t>
+            </w:r>
+          </w:p>
+          <w:p>
+            <w:pPr>
+              <w:pStyle w:val="SourceCode"/>
+              <w:spacing w:before="0" w:after="0" w:line="200" w:lineRule="auto"/>
+            </w:pPr>
+            <w:r>
+              <w:t xml:space="preserve">fat                    90112  1 vfat</w:t>
+            </w:r>
+          </w:p>
+          <w:p>
+            <w:pPr>
+              <w:pStyle w:val="SourceCode"/>
+              <w:spacing w:before="0" w:after="0" w:line="200" w:lineRule="auto"/>
+            </w:pPr>
+          </w:p>
+          <w:p>
+            <w:pPr>
+              <w:pStyle w:val="SourceCode"/>
+              <w:spacing w:before="0" w:after="0" w:line="200" w:lineRule="auto"/>
+            </w:pPr>
+            <w:r>
+              <w:t xml:space="preserve">student@lab-vm:~$ modinfo vfat | head -5</w:t>
+            </w:r>
+          </w:p>
+          <w:p>
+            <w:pPr>
+              <w:pStyle w:val="SourceCode"/>
+              <w:spacing w:before="0" w:after="0" w:line="200" w:lineRule="auto"/>
+            </w:pPr>
+            <w:r>
+              <w:t xml:space="preserve">filename:       /lib/modules/6.8.0-45-generic/kernel/fs/fat/vfat.ko.zst</w:t>
+            </w:r>
+          </w:p>
+          <w:p>
+            <w:pPr>
+              <w:pStyle w:val="SourceCode"/>
+              <w:spacing w:before="0" w:after="0" w:line="200" w:lineRule="auto"/>
+            </w:pPr>
+            <w:r>
+              <w:t xml:space="preserve">author:         Gordon Chaffee</w:t>
+            </w:r>
+          </w:p>
+          <w:p>
+            <w:pPr>
+              <w:pStyle w:val="SourceCode"/>
+              <w:spacing w:before="0" w:after="0" w:line="200" w:lineRule="auto"/>
+            </w:pPr>
+            <w:r>
+              <w:t xml:space="preserve">description:    VFAT filesystem support</w:t>
+            </w:r>
+          </w:p>
+          <w:p>
+            <w:pPr>
+              <w:pStyle w:val="SourceCode"/>
+              <w:spacing w:before="0" w:after="0" w:line="200" w:lineRule="auto"/>
+            </w:pPr>
+            <w:r>
+              <w:t xml:space="preserve">license:        GPL</w:t>
+            </w:r>
+          </w:p>
+          <w:p>
+            <w:pPr>
+              <w:pStyle w:val="SourceCode"/>
+              <w:spacing w:before="0" w:after="0" w:line="200" w:lineRule="auto"/>
+            </w:pPr>
+            <w:r>
+              <w:t xml:space="preserve">depends:        fat</w:t>
+            </w:r>
+          </w:p>
+          <w:p>
+            <w:pPr>
+              <w:pStyle w:val="SourceCode"/>
+              <w:spacing w:before="0" w:after="0" w:line="200" w:lineRule="auto"/>
+            </w:pPr>
+          </w:p>
+          <w:p>
+            <w:pPr>
+              <w:pStyle w:val="SourceCode"/>
+              <w:spacing w:before="0" w:after="0" w:line="200" w:lineRule="auto"/>
+            </w:pPr>
+            <w:r>
+              <w:t xml:space="preserve">student@lab-vm:~$ dmesg | tail -5</w:t>
+            </w:r>
+          </w:p>
+          <w:p>
+            <w:pPr>
+              <w:pStyle w:val="SourceCode"/>
+              <w:spacing w:before="0" w:after="0" w:line="200" w:lineRule="auto"/>
+            </w:pPr>
+            <w:r>
+              <w:t xml:space="preserve">[  412.338] usb 1-1: new high-speed USB device number 3 using xhci_hcd</w:t>
+            </w:r>
+          </w:p>
+          <w:p>
+            <w:pPr>
+              <w:pStyle w:val="SourceCode"/>
+              <w:spacing w:before="0" w:after="0" w:line="200" w:lineRule="auto"/>
+            </w:pPr>
+            <w:r>
+              <w:t xml:space="preserve">[  412.489] usb-storage 1-1:1.0: USB Mass Storage device detected</w:t>
+            </w:r>
+          </w:p>
+          <w:p>
+            <w:pPr>
+              <w:pStyle w:val="SourceCode"/>
+              <w:spacing w:before="0" w:after="0" w:line="200" w:lineRule="auto"/>
+            </w:pPr>
+            <w:r>
+              <w:t xml:space="preserve">[  412.712] sd 2:0:0:0: [sdb] 15646720 512-byte logical blocks: (8.01 GB)</w:t>
+            </w:r>
+          </w:p>
+          <w:p>
+            <w:pPr>
+              <w:pStyle w:val="SourceCode"/>
+              <w:spacing w:before="0" w:after="0" w:line="200" w:lineRule="auto"/>
+            </w:pPr>
+            <w:r>
+              <w:t xml:space="preserve">[  412.803] sdb: sdb1</w:t>
+            </w:r>
+          </w:p>
+          <w:p>
+            <w:pPr>
+              <w:pStyle w:val="SourceCode"/>
+              <w:spacing w:before="0" w:after="0" w:line="200" w:lineRule="auto"/>
+            </w:pPr>
+            <w:r>
+              <w:t xml:space="preserve">[  418.114] FAT-fs (sdb1): Volume was not properly unmounted</w:t>
+            </w:r>
+          </w:p>
+        </w:tc>
+      </w:tr>
+    </w:tbl>
+    <w:p>
+      <w:pPr>
+        <w:spacing w:before="0" w:after="0" w:line="120" w:lineRule="exact"/>
+        <w:rPr>
+          <w:sz w:val="4"/>
+          <w:szCs w:val="4"/>
+        </w:rPr>
+      </w:pPr>
     </w:p>
     <w:p>
       <w:pPr>
@@ -2269,134 +2798,204 @@
     </w:p>
     <w:p>
       <w:pPr>
-        <w:pStyle w:val="SourceCode"/>
-      </w:pPr>
-      <w:r>
-        <w:rPr>
-          <w:rStyle w:val="VerbatimChar"/>
-        </w:rPr>
-        <w:t xml:space="preserve">student@lab-vm:~$ cat /sys/block/sda/size</w:t>
-      </w:r>
-      <w:r>
-        <w:br/>
-      </w:r>
-      <w:r>
-        <w:rPr>
-          <w:rStyle w:val="VerbatimChar"/>
-        </w:rPr>
-        <w:t xml:space="preserve">50331648</w:t>
-      </w:r>
-      <w:r>
-        <w:br/>
-      </w:r>
-      <w:r>
-        <w:rPr>
-          <w:rStyle w:val="VerbatimChar"/>
-        </w:rPr>
-        <w:t xml:space="preserve">student@lab-vm:~$ echo $((50331648 * 512 / 1024 / 1024 / 1024)) </w:t>
-      </w:r>
-      <w:r>
-        <w:br/>
-      </w:r>
-      <w:r>
-        <w:rPr>
-          <w:rStyle w:val="VerbatimChar"/>
-        </w:rPr>
-        <w:t xml:space="preserve">24</w:t>
-      </w:r>
-      <w:r>
-        <w:br/>
-      </w:r>
-      <w:r>
-        <w:br/>
-      </w:r>
-      <w:r>
-        <w:rPr>
-          <w:rStyle w:val="VerbatimChar"/>
-        </w:rPr>
-        <w:t xml:space="preserve">student@lab-vm:~$ cat /sys/block/sda/queue/rotational</w:t>
-      </w:r>
-      <w:r>
-        <w:br/>
-      </w:r>
-      <w:r>
-        <w:rPr>
-          <w:rStyle w:val="VerbatimChar"/>
-        </w:rPr>
-        <w:t xml:space="preserve">1</w:t>
-      </w:r>
-      <w:r>
-        <w:br/>
-      </w:r>
-      <w:r>
-        <w:rPr>
-          <w:rStyle w:val="VerbatimChar"/>
-        </w:rPr>
-        <w:t xml:space="preserve">student@lab-vm:~$ cat /sys/block/sda/queue/scheduler</w:t>
-      </w:r>
-      <w:r>
-        <w:br/>
-      </w:r>
-      <w:r>
-        <w:rPr>
-          <w:rStyle w:val="VerbatimChar"/>
-        </w:rPr>
-        <w:t xml:space="preserve">[mq-deadline] none</w:t>
-      </w:r>
-      <w:r>
-        <w:br/>
-      </w:r>
-      <w:r>
-        <w:br/>
-      </w:r>
-      <w:r>
-        <w:rPr>
-          <w:rStyle w:val="VerbatimChar"/>
-        </w:rPr>
-        <w:t xml:space="preserve">student@lab-vm:~$ dd if=/dev/zero of=~/test.img bs=1M count=200 2&gt;&amp;1 | tail -1</w:t>
-      </w:r>
-      <w:r>
-        <w:br/>
-      </w:r>
-      <w:r>
-        <w:rPr>
-          <w:rStyle w:val="VerbatimChar"/>
-        </w:rPr>
-        <w:t xml:space="preserve">209715200 bytes (210 MB, 200 MiB) copied, 0,187 s, 1,1 GB/s</w:t>
-      </w:r>
-      <w:r>
-        <w:br/>
-      </w:r>
-      <w:r>
-        <w:br/>
-      </w:r>
-      <w:r>
-        <w:rPr>
-          <w:rStyle w:val="VerbatimChar"/>
-        </w:rPr>
-        <w:t xml:space="preserve">student@lab-vm:~$ dd if=/dev/zero of=~/test2.img bs=1M count=200 oflag=direct 2&gt;&amp;1 | tail -1</w:t>
-      </w:r>
-      <w:r>
-        <w:br/>
-      </w:r>
-      <w:r>
-        <w:rPr>
-          <w:rStyle w:val="VerbatimChar"/>
-        </w:rPr>
-        <w:t xml:space="preserve">209715200 bytes (210 MB, 200 MiB) copied, 1,94 s, 108 MB/s</w:t>
-      </w:r>
-      <w:r>
-        <w:br/>
-      </w:r>
-      <w:r>
-        <w:br/>
-      </w:r>
-      <w:r>
-        <w:rPr>
-          <w:rStyle w:val="VerbatimChar"/>
-        </w:rPr>
-        <w:t xml:space="preserve">student@lab-vm:~$ sync &amp;&amp; rm ~/test.img ~/test2.img</w:t>
-      </w:r>
+        <w:spacing w:before="0" w:after="0" w:line="120" w:lineRule="exact"/>
+        <w:rPr>
+          <w:sz w:val="4"/>
+          <w:szCs w:val="4"/>
+        </w:rPr>
+      </w:pPr>
+    </w:p>
+    <w:tbl>
+      <w:tblPr>
+        <w:tblStyle w:val="SourceCodeTable"/>
+        <w:tblW w:type="dxa" w:w="9637"/>
+        <w:tblInd w:w="0" w:type="dxa"/>
+        <w:tblBorders>
+          <w:top w:color="BFBFBF" w:space="0" w:sz="4" w:val="single"/>
+          <w:left w:color="BFBFBF" w:space="0" w:sz="4" w:val="single"/>
+          <w:bottom w:color="BFBFBF" w:space="0" w:sz="4" w:val="single"/>
+          <w:right w:color="BFBFBF" w:space="0" w:sz="4" w:val="single"/>
+        </w:tblBorders>
+        <w:shd w:color="auto" w:fill="F4F4F4" w:val="clear"/>
+        <w:tblLayout w:type="fixed"/>
+        <w:tblCellMar>
+          <w:top w:type="dxa" w:w="113"/>
+          <w:left w:type="dxa" w:w="113"/>
+          <w:bottom w:type="dxa" w:w="113"/>
+          <w:right w:type="dxa" w:w="113"/>
+        </w:tblCellMar>
+        <w:tblLook w:val="0000" w:firstRow="0" w:lastRow="0" w:firstColumn="0" w:lastColumn="0" w:noHBand="1" w:noVBand="1"/>
+      </w:tblPr>
+      <w:tblGrid>
+        <w:gridCol w:w="9637"/>
+      </w:tblGrid>
+      <w:tr>
+        <w:tc>
+          <w:tcPr>
+            <w:tcW w:type="dxa" w:w="9637"/>
+            <w:shd w:color="auto" w:fill="F4F4F4" w:val="clear"/>
+          </w:tcPr>
+          <w:p>
+            <w:pPr>
+              <w:pStyle w:val="SourceCode"/>
+              <w:spacing w:before="0" w:after="0" w:line="200" w:lineRule="auto"/>
+            </w:pPr>
+            <w:r>
+              <w:t xml:space="preserve">student@lab-vm:~$ cat /sys/block/sda/size</w:t>
+            </w:r>
+          </w:p>
+          <w:p>
+            <w:pPr>
+              <w:pStyle w:val="SourceCode"/>
+              <w:spacing w:before="0" w:after="0" w:line="200" w:lineRule="auto"/>
+            </w:pPr>
+            <w:r>
+              <w:t xml:space="preserve">50331648</w:t>
+            </w:r>
+          </w:p>
+          <w:p>
+            <w:pPr>
+              <w:pStyle w:val="SourceCode"/>
+              <w:spacing w:before="0" w:after="0" w:line="200" w:lineRule="auto"/>
+            </w:pPr>
+            <w:r>
+              <w:t xml:space="preserve">student@lab-vm:~$ echo $((50331648 * 512 / 1024 / 1024 / 1024)) </w:t>
+            </w:r>
+          </w:p>
+          <w:p>
+            <w:pPr>
+              <w:pStyle w:val="SourceCode"/>
+              <w:spacing w:before="0" w:after="0" w:line="200" w:lineRule="auto"/>
+            </w:pPr>
+            <w:r>
+              <w:t xml:space="preserve">24</w:t>
+            </w:r>
+          </w:p>
+          <w:p>
+            <w:pPr>
+              <w:pStyle w:val="SourceCode"/>
+              <w:spacing w:before="0" w:after="0" w:line="200" w:lineRule="auto"/>
+            </w:pPr>
+          </w:p>
+          <w:p>
+            <w:pPr>
+              <w:pStyle w:val="SourceCode"/>
+              <w:spacing w:before="0" w:after="0" w:line="200" w:lineRule="auto"/>
+            </w:pPr>
+            <w:r>
+              <w:t xml:space="preserve">student@lab-vm:~$ cat /sys/block/sda/queue/rotational</w:t>
+            </w:r>
+          </w:p>
+          <w:p>
+            <w:pPr>
+              <w:pStyle w:val="SourceCode"/>
+              <w:spacing w:before="0" w:after="0" w:line="200" w:lineRule="auto"/>
+            </w:pPr>
+            <w:r>
+              <w:t xml:space="preserve">1</w:t>
+            </w:r>
+          </w:p>
+          <w:p>
+            <w:pPr>
+              <w:pStyle w:val="SourceCode"/>
+              <w:spacing w:before="0" w:after="0" w:line="200" w:lineRule="auto"/>
+            </w:pPr>
+            <w:r>
+              <w:t xml:space="preserve">student@lab-vm:~$ cat /sys/block/sda/queue/scheduler</w:t>
+            </w:r>
+          </w:p>
+          <w:p>
+            <w:pPr>
+              <w:pStyle w:val="SourceCode"/>
+              <w:spacing w:before="0" w:after="0" w:line="200" w:lineRule="auto"/>
+            </w:pPr>
+            <w:r>
+              <w:t xml:space="preserve">[mq-deadline] none</w:t>
+            </w:r>
+          </w:p>
+          <w:p>
+            <w:pPr>
+              <w:pStyle w:val="SourceCode"/>
+              <w:spacing w:before="0" w:after="0" w:line="200" w:lineRule="auto"/>
+            </w:pPr>
+          </w:p>
+          <w:p>
+            <w:pPr>
+              <w:pStyle w:val="SourceCode"/>
+              <w:spacing w:before="0" w:after="0" w:line="200" w:lineRule="auto"/>
+            </w:pPr>
+            <w:r>
+              <w:t xml:space="preserve">student@lab-vm:~$ dd if=/dev/zero of=~/test.img bs=1M count=200 2&gt;&amp;1 | tail -1</w:t>
+            </w:r>
+          </w:p>
+          <w:p>
+            <w:pPr>
+              <w:pStyle w:val="SourceCode"/>
+              <w:spacing w:before="0" w:after="0" w:line="200" w:lineRule="auto"/>
+            </w:pPr>
+            <w:r>
+              <w:t xml:space="preserve">209715200 bytes (210 MB, 200 MiB) copied, 0,187 s, 1,1 GB/s</w:t>
+            </w:r>
+          </w:p>
+          <w:p>
+            <w:pPr>
+              <w:pStyle w:val="SourceCode"/>
+              <w:spacing w:before="0" w:after="0" w:line="200" w:lineRule="auto"/>
+            </w:pPr>
+          </w:p>
+          <w:p>
+            <w:pPr>
+              <w:pStyle w:val="SourceCode"/>
+              <w:spacing w:before="0" w:after="0" w:line="200" w:lineRule="auto"/>
+            </w:pPr>
+            <w:r>
+              <w:t xml:space="preserve">student@lab-vm:~$ dd if=/dev/zero of=~/test2.img bs=1M count=200 \</w:t>
+            </w:r>
+          </w:p>
+          <w:p>
+            <w:pPr>
+              <w:pStyle w:val="SourceCode"/>
+              <w:spacing w:before="0" w:after="0" w:line="200" w:lineRule="auto"/>
+            </w:pPr>
+            <w:r>
+              <w:t xml:space="preserve">&gt;     oflag=direct 2&gt;&amp;1 | tail -1</w:t>
+            </w:r>
+          </w:p>
+          <w:p>
+            <w:pPr>
+              <w:pStyle w:val="SourceCode"/>
+              <w:spacing w:before="0" w:after="0" w:line="200" w:lineRule="auto"/>
+            </w:pPr>
+            <w:r>
+              <w:t xml:space="preserve">209715200 bytes (210 MB, 200 MiB) copied, 1,94 s, 108 MB/s</w:t>
+            </w:r>
+          </w:p>
+          <w:p>
+            <w:pPr>
+              <w:pStyle w:val="SourceCode"/>
+              <w:spacing w:before="0" w:after="0" w:line="200" w:lineRule="auto"/>
+            </w:pPr>
+          </w:p>
+          <w:p>
+            <w:pPr>
+              <w:pStyle w:val="SourceCode"/>
+              <w:spacing w:before="0" w:after="0" w:line="200" w:lineRule="auto"/>
+            </w:pPr>
+            <w:r>
+              <w:t xml:space="preserve">student@lab-vm:~$ sync &amp;&amp; rm ~/test.img ~/test2.img</w:t>
+            </w:r>
+          </w:p>
+        </w:tc>
+      </w:tr>
+    </w:tbl>
+    <w:p>
+      <w:pPr>
+        <w:spacing w:before="0" w:after="0" w:line="120" w:lineRule="exact"/>
+        <w:rPr>
+          <w:sz w:val="4"/>
+          <w:szCs w:val="4"/>
+        </w:rPr>
+      </w:pPr>
     </w:p>
     <w:p>
       <w:pPr>
@@ -6563,15 +7162,8 @@
     <w:basedOn w:val="Normal"/>
     <w:qFormat/>
     <w:pPr>
-      <w:pBdr>
-        <w:top w:color="BFBFBF" w:space="4" w:sz="4" w:val="single"/>
-        <w:left w:color="BFBFBF" w:space="4" w:sz="4" w:val="single"/>
-        <w:bottom w:color="BFBFBF" w:space="4" w:sz="4" w:val="single"/>
-        <w:right w:color="BFBFBF" w:space="4" w:sz="4" w:val="single"/>
-      </w:pBdr>
-      <w:shd w:color="auto" w:fill="F4F4F4" w:val="clear"/>
-      <w:spacing w:after="120" w:before="120" w:line="200" w:lineRule="auto"/>
-      <w:ind w:firstLine="0" w:left="284" w:right="284"/>
+      <w:spacing w:after="0" w:before="0" w:line="200" w:lineRule="auto"/>
+      <w:ind w:hanging="340" w:left="340" w:right="0"/>
       <w:jc w:val="left"/>
     </w:pPr>
     <w:rPr>
@@ -6579,6 +7171,27 @@
       <w:sz w:val="18"/>
       <w:szCs w:val="18"/>
     </w:rPr>
+  </w:style>
+  <w:style w:customStyle="1" w:styleId="SourceCodeTable" w:type="table">
+    <w:name w:val="Source Code Table"/>
+    <w:basedOn w:val="TableNormal"/>
+    <w:qFormat/>
+    <w:tblPr>
+      <w:tblInd w:type="dxa" w:w="0"/>
+      <w:tblBorders>
+        <w:top w:color="BFBFBF" w:space="0" w:sz="4" w:val="single"/>
+        <w:left w:color="BFBFBF" w:space="0" w:sz="4" w:val="single"/>
+        <w:bottom w:color="BFBFBF" w:space="0" w:sz="4" w:val="single"/>
+        <w:right w:color="BFBFBF" w:space="0" w:sz="4" w:val="single"/>
+      </w:tblBorders>
+      <w:shd w:color="auto" w:fill="F4F4F4" w:val="clear"/>
+      <w:tblCellMar>
+        <w:top w:type="dxa" w:w="113"/>
+        <w:left w:type="dxa" w:w="113"/>
+        <w:bottom w:type="dxa" w:w="113"/>
+        <w:right w:type="dxa" w:w="113"/>
+      </w:tblCellMar>
+    </w:tblPr>
   </w:style>
   <w:style w:type="paragraph" w:customStyle="1" w:styleId="TableCaption">
     <w:name w:val="TableCaption"/>

--- a/public/labs/os/pz-25/ЛР12_ОС_Управління_пристроями.docx
+++ b/public/labs/os/pz-25/ЛР12_ОС_Управління_пристроями.docx
@@ -864,7 +864,7 @@
         <w:t xml:space="preserve"> </w:t>
       </w:r>
       <w:r>
-        <w:t xml:space="preserve">не зберігається на диску: його наповнює служба</w:t>
+        <w:t xml:space="preserve">не зберігається на диску: це файлова система</w:t>
       </w:r>
       <w:r>
         <w:t xml:space="preserve"> </w:t>
@@ -873,28 +873,28 @@
         <w:rPr>
           <w:rStyle w:val="VerbatimChar"/>
         </w:rPr>
+        <w:t xml:space="preserve">devtmpfs</w:t>
+      </w:r>
+      <w:r>
+        <w:t xml:space="preserve"> </w:t>
+      </w:r>
+      <w:r>
+        <w:t xml:space="preserve">у пам’яті. Щойно драйвер реєструє пристрій, ядро саме створює в ній файл пристрою й надсилає подію (uevent). Служба</w:t>
+      </w:r>
+      <w:r>
+        <w:t xml:space="preserve"> </w:t>
+      </w:r>
+      <w:r>
+        <w:rPr>
+          <w:rStyle w:val="VerbatimChar"/>
+        </w:rPr>
         <w:t xml:space="preserve">udev</w:t>
       </w:r>
       <w:r>
         <w:t xml:space="preserve"> </w:t>
       </w:r>
       <w:r>
-        <w:t xml:space="preserve">у момент завантаження й під час кожного підключення пристрою. Ядро надсилає подію (uevent),</w:t>
-      </w:r>
-      <w:r>
-        <w:t xml:space="preserve"> </w:t>
-      </w:r>
-      <w:r>
-        <w:rPr>
-          <w:rStyle w:val="VerbatimChar"/>
-        </w:rPr>
-        <w:t xml:space="preserve">udev</w:t>
-      </w:r>
-      <w:r>
-        <w:t xml:space="preserve"> </w:t>
-      </w:r>
-      <w:r>
-        <w:t xml:space="preserve">знаходить відповідне правило й створює файл пристрою з потрібними іменем, власником і правами.</w:t>
+        <w:t xml:space="preserve">у просторі користувача отримує подію, знаходить відповідні правила й доводить файл до ладу: призначає власника й права, створює сталі імена-посилання, запускає потрібні програми.</w:t>
       </w:r>
     </w:p>
     <w:p>
@@ -1172,7 +1172,7 @@
               <w:spacing w:before="0" w:after="0" w:line="200" w:lineRule="auto"/>
             </w:pPr>
             <w:r>
-              <w:t xml:space="preserve">dmesg | tail -20                  # повідомлення ядра, зокрема про пристрої</w:t>
+              <w:t xml:space="preserve">sudo dmesg | tail -20             # повідомлення ядра (в Ubuntu — лише для root)</w:t>
             </w:r>
           </w:p>
         </w:tc>
@@ -1896,39 +1896,6 @@
               <w:t xml:space="preserve">/dev/null: character special file, major=1 minor=3</w:t>
             </w:r>
           </w:p>
-          <w:p>
-            <w:pPr>
-              <w:pStyle w:val="SourceCode"/>
-              <w:spacing w:before="0" w:after="0" w:line="200" w:lineRule="auto"/>
-            </w:pPr>
-          </w:p>
-          <w:p>
-            <w:pPr>
-              <w:pStyle w:val="SourceCode"/>
-              <w:spacing w:before="0" w:after="0" w:line="200" w:lineRule="auto"/>
-            </w:pPr>
-            <w:r>
-              <w:t xml:space="preserve">student@lab-vm:~$ ls -l /dev/sda1 /dev/null</w:t>
-            </w:r>
-          </w:p>
-          <w:p>
-            <w:pPr>
-              <w:pStyle w:val="SourceCode"/>
-              <w:spacing w:before="0" w:after="0" w:line="200" w:lineRule="auto"/>
-            </w:pPr>
-            <w:r>
-              <w:t xml:space="preserve">brw-rw---- 1 root disk    8, 1 Sep 17 08:42 /dev/sda1</w:t>
-            </w:r>
-          </w:p>
-          <w:p>
-            <w:pPr>
-              <w:pStyle w:val="SourceCode"/>
-              <w:spacing w:before="0" w:after="0" w:line="200" w:lineRule="auto"/>
-            </w:pPr>
-            <w:r>
-              <w:t xml:space="preserve">crw-rw-rw- 1 root root    1, 3 Sep 17 08:42 /dev/null</w:t>
-            </w:r>
-          </w:p>
         </w:tc>
       </w:tr>
     </w:tbl>
@@ -1946,7 +1913,7 @@
         <w:pStyle w:val="FirstParagraph"/>
       </w:pPr>
       <w:r>
-        <w:t xml:space="preserve">Обидва диски</w:t>
+        <w:t xml:space="preserve">Диск</w:t>
       </w:r>
       <w:r>
         <w:t xml:space="preserve"> </w:t>
@@ -1961,7 +1928,7 @@
         <w:t xml:space="preserve"> </w:t>
       </w:r>
       <w:r>
-        <w:t xml:space="preserve">і</w:t>
+        <w:t xml:space="preserve">і його розділ</w:t>
       </w:r>
       <w:r>
         <w:t xml:space="preserve"> </w:t>
@@ -2691,7 +2658,7 @@
               <w:spacing w:before="0" w:after="0" w:line="200" w:lineRule="auto"/>
             </w:pPr>
             <w:r>
-              <w:t xml:space="preserve">student@lab-vm:~$ dmesg | tail -5</w:t>
+              <w:t xml:space="preserve">student@lab-vm:~$ sudo dmesg | tail -5</w:t>
             </w:r>
           </w:p>
           <w:p>
@@ -3884,7 +3851,7 @@
               <w:pStyle w:val="Compact"/>
             </w:pPr>
             <w:r>
-              <w:t xml:space="preserve">Пояснити різницю між</w:t>
+              <w:t xml:space="preserve">Пояснити, чим</w:t>
             </w:r>
             <w:r>
               <w:t xml:space="preserve"> </w:t>
@@ -3899,7 +3866,7 @@
               <w:t xml:space="preserve"> </w:t>
             </w:r>
             <w:r>
-              <w:t xml:space="preserve">і</w:t>
+              <w:t xml:space="preserve">відрізнявся від</w:t>
             </w:r>
             <w:r>
               <w:t xml:space="preserve"> </w:t>
@@ -3909,6 +3876,12 @@
                 <w:rStyle w:val="VerbatimChar"/>
               </w:rPr>
               <w:t xml:space="preserve">/dev/urandom</w:t>
+            </w:r>
+            <w:r>
+              <w:t xml:space="preserve"> </w:t>
+            </w:r>
+            <w:r>
+              <w:t xml:space="preserve">до Linux 5.6 і чим відрізняється тепер</w:t>
             </w:r>
           </w:p>
         </w:tc>
@@ -5543,7 +5516,7 @@
               <w:pStyle w:val="Compact"/>
             </w:pPr>
             <w:r>
-              <w:t xml:space="preserve">Пояснити, чому читання з</w:t>
+              <w:t xml:space="preserve">Пояснити, чому до Linux 5.6 читання з</w:t>
             </w:r>
             <w:r>
               <w:t xml:space="preserve"> </w:t>
@@ -5558,7 +5531,7 @@
               <w:t xml:space="preserve"> </w:t>
             </w:r>
             <w:r>
-              <w:t xml:space="preserve">може «зависати»</w:t>
+              <w:t xml:space="preserve">могло «зависати» і коли воно блокується тепер</w:t>
             </w:r>
           </w:p>
         </w:tc>
